--- a/MATERIAIS/GESTAO_E_CONTROLE_MATERIAIS/ANALISE_DADOS_APLICADA_GESTAO/ATIVIDADES/AVALIACAO-02-CONCEITOS-FUNDAMENTOS-EXCEL.docx
+++ b/MATERIAIS/GESTAO_E_CONTROLE_MATERIAIS/ANALISE_DADOS_APLICADA_GESTAO/ATIVIDADES/AVALIACAO-02-CONCEITOS-FUNDAMENTOS-EXCEL.docx
@@ -218,13 +218,13 @@
       <w:pPr>
         <w:rPr>
           <w:b/>
-          <w:sz w:val="22"/>
-        </w:rPr>
-      </w:pPr>
-      <w:r>
-        <w:rPr>
-          <w:b/>
-          <w:sz w:val="22"/>
+          <w:color w:val="FF0000"/>
+        </w:rPr>
+      </w:pPr>
+      <w:r>
+        <w:rPr>
+          <w:b/>
+          <w:color w:val="FF0000"/>
         </w:rPr>
         <w:t>ITEM 1</w:t>
       </w:r>
@@ -232,94 +232,111 @@
     <w:p>
       <w:pPr>
         <w:rPr>
-          <w:sz w:val="22"/>
-        </w:rPr>
-      </w:pPr>
-      <w:r>
-        <w:rPr>
+          <w:color w:val="000000"/>
+          <w:sz w:val="22"/>
+        </w:rPr>
+      </w:pPr>
+      <w:r>
+        <w:rPr>
+          <w:b/>
           <w:i/>
+          <w:color w:val="000000"/>
           <w:sz w:val="22"/>
         </w:rPr>
         <w:t xml:space="preserve">CAPACIDADE: </w:t>
       </w:r>
       <w:r>
         <w:rPr>
-          <w:sz w:val="22"/>
-        </w:rPr>
-        <w:t>Construir fórmulas de multiplicação e soma</w:t>
-      </w:r>
-    </w:p>
-    <w:p>
-      <w:pPr>
-        <w:rPr>
-          <w:sz w:val="22"/>
-        </w:rPr>
-      </w:pPr>
-    </w:p>
-    <w:p>
-      <w:pPr>
-        <w:rPr>
-          <w:sz w:val="22"/>
-        </w:rPr>
-      </w:pPr>
-      <w:r>
-        <w:rPr>
+          <w:color w:val="000000"/>
+          <w:sz w:val="22"/>
+        </w:rPr>
+        <w:t>Estruturar planilha Excel com cabeçalhos</w:t>
+      </w:r>
+    </w:p>
+    <w:p>
+      <w:pPr>
+        <w:rPr>
+          <w:color w:val="000000"/>
+          <w:sz w:val="22"/>
+        </w:rPr>
+      </w:pPr>
+    </w:p>
+    <w:p>
+      <w:pPr>
+        <w:rPr>
+          <w:color w:val="000000"/>
+          <w:sz w:val="22"/>
+        </w:rPr>
+      </w:pPr>
+      <w:r>
+        <w:rPr>
+          <w:b/>
           <w:i/>
+          <w:color w:val="000000"/>
           <w:sz w:val="22"/>
         </w:rPr>
         <w:t xml:space="preserve">Contexto: </w:t>
       </w:r>
       <w:r>
         <w:rPr>
-          <w:sz w:val="22"/>
-        </w:rPr>
-        <w:t>Loja com 5 produtos: Notebook (5×R.500), Mouse (20×R), Teclado (15×R), Monitor (8×R), Webcam (12×R).</w:t>
-      </w:r>
-    </w:p>
-    <w:p>
-      <w:pPr>
-        <w:rPr>
-          <w:sz w:val="22"/>
-        </w:rPr>
-      </w:pPr>
-    </w:p>
-    <w:p>
-      <w:pPr>
-        <w:rPr>
-          <w:sz w:val="22"/>
-        </w:rPr>
-      </w:pPr>
-      <w:r>
-        <w:rPr>
+          <w:color w:val="000000"/>
+          <w:sz w:val="22"/>
+        </w:rPr>
+        <w:t>Dados: Notebook, Mouse, Teclado, Monitor, Webcam com quantidades e preços. Colunas necessárias: Produto, Quantidade, Preço Unitário, Total, %.</w:t>
+      </w:r>
+    </w:p>
+    <w:p>
+      <w:pPr>
+        <w:rPr>
+          <w:color w:val="000000"/>
+          <w:sz w:val="22"/>
+        </w:rPr>
+      </w:pPr>
+    </w:p>
+    <w:p>
+      <w:pPr>
+        <w:rPr>
+          <w:color w:val="000000"/>
+          <w:sz w:val="22"/>
+        </w:rPr>
+      </w:pPr>
+      <w:r>
+        <w:rPr>
+          <w:b/>
           <w:i/>
+          <w:color w:val="000000"/>
           <w:sz w:val="22"/>
         </w:rPr>
         <w:t xml:space="preserve">Comando: </w:t>
       </w:r>
       <w:r>
         <w:rPr>
-          <w:sz w:val="22"/>
-        </w:rPr>
-        <w:t>Crie coluna Total e calcule soma geral.</w:t>
-      </w:r>
-    </w:p>
-    <w:p>
-      <w:pPr>
-        <w:rPr>
-          <w:sz w:val="22"/>
-        </w:rPr>
-      </w:pPr>
-    </w:p>
-    <w:p>
-      <w:pPr>
-        <w:rPr>
-          <w:b/>
-          <w:sz w:val="22"/>
-        </w:rPr>
-      </w:pPr>
-      <w:r>
-        <w:rPr>
-          <w:b/>
+          <w:color w:val="000000"/>
+          <w:sz w:val="22"/>
+        </w:rPr>
+        <w:t>Crie cabeçalhos em A1:E1, formate com letras MAIÚSCULAS, fundo cinza, texto branco. Qual é o endereço correto?</w:t>
+      </w:r>
+    </w:p>
+    <w:p>
+      <w:pPr>
+        <w:rPr>
+          <w:color w:val="000000"/>
+          <w:sz w:val="22"/>
+        </w:rPr>
+      </w:pPr>
+    </w:p>
+    <w:p>
+      <w:pPr>
+        <w:rPr>
+          <w:b/>
+          <w:color w:val="000000"/>
+          <w:sz w:val="22"/>
+        </w:rPr>
+      </w:pPr>
+      <w:r>
+        <w:rPr>
+          <w:b/>
+          <w:color w:val="000000"/>
           <w:sz w:val="22"/>
         </w:rPr>
         <w:t>Alternativas:</w:t>
@@ -328,86 +345,97 @@
     <w:p>
       <w:pPr>
         <w:rPr>
-          <w:sz w:val="22"/>
-        </w:rPr>
-      </w:pPr>
-      <w:r>
-        <w:rPr>
-          <w:sz w:val="22"/>
-        </w:rPr>
-        <w:t>a) Total: R.850 (correto)</w:t>
-      </w:r>
-    </w:p>
-    <w:p>
-      <w:pPr>
-        <w:rPr>
-          <w:sz w:val="22"/>
-        </w:rPr>
-      </w:pPr>
-      <w:r>
-        <w:rPr>
-          <w:sz w:val="22"/>
-        </w:rPr>
-        <w:t>b) Total: R.000</w:t>
-      </w:r>
-    </w:p>
-    <w:p>
-      <w:pPr>
-        <w:rPr>
-          <w:sz w:val="22"/>
-        </w:rPr>
-      </w:pPr>
-      <w:r>
-        <w:rPr>
-          <w:sz w:val="22"/>
-        </w:rPr>
-        <w:t>c) Total: R.000</w:t>
-      </w:r>
-    </w:p>
-    <w:p>
-      <w:pPr>
-        <w:rPr>
-          <w:sz w:val="22"/>
-        </w:rPr>
-      </w:pPr>
-      <w:r>
-        <w:rPr>
-          <w:sz w:val="22"/>
-        </w:rPr>
-        <w:t>d) Impossível sem descontos</w:t>
-      </w:r>
-    </w:p>
-    <w:p>
-      <w:pPr>
-        <w:rPr>
-          <w:sz w:val="22"/>
-        </w:rPr>
-      </w:pPr>
-      <w:r>
-        <w:rPr>
-          <w:sz w:val="22"/>
-        </w:rPr>
-        <w:t>e) Total: R.000</w:t>
-      </w:r>
-    </w:p>
-    <w:p>
-      <w:pPr>
-        <w:rPr>
-          <w:sz w:val="22"/>
-        </w:rPr>
-      </w:pPr>
-    </w:p>
-    <w:p>
-      <w:pPr>
-        <w:rPr>
-          <w:b/>
-          <w:sz w:val="22"/>
-        </w:rPr>
-      </w:pPr>
-      <w:r>
-        <w:rPr>
-          <w:b/>
-          <w:sz w:val="22"/>
+          <w:color w:val="000000"/>
+          <w:sz w:val="22"/>
+        </w:rPr>
+      </w:pPr>
+      <w:r>
+        <w:rPr>
+          <w:color w:val="000000"/>
+          <w:sz w:val="22"/>
+        </w:rPr>
+        <w:t>a) A1:E1 com formatação especificada (maiúscula, cinza, branco, borda preta)</w:t>
+      </w:r>
+    </w:p>
+    <w:p>
+      <w:pPr>
+        <w:rPr>
+          <w:color w:val="000000"/>
+          <w:sz w:val="22"/>
+        </w:rPr>
+      </w:pPr>
+      <w:r>
+        <w:rPr>
+          <w:color w:val="000000"/>
+          <w:sz w:val="22"/>
+        </w:rPr>
+        <w:t>b) A1:E1 em texto simples sem formatação</w:t>
+      </w:r>
+    </w:p>
+    <w:p>
+      <w:pPr>
+        <w:rPr>
+          <w:color w:val="000000"/>
+          <w:sz w:val="22"/>
+        </w:rPr>
+      </w:pPr>
+      <w:r>
+        <w:rPr>
+          <w:color w:val="000000"/>
+          <w:sz w:val="22"/>
+        </w:rPr>
+        <w:t>c) A2:E2 com dados já preenchidos</w:t>
+      </w:r>
+    </w:p>
+    <w:p>
+      <w:pPr>
+        <w:rPr>
+          <w:color w:val="000000"/>
+          <w:sz w:val="22"/>
+        </w:rPr>
+      </w:pPr>
+      <w:r>
+        <w:rPr>
+          <w:color w:val="000000"/>
+          <w:sz w:val="22"/>
+        </w:rPr>
+        <w:t>d) F1:J1 deslocado para direita</w:t>
+      </w:r>
+    </w:p>
+    <w:p>
+      <w:pPr>
+        <w:rPr>
+          <w:color w:val="000000"/>
+          <w:sz w:val="22"/>
+        </w:rPr>
+      </w:pPr>
+      <w:r>
+        <w:rPr>
+          <w:color w:val="000000"/>
+          <w:sz w:val="22"/>
+        </w:rPr>
+        <w:t>e) A1:A5 apenas coluna A</w:t>
+      </w:r>
+    </w:p>
+    <w:p>
+      <w:pPr>
+        <w:rPr>
+          <w:color w:val="000000"/>
+          <w:sz w:val="22"/>
+        </w:rPr>
+      </w:pPr>
+    </w:p>
+    <w:p>
+      <w:pPr>
+        <w:rPr>
+          <w:b/>
+          <w:color w:val="FF0000"/>
+        </w:rPr>
+      </w:pPr>
+      <w:r>
+        <w:rPr>
+          <w:b/>
+          <w:color w:val="FF0000"/>
         </w:rPr>
         <w:t>ITEM 2</w:t>
       </w:r>
@@ -415,94 +443,111 @@
     <w:p>
       <w:pPr>
         <w:rPr>
-          <w:sz w:val="22"/>
-        </w:rPr>
-      </w:pPr>
-      <w:r>
-        <w:rPr>
+          <w:color w:val="000000"/>
+          <w:sz w:val="22"/>
+        </w:rPr>
+      </w:pPr>
+      <w:r>
+        <w:rPr>
+          <w:b/>
           <w:i/>
+          <w:color w:val="000000"/>
           <w:sz w:val="22"/>
         </w:rPr>
         <w:t xml:space="preserve">CAPACIDADE: </w:t>
       </w:r>
       <w:r>
         <w:rPr>
-          <w:sz w:val="22"/>
-        </w:rPr>
-        <w:t>Aplicar fórmulas de porcentagem com referência absoluta</w:t>
-      </w:r>
-    </w:p>
-    <w:p>
-      <w:pPr>
-        <w:rPr>
-          <w:sz w:val="22"/>
-        </w:rPr>
-      </w:pPr>
-    </w:p>
-    <w:p>
-      <w:pPr>
-        <w:rPr>
-          <w:sz w:val="22"/>
-        </w:rPr>
-      </w:pPr>
-      <w:r>
-        <w:rPr>
+          <w:color w:val="000000"/>
+          <w:sz w:val="22"/>
+        </w:rPr>
+        <w:t>Inserir dados de 5 produtos</w:t>
+      </w:r>
+    </w:p>
+    <w:p>
+      <w:pPr>
+        <w:rPr>
+          <w:color w:val="000000"/>
+          <w:sz w:val="22"/>
+        </w:rPr>
+      </w:pPr>
+    </w:p>
+    <w:p>
+      <w:pPr>
+        <w:rPr>
+          <w:color w:val="000000"/>
+          <w:sz w:val="22"/>
+        </w:rPr>
+      </w:pPr>
+      <w:r>
+        <w:rPr>
+          <w:b/>
           <w:i/>
+          <w:color w:val="000000"/>
           <w:sz w:val="22"/>
         </w:rPr>
         <w:t xml:space="preserve">Contexto: </w:t>
       </w:r>
       <w:r>
         <w:rPr>
-          <w:sz w:val="22"/>
-        </w:rPr>
-        <w:t>Total em D7 = R.850. Calcular % de cada produto.</w:t>
-      </w:r>
-    </w:p>
-    <w:p>
-      <w:pPr>
-        <w:rPr>
-          <w:sz w:val="22"/>
-        </w:rPr>
-      </w:pPr>
-    </w:p>
-    <w:p>
-      <w:pPr>
-        <w:rPr>
-          <w:sz w:val="22"/>
-        </w:rPr>
-      </w:pPr>
-      <w:r>
-        <w:rPr>
+          <w:color w:val="000000"/>
+          <w:sz w:val="22"/>
+        </w:rPr>
+        <w:t>5 produtos: Notebook (5, 3500), Mouse (20, 85), Teclado (15, 150), Monitor (8, 800), Webcam (12, 250). Identificar tipos de dados.</w:t>
+      </w:r>
+    </w:p>
+    <w:p>
+      <w:pPr>
+        <w:rPr>
+          <w:color w:val="000000"/>
+          <w:sz w:val="22"/>
+        </w:rPr>
+      </w:pPr>
+    </w:p>
+    <w:p>
+      <w:pPr>
+        <w:rPr>
+          <w:color w:val="000000"/>
+          <w:sz w:val="22"/>
+        </w:rPr>
+      </w:pPr>
+      <w:r>
+        <w:rPr>
+          <w:b/>
           <w:i/>
+          <w:color w:val="000000"/>
           <w:sz w:val="22"/>
         </w:rPr>
         <w:t xml:space="preserve">Comando: </w:t>
       </w:r>
       <w:r>
         <w:rPr>
-          <w:sz w:val="22"/>
-        </w:rPr>
-        <w:t>Use =D2/\*100. Qual % do Notebook?</w:t>
-      </w:r>
-    </w:p>
-    <w:p>
-      <w:pPr>
-        <w:rPr>
-          <w:sz w:val="22"/>
-        </w:rPr>
-      </w:pPr>
-    </w:p>
-    <w:p>
-      <w:pPr>
-        <w:rPr>
-          <w:b/>
-          <w:sz w:val="22"/>
-        </w:rPr>
-      </w:pPr>
-      <w:r>
-        <w:rPr>
-          <w:b/>
+          <w:color w:val="000000"/>
+          <w:sz w:val="22"/>
+        </w:rPr>
+        <w:t>Insira dados em A2:C6. Qual é o tipo de cada coluna? (Texto/Número/Fórmula)</w:t>
+      </w:r>
+    </w:p>
+    <w:p>
+      <w:pPr>
+        <w:rPr>
+          <w:color w:val="000000"/>
+          <w:sz w:val="22"/>
+        </w:rPr>
+      </w:pPr>
+    </w:p>
+    <w:p>
+      <w:pPr>
+        <w:rPr>
+          <w:b/>
+          <w:color w:val="000000"/>
+          <w:sz w:val="22"/>
+        </w:rPr>
+      </w:pPr>
+      <w:r>
+        <w:rPr>
+          <w:b/>
+          <w:color w:val="000000"/>
           <w:sz w:val="22"/>
         </w:rPr>
         <w:t>Alternativas:</w:t>
@@ -511,86 +556,97 @@
     <w:p>
       <w:pPr>
         <w:rPr>
-          <w:sz w:val="22"/>
-        </w:rPr>
-      </w:pPr>
-      <w:r>
-        <w:rPr>
-          <w:sz w:val="22"/>
-        </w:rPr>
-        <w:t>a) 56,72%</w:t>
-      </w:r>
-    </w:p>
-    <w:p>
-      <w:pPr>
-        <w:rPr>
-          <w:sz w:val="22"/>
-        </w:rPr>
-      </w:pPr>
-      <w:r>
-        <w:rPr>
-          <w:sz w:val="22"/>
-        </w:rPr>
-        <w:t>b) 50%</w:t>
-      </w:r>
-    </w:p>
-    <w:p>
-      <w:pPr>
-        <w:rPr>
-          <w:sz w:val="22"/>
-        </w:rPr>
-      </w:pPr>
-      <w:r>
-        <w:rPr>
-          <w:sz w:val="22"/>
-        </w:rPr>
-        <w:t>c) 60%</w:t>
-      </w:r>
-    </w:p>
-    <w:p>
-      <w:pPr>
-        <w:rPr>
-          <w:sz w:val="22"/>
-        </w:rPr>
-      </w:pPr>
-      <w:r>
-        <w:rPr>
-          <w:sz w:val="22"/>
-        </w:rPr>
-        <w:t>d) 17.500%</w:t>
-      </w:r>
-    </w:p>
-    <w:p>
-      <w:pPr>
-        <w:rPr>
-          <w:sz w:val="22"/>
-        </w:rPr>
-      </w:pPr>
-      <w:r>
-        <w:rPr>
-          <w:sz w:val="22"/>
-        </w:rPr>
-        <w:t>e) 5,67%</w:t>
-      </w:r>
-    </w:p>
-    <w:p>
-      <w:pPr>
-        <w:rPr>
-          <w:sz w:val="22"/>
-        </w:rPr>
-      </w:pPr>
-    </w:p>
-    <w:p>
-      <w:pPr>
-        <w:rPr>
-          <w:b/>
-          <w:sz w:val="22"/>
-        </w:rPr>
-      </w:pPr>
-      <w:r>
-        <w:rPr>
-          <w:b/>
-          <w:sz w:val="22"/>
+          <w:color w:val="000000"/>
+          <w:sz w:val="22"/>
+        </w:rPr>
+      </w:pPr>
+      <w:r>
+        <w:rPr>
+          <w:color w:val="000000"/>
+          <w:sz w:val="22"/>
+        </w:rPr>
+        <w:t>a) Coluna A: Texto. Coluna B: Número. Coluna C: Número.</w:t>
+      </w:r>
+    </w:p>
+    <w:p>
+      <w:pPr>
+        <w:rPr>
+          <w:color w:val="000000"/>
+          <w:sz w:val="22"/>
+        </w:rPr>
+      </w:pPr>
+      <w:r>
+        <w:rPr>
+          <w:color w:val="000000"/>
+          <w:sz w:val="22"/>
+        </w:rPr>
+        <w:t>b) Todas as colunas são Texto.</w:t>
+      </w:r>
+    </w:p>
+    <w:p>
+      <w:pPr>
+        <w:rPr>
+          <w:color w:val="000000"/>
+          <w:sz w:val="22"/>
+        </w:rPr>
+      </w:pPr>
+      <w:r>
+        <w:rPr>
+          <w:color w:val="000000"/>
+          <w:sz w:val="22"/>
+        </w:rPr>
+        <w:t>c) Todas são Número.</w:t>
+      </w:r>
+    </w:p>
+    <w:p>
+      <w:pPr>
+        <w:rPr>
+          <w:color w:val="000000"/>
+          <w:sz w:val="22"/>
+        </w:rPr>
+      </w:pPr>
+      <w:r>
+        <w:rPr>
+          <w:color w:val="000000"/>
+          <w:sz w:val="22"/>
+        </w:rPr>
+        <w:t>d) Coluna A: Número. B e C: Texto.</w:t>
+      </w:r>
+    </w:p>
+    <w:p>
+      <w:pPr>
+        <w:rPr>
+          <w:color w:val="000000"/>
+          <w:sz w:val="22"/>
+        </w:rPr>
+      </w:pPr>
+      <w:r>
+        <w:rPr>
+          <w:color w:val="000000"/>
+          <w:sz w:val="22"/>
+        </w:rPr>
+        <w:t>e) Coluna A: Fórmula. B: Texto. C: Número.</w:t>
+      </w:r>
+    </w:p>
+    <w:p>
+      <w:pPr>
+        <w:rPr>
+          <w:color w:val="000000"/>
+          <w:sz w:val="22"/>
+        </w:rPr>
+      </w:pPr>
+    </w:p>
+    <w:p>
+      <w:pPr>
+        <w:rPr>
+          <w:b/>
+          <w:color w:val="FF0000"/>
+        </w:rPr>
+      </w:pPr>
+      <w:r>
+        <w:rPr>
+          <w:b/>
+          <w:color w:val="FF0000"/>
         </w:rPr>
         <w:t>ITEM 3</w:t>
       </w:r>
@@ -598,94 +654,111 @@
     <w:p>
       <w:pPr>
         <w:rPr>
-          <w:sz w:val="22"/>
-        </w:rPr>
-      </w:pPr>
-      <w:r>
-        <w:rPr>
+          <w:color w:val="000000"/>
+          <w:sz w:val="22"/>
+        </w:rPr>
+      </w:pPr>
+      <w:r>
+        <w:rPr>
+          <w:b/>
           <w:i/>
+          <w:color w:val="000000"/>
           <w:sz w:val="22"/>
         </w:rPr>
         <w:t xml:space="preserve">CAPACIDADE: </w:t>
       </w:r>
       <w:r>
         <w:rPr>
-          <w:sz w:val="22"/>
-        </w:rPr>
-        <w:t>Utilizar funções de agregação</w:t>
-      </w:r>
-    </w:p>
-    <w:p>
-      <w:pPr>
-        <w:rPr>
-          <w:sz w:val="22"/>
-        </w:rPr>
-      </w:pPr>
-    </w:p>
-    <w:p>
-      <w:pPr>
-        <w:rPr>
-          <w:sz w:val="22"/>
-        </w:rPr>
-      </w:pPr>
-      <w:r>
-        <w:rPr>
+          <w:color w:val="000000"/>
+          <w:sz w:val="22"/>
+        </w:rPr>
+        <w:t>Construir fórmula de multiplicação</w:t>
+      </w:r>
+    </w:p>
+    <w:p>
+      <w:pPr>
+        <w:rPr>
+          <w:color w:val="000000"/>
+          <w:sz w:val="22"/>
+        </w:rPr>
+      </w:pPr>
+    </w:p>
+    <w:p>
+      <w:pPr>
+        <w:rPr>
+          <w:color w:val="000000"/>
+          <w:sz w:val="22"/>
+        </w:rPr>
+      </w:pPr>
+      <w:r>
+        <w:rPr>
+          <w:b/>
           <w:i/>
+          <w:color w:val="000000"/>
           <w:sz w:val="22"/>
         </w:rPr>
         <w:t xml:space="preserve">Contexto: </w:t>
       </w:r>
       <w:r>
         <w:rPr>
-          <w:sz w:val="22"/>
-        </w:rPr>
-        <w:t>Coluna Total com valores: 17500, 1700, 2250, 6400, 3000.</w:t>
-      </w:r>
-    </w:p>
-    <w:p>
-      <w:pPr>
-        <w:rPr>
-          <w:sz w:val="22"/>
-        </w:rPr>
-      </w:pPr>
-    </w:p>
-    <w:p>
-      <w:pPr>
-        <w:rPr>
-          <w:sz w:val="22"/>
-        </w:rPr>
-      </w:pPr>
-      <w:r>
-        <w:rPr>
+          <w:color w:val="000000"/>
+          <w:sz w:val="22"/>
+        </w:rPr>
+        <w:t>D2 deve conter Qtd × Preço (B2 × C2). Copiar para D3:D6.</w:t>
+      </w:r>
+    </w:p>
+    <w:p>
+      <w:pPr>
+        <w:rPr>
+          <w:color w:val="000000"/>
+          <w:sz w:val="22"/>
+        </w:rPr>
+      </w:pPr>
+    </w:p>
+    <w:p>
+      <w:pPr>
+        <w:rPr>
+          <w:color w:val="000000"/>
+          <w:sz w:val="22"/>
+        </w:rPr>
+      </w:pPr>
+      <w:r>
+        <w:rPr>
+          <w:b/>
           <w:i/>
+          <w:color w:val="000000"/>
           <w:sz w:val="22"/>
         </w:rPr>
         <w:t xml:space="preserve">Comando: </w:t>
       </w:r>
       <w:r>
         <w:rPr>
-          <w:sz w:val="22"/>
-        </w:rPr>
-        <w:t>SOMA, MÁXIMO, MÍNIMO, MÉDIA = ?</w:t>
-      </w:r>
-    </w:p>
-    <w:p>
-      <w:pPr>
-        <w:rPr>
-          <w:sz w:val="22"/>
-        </w:rPr>
-      </w:pPr>
-    </w:p>
-    <w:p>
-      <w:pPr>
-        <w:rPr>
-          <w:b/>
-          <w:sz w:val="22"/>
-        </w:rPr>
-      </w:pPr>
-      <w:r>
-        <w:rPr>
-          <w:b/>
+          <w:color w:val="000000"/>
+          <w:sz w:val="22"/>
+        </w:rPr>
+        <w:t>Qual é a fórmula correta e o resultado esperado para Notebook?</w:t>
+      </w:r>
+    </w:p>
+    <w:p>
+      <w:pPr>
+        <w:rPr>
+          <w:color w:val="000000"/>
+          <w:sz w:val="22"/>
+        </w:rPr>
+      </w:pPr>
+    </w:p>
+    <w:p>
+      <w:pPr>
+        <w:rPr>
+          <w:b/>
+          <w:color w:val="000000"/>
+          <w:sz w:val="22"/>
+        </w:rPr>
+      </w:pPr>
+      <w:r>
+        <w:rPr>
+          <w:b/>
+          <w:color w:val="000000"/>
           <w:sz w:val="22"/>
         </w:rPr>
         <w:t>Alternativas:</w:t>
@@ -694,11 +767,646 @@
     <w:p>
       <w:pPr>
         <w:rPr>
-          <w:sz w:val="22"/>
-        </w:rPr>
-      </w:pPr>
-      <w:r>
-        <w:rPr>
+          <w:color w:val="000000"/>
+          <w:sz w:val="22"/>
+        </w:rPr>
+      </w:pPr>
+      <w:r>
+        <w:rPr>
+          <w:color w:val="000000"/>
+          <w:sz w:val="22"/>
+        </w:rPr>
+        <w:t>a) =B2*C2 → 5 × 3500 = 17.500</w:t>
+      </w:r>
+    </w:p>
+    <w:p>
+      <w:pPr>
+        <w:rPr>
+          <w:color w:val="000000"/>
+          <w:sz w:val="22"/>
+        </w:rPr>
+      </w:pPr>
+      <w:r>
+        <w:rPr>
+          <w:color w:val="000000"/>
+          <w:sz w:val="22"/>
+        </w:rPr>
+        <w:t>b) =B2+C2 → 5 + 3500 = 3.505</w:t>
+      </w:r>
+    </w:p>
+    <w:p>
+      <w:pPr>
+        <w:rPr>
+          <w:color w:val="000000"/>
+          <w:sz w:val="22"/>
+        </w:rPr>
+      </w:pPr>
+      <w:r>
+        <w:rPr>
+          <w:color w:val="000000"/>
+          <w:sz w:val="22"/>
+        </w:rPr>
+        <w:t>c) =B2/C2 → 5 ÷ 3500 = 0,0014</w:t>
+      </w:r>
+    </w:p>
+    <w:p>
+      <w:pPr>
+        <w:rPr>
+          <w:color w:val="000000"/>
+          <w:sz w:val="22"/>
+        </w:rPr>
+      </w:pPr>
+      <w:r>
+        <w:rPr>
+          <w:color w:val="000000"/>
+          <w:sz w:val="22"/>
+        </w:rPr>
+        <w:t>d) =C2^B2 → 3500^5 (muito grande)</w:t>
+      </w:r>
+    </w:p>
+    <w:p>
+      <w:pPr>
+        <w:rPr>
+          <w:color w:val="000000"/>
+          <w:sz w:val="22"/>
+        </w:rPr>
+      </w:pPr>
+      <w:r>
+        <w:rPr>
+          <w:color w:val="000000"/>
+          <w:sz w:val="22"/>
+        </w:rPr>
+        <w:t>e) =B2 C2 (sem operador, erro)</w:t>
+      </w:r>
+    </w:p>
+    <w:p>
+      <w:pPr>
+        <w:rPr>
+          <w:color w:val="000000"/>
+          <w:sz w:val="22"/>
+        </w:rPr>
+      </w:pPr>
+    </w:p>
+    <w:p>
+      <w:pPr>
+        <w:rPr>
+          <w:b/>
+          <w:color w:val="FF0000"/>
+        </w:rPr>
+      </w:pPr>
+      <w:r>
+        <w:rPr>
+          <w:b/>
+          <w:color w:val="FF0000"/>
+        </w:rPr>
+        <w:t>ITEM 4</w:t>
+      </w:r>
+    </w:p>
+    <w:p>
+      <w:pPr>
+        <w:rPr>
+          <w:color w:val="000000"/>
+          <w:sz w:val="22"/>
+        </w:rPr>
+      </w:pPr>
+      <w:r>
+        <w:rPr>
+          <w:b/>
+          <w:i/>
+          <w:color w:val="000000"/>
+          <w:sz w:val="22"/>
+        </w:rPr>
+        <w:t xml:space="preserve">CAPACIDADE: </w:t>
+      </w:r>
+      <w:r>
+        <w:rPr>
+          <w:color w:val="000000"/>
+          <w:sz w:val="22"/>
+        </w:rPr>
+        <w:t>Calcular soma com função SOMA</w:t>
+      </w:r>
+    </w:p>
+    <w:p>
+      <w:pPr>
+        <w:rPr>
+          <w:color w:val="000000"/>
+          <w:sz w:val="22"/>
+        </w:rPr>
+      </w:pPr>
+    </w:p>
+    <w:p>
+      <w:pPr>
+        <w:rPr>
+          <w:color w:val="000000"/>
+          <w:sz w:val="22"/>
+        </w:rPr>
+      </w:pPr>
+      <w:r>
+        <w:rPr>
+          <w:b/>
+          <w:i/>
+          <w:color w:val="000000"/>
+          <w:sz w:val="22"/>
+        </w:rPr>
+        <w:t xml:space="preserve">Contexto: </w:t>
+      </w:r>
+      <w:r>
+        <w:rPr>
+          <w:color w:val="000000"/>
+          <w:sz w:val="22"/>
+        </w:rPr>
+        <w:t>D7 deve somar todos os totais D2:D6 (17.500 + 1.700 + 2.250 + 6.400 + 3.000).</w:t>
+      </w:r>
+    </w:p>
+    <w:p>
+      <w:pPr>
+        <w:rPr>
+          <w:color w:val="000000"/>
+          <w:sz w:val="22"/>
+        </w:rPr>
+      </w:pPr>
+    </w:p>
+    <w:p>
+      <w:pPr>
+        <w:rPr>
+          <w:color w:val="000000"/>
+          <w:sz w:val="22"/>
+        </w:rPr>
+      </w:pPr>
+      <w:r>
+        <w:rPr>
+          <w:b/>
+          <w:i/>
+          <w:color w:val="000000"/>
+          <w:sz w:val="22"/>
+        </w:rPr>
+        <w:t xml:space="preserve">Comando: </w:t>
+      </w:r>
+      <w:r>
+        <w:rPr>
+          <w:color w:val="000000"/>
+          <w:sz w:val="22"/>
+        </w:rPr>
+        <w:t>Qual fórmula e resultado correto?</w:t>
+      </w:r>
+    </w:p>
+    <w:p>
+      <w:pPr>
+        <w:rPr>
+          <w:color w:val="000000"/>
+          <w:sz w:val="22"/>
+        </w:rPr>
+      </w:pPr>
+    </w:p>
+    <w:p>
+      <w:pPr>
+        <w:rPr>
+          <w:b/>
+          <w:color w:val="000000"/>
+          <w:sz w:val="22"/>
+        </w:rPr>
+      </w:pPr>
+      <w:r>
+        <w:rPr>
+          <w:b/>
+          <w:color w:val="000000"/>
+          <w:sz w:val="22"/>
+        </w:rPr>
+        <w:t>Alternativas:</w:t>
+      </w:r>
+    </w:p>
+    <w:p>
+      <w:pPr>
+        <w:rPr>
+          <w:color w:val="000000"/>
+          <w:sz w:val="22"/>
+        </w:rPr>
+      </w:pPr>
+      <w:r>
+        <w:rPr>
+          <w:color w:val="000000"/>
+          <w:sz w:val="22"/>
+        </w:rPr>
+        <w:t>a) =SOMA(D2:D6) → 30.850</w:t>
+      </w:r>
+    </w:p>
+    <w:p>
+      <w:pPr>
+        <w:rPr>
+          <w:color w:val="000000"/>
+          <w:sz w:val="22"/>
+        </w:rPr>
+      </w:pPr>
+      <w:r>
+        <w:rPr>
+          <w:color w:val="000000"/>
+          <w:sz w:val="22"/>
+        </w:rPr>
+        <w:t>b) =SUM(D2:D6) → 30.850 (sintaxe inglesa)</w:t>
+      </w:r>
+    </w:p>
+    <w:p>
+      <w:pPr>
+        <w:rPr>
+          <w:color w:val="000000"/>
+          <w:sz w:val="22"/>
+        </w:rPr>
+      </w:pPr>
+      <w:r>
+        <w:rPr>
+          <w:color w:val="000000"/>
+          <w:sz w:val="22"/>
+        </w:rPr>
+        <w:t>c) =D2+D3+D4+D5+D6 → 30.850 (manual, funciona)</w:t>
+      </w:r>
+    </w:p>
+    <w:p>
+      <w:pPr>
+        <w:rPr>
+          <w:color w:val="000000"/>
+          <w:sz w:val="22"/>
+        </w:rPr>
+      </w:pPr>
+      <w:r>
+        <w:rPr>
+          <w:color w:val="000000"/>
+          <w:sz w:val="22"/>
+        </w:rPr>
+        <w:t>d) =TOTAL(D2:D6) → erro (função não existe)</w:t>
+      </w:r>
+    </w:p>
+    <w:p>
+      <w:pPr>
+        <w:rPr>
+          <w:color w:val="000000"/>
+          <w:sz w:val="22"/>
+        </w:rPr>
+      </w:pPr>
+      <w:r>
+        <w:rPr>
+          <w:color w:val="000000"/>
+          <w:sz w:val="22"/>
+        </w:rPr>
+        <w:t>e) =MÉDIA(D2:D6) → 6.170 (média, não soma)</w:t>
+      </w:r>
+    </w:p>
+    <w:p>
+      <w:pPr>
+        <w:rPr>
+          <w:color w:val="000000"/>
+          <w:sz w:val="22"/>
+        </w:rPr>
+      </w:pPr>
+    </w:p>
+    <w:p>
+      <w:pPr>
+        <w:rPr>
+          <w:b/>
+          <w:color w:val="FF0000"/>
+        </w:rPr>
+      </w:pPr>
+      <w:r>
+        <w:rPr>
+          <w:b/>
+          <w:color w:val="FF0000"/>
+        </w:rPr>
+        <w:t>ITEM 5</w:t>
+      </w:r>
+    </w:p>
+    <w:p>
+      <w:pPr>
+        <w:rPr>
+          <w:color w:val="000000"/>
+          <w:sz w:val="22"/>
+        </w:rPr>
+      </w:pPr>
+      <w:r>
+        <w:rPr>
+          <w:b/>
+          <w:i/>
+          <w:color w:val="000000"/>
+          <w:sz w:val="22"/>
+        </w:rPr>
+        <w:t xml:space="preserve">CAPACIDADE: </w:t>
+      </w:r>
+      <w:r>
+        <w:rPr>
+          <w:color w:val="000000"/>
+          <w:sz w:val="22"/>
+        </w:rPr>
+        <w:t>Criar fórmula de porcentagem com referência absoluta</w:t>
+      </w:r>
+    </w:p>
+    <w:p>
+      <w:pPr>
+        <w:rPr>
+          <w:color w:val="000000"/>
+          <w:sz w:val="22"/>
+        </w:rPr>
+      </w:pPr>
+    </w:p>
+    <w:p>
+      <w:pPr>
+        <w:rPr>
+          <w:color w:val="000000"/>
+          <w:sz w:val="22"/>
+        </w:rPr>
+      </w:pPr>
+      <w:r>
+        <w:rPr>
+          <w:b/>
+          <w:i/>
+          <w:color w:val="000000"/>
+          <w:sz w:val="22"/>
+        </w:rPr>
+        <w:t xml:space="preserve">Contexto: </w:t>
+      </w:r>
+      <w:r>
+        <w:rPr>
+          <w:color w:val="000000"/>
+          <w:sz w:val="22"/>
+        </w:rPr>
+        <w:t>E2 calcula % do produto sobre total (D2 ÷ D7 × 100). Usar $ para travar D7.</w:t>
+      </w:r>
+    </w:p>
+    <w:p>
+      <w:pPr>
+        <w:rPr>
+          <w:color w:val="000000"/>
+          <w:sz w:val="22"/>
+        </w:rPr>
+      </w:pPr>
+    </w:p>
+    <w:p>
+      <w:pPr>
+        <w:rPr>
+          <w:color w:val="000000"/>
+          <w:sz w:val="22"/>
+        </w:rPr>
+      </w:pPr>
+      <w:r>
+        <w:rPr>
+          <w:b/>
+          <w:i/>
+          <w:color w:val="000000"/>
+          <w:sz w:val="22"/>
+        </w:rPr>
+        <w:t xml:space="preserve">Comando: </w:t>
+      </w:r>
+      <w:r>
+        <w:rPr>
+          <w:color w:val="000000"/>
+          <w:sz w:val="22"/>
+        </w:rPr>
+        <w:t>Qual fórmula garante que ao copiar para E3:E6, D7 não mude?</w:t>
+      </w:r>
+    </w:p>
+    <w:p>
+      <w:pPr>
+        <w:rPr>
+          <w:color w:val="000000"/>
+          <w:sz w:val="22"/>
+        </w:rPr>
+      </w:pPr>
+    </w:p>
+    <w:p>
+      <w:pPr>
+        <w:rPr>
+          <w:b/>
+          <w:color w:val="000000"/>
+          <w:sz w:val="22"/>
+        </w:rPr>
+      </w:pPr>
+      <w:r>
+        <w:rPr>
+          <w:b/>
+          <w:color w:val="000000"/>
+          <w:sz w:val="22"/>
+        </w:rPr>
+        <w:t>Alternativas:</w:t>
+      </w:r>
+    </w:p>
+    <w:p>
+      <w:pPr>
+        <w:rPr>
+          <w:color w:val="000000"/>
+          <w:sz w:val="22"/>
+        </w:rPr>
+      </w:pPr>
+      <w:r>
+        <w:rPr>
+          <w:color w:val="000000"/>
+          <w:sz w:val="22"/>
+        </w:rPr>
+        <w:t>a) =D2/*100 ($ trava linha e coluna D7)</w:t>
+      </w:r>
+    </w:p>
+    <w:p>
+      <w:pPr>
+        <w:rPr>
+          <w:color w:val="000000"/>
+          <w:sz w:val="22"/>
+        </w:rPr>
+      </w:pPr>
+      <w:r>
+        <w:rPr>
+          <w:color w:val="000000"/>
+          <w:sz w:val="22"/>
+        </w:rPr>
+        <w:t>b) =D2/D7*100 (sem $, D7 muda para D8, D9, ...)</w:t>
+      </w:r>
+    </w:p>
+    <w:p>
+      <w:pPr>
+        <w:rPr>
+          <w:color w:val="000000"/>
+          <w:sz w:val="22"/>
+        </w:rPr>
+      </w:pPr>
+      <w:r>
+        <w:rPr>
+          <w:color w:val="000000"/>
+          <w:sz w:val="22"/>
+        </w:rPr>
+        <w:t>c) =/*100 (trava D2, problema)</w:t>
+      </w:r>
+    </w:p>
+    <w:p>
+      <w:pPr>
+        <w:rPr>
+          <w:color w:val="000000"/>
+          <w:sz w:val="22"/>
+        </w:rPr>
+      </w:pPr>
+      <w:r>
+        <w:rPr>
+          <w:color w:val="000000"/>
+          <w:sz w:val="22"/>
+        </w:rPr>
+        <w:t>d) =D2/D*100 (trava só linha, não é o ideal)</w:t>
+      </w:r>
+    </w:p>
+    <w:p>
+      <w:pPr>
+        <w:rPr>
+          <w:color w:val="000000"/>
+          <w:sz w:val="22"/>
+        </w:rPr>
+      </w:pPr>
+      <w:r>
+        <w:rPr>
+          <w:color w:val="000000"/>
+          <w:sz w:val="22"/>
+        </w:rPr>
+        <w:t>e) =D2%7*100 (sintaxe errada)</w:t>
+      </w:r>
+    </w:p>
+    <w:p>
+      <w:pPr>
+        <w:rPr>
+          <w:color w:val="000000"/>
+          <w:sz w:val="22"/>
+        </w:rPr>
+      </w:pPr>
+    </w:p>
+    <w:p>
+      <w:pPr>
+        <w:rPr>
+          <w:b/>
+          <w:color w:val="FF0000"/>
+        </w:rPr>
+      </w:pPr>
+      <w:r>
+        <w:rPr>
+          <w:b/>
+          <w:color w:val="FF0000"/>
+        </w:rPr>
+        <w:t>ITEM 6</w:t>
+      </w:r>
+    </w:p>
+    <w:p>
+      <w:pPr>
+        <w:rPr>
+          <w:color w:val="000000"/>
+          <w:sz w:val="22"/>
+        </w:rPr>
+      </w:pPr>
+      <w:r>
+        <w:rPr>
+          <w:b/>
+          <w:i/>
+          <w:color w:val="000000"/>
+          <w:sz w:val="22"/>
+        </w:rPr>
+        <w:t xml:space="preserve">CAPACIDADE: </w:t>
+      </w:r>
+      <w:r>
+        <w:rPr>
+          <w:color w:val="000000"/>
+          <w:sz w:val="22"/>
+        </w:rPr>
+        <w:t>Aplicar funções de agregação</w:t>
+      </w:r>
+    </w:p>
+    <w:p>
+      <w:pPr>
+        <w:rPr>
+          <w:color w:val="000000"/>
+          <w:sz w:val="22"/>
+        </w:rPr>
+      </w:pPr>
+    </w:p>
+    <w:p>
+      <w:pPr>
+        <w:rPr>
+          <w:color w:val="000000"/>
+          <w:sz w:val="22"/>
+        </w:rPr>
+      </w:pPr>
+      <w:r>
+        <w:rPr>
+          <w:b/>
+          <w:i/>
+          <w:color w:val="000000"/>
+          <w:sz w:val="22"/>
+        </w:rPr>
+        <w:t xml:space="preserve">Contexto: </w:t>
+      </w:r>
+      <w:r>
+        <w:rPr>
+          <w:color w:val="000000"/>
+          <w:sz w:val="22"/>
+        </w:rPr>
+        <w:t>Coluna D com valores: 17500, 1700, 2250, 6400, 3000. Criar linha com SOMA, MÁXIMO, MÍNIMO, MÉDIA.</w:t>
+      </w:r>
+    </w:p>
+    <w:p>
+      <w:pPr>
+        <w:rPr>
+          <w:color w:val="000000"/>
+          <w:sz w:val="22"/>
+        </w:rPr>
+      </w:pPr>
+    </w:p>
+    <w:p>
+      <w:pPr>
+        <w:rPr>
+          <w:color w:val="000000"/>
+          <w:sz w:val="22"/>
+        </w:rPr>
+      </w:pPr>
+      <w:r>
+        <w:rPr>
+          <w:b/>
+          <w:i/>
+          <w:color w:val="000000"/>
+          <w:sz w:val="22"/>
+        </w:rPr>
+        <w:t xml:space="preserve">Comando: </w:t>
+      </w:r>
+      <w:r>
+        <w:rPr>
+          <w:color w:val="000000"/>
+          <w:sz w:val="22"/>
+        </w:rPr>
+        <w:t>Qual é o resultado CORRETO de cada função?</w:t>
+      </w:r>
+    </w:p>
+    <w:p>
+      <w:pPr>
+        <w:rPr>
+          <w:color w:val="000000"/>
+          <w:sz w:val="22"/>
+        </w:rPr>
+      </w:pPr>
+    </w:p>
+    <w:p>
+      <w:pPr>
+        <w:rPr>
+          <w:b/>
+          <w:color w:val="000000"/>
+          <w:sz w:val="22"/>
+        </w:rPr>
+      </w:pPr>
+      <w:r>
+        <w:rPr>
+          <w:b/>
+          <w:color w:val="000000"/>
+          <w:sz w:val="22"/>
+        </w:rPr>
+        <w:t>Alternativas:</w:t>
+      </w:r>
+    </w:p>
+    <w:p>
+      <w:pPr>
+        <w:rPr>
+          <w:color w:val="000000"/>
+          <w:sz w:val="22"/>
+        </w:rPr>
+      </w:pPr>
+      <w:r>
+        <w:rPr>
+          <w:color w:val="000000"/>
           <w:sz w:val="22"/>
         </w:rPr>
         <w:t>a) SOMA=30850, MÁX=17500, MÍN=1700, MÉD=6170</w:t>
@@ -707,11 +1415,13 @@
     <w:p>
       <w:pPr>
         <w:rPr>
-          <w:sz w:val="22"/>
-        </w:rPr>
-      </w:pPr>
-      <w:r>
-        <w:rPr>
+          <w:color w:val="000000"/>
+          <w:sz w:val="22"/>
+        </w:rPr>
+      </w:pPr>
+      <w:r>
+        <w:rPr>
+          <w:color w:val="000000"/>
           <w:sz w:val="22"/>
         </w:rPr>
         <w:t>b) SOMA=30000, MÁX=15000, MÍN=500, MÉD=5000</w:t>
@@ -720,11 +1430,13 @@
     <w:p>
       <w:pPr>
         <w:rPr>
-          <w:sz w:val="22"/>
-        </w:rPr>
-      </w:pPr>
-      <w:r>
-        <w:rPr>
+          <w:color w:val="000000"/>
+          <w:sz w:val="22"/>
+        </w:rPr>
+      </w:pPr>
+      <w:r>
+        <w:rPr>
+          <w:color w:val="000000"/>
           <w:sz w:val="22"/>
         </w:rPr>
         <w:t>c) SOMA=30850, MÁX=30850, MÍN=1000, MÉD=10000</w:t>
@@ -733,39 +1445,467 @@
     <w:p>
       <w:pPr>
         <w:rPr>
-          <w:sz w:val="22"/>
-        </w:rPr>
-      </w:pPr>
-      <w:r>
-        <w:rPr>
-          <w:sz w:val="22"/>
-        </w:rPr>
-        <w:t>d) Impossível sem dinâmicas</w:t>
-      </w:r>
-    </w:p>
-    <w:p>
-      <w:pPr>
-        <w:rPr>
-          <w:sz w:val="22"/>
-        </w:rPr>
-      </w:pPr>
-      <w:r>
-        <w:rPr>
-          <w:sz w:val="22"/>
-        </w:rPr>
-        <w:t>e) SOMA=25000, MÁX=10000, MÍN=1000</w:t>
-      </w:r>
-    </w:p>
-    <w:p>
-      <w:pPr>
-        <w:rPr>
-          <w:sz w:val="22"/>
-        </w:rPr>
-      </w:pPr>
-    </w:p>
-    <w:p>
-      <w:pPr>
-        <w:rPr>
+          <w:color w:val="000000"/>
+          <w:sz w:val="22"/>
+        </w:rPr>
+      </w:pPr>
+      <w:r>
+        <w:rPr>
+          <w:color w:val="000000"/>
+          <w:sz w:val="22"/>
+        </w:rPr>
+        <w:t>d) Impossível sem tabelas dinâmicas</w:t>
+      </w:r>
+    </w:p>
+    <w:p>
+      <w:pPr>
+        <w:rPr>
+          <w:color w:val="000000"/>
+          <w:sz w:val="22"/>
+        </w:rPr>
+      </w:pPr>
+      <w:r>
+        <w:rPr>
+          <w:color w:val="000000"/>
+          <w:sz w:val="22"/>
+        </w:rPr>
+        <w:t>e) SOMA=25000, MÁX=10000, MÍN=1000, MÉD=5000</w:t>
+      </w:r>
+    </w:p>
+    <w:p>
+      <w:pPr>
+        <w:rPr>
+          <w:color w:val="000000"/>
+          <w:sz w:val="22"/>
+        </w:rPr>
+      </w:pPr>
+    </w:p>
+    <w:p>
+      <w:pPr>
+        <w:rPr>
+          <w:b/>
+          <w:color w:val="FF0000"/>
+        </w:rPr>
+      </w:pPr>
+      <w:r>
+        <w:rPr>
+          <w:b/>
+          <w:color w:val="FF0000"/>
+        </w:rPr>
+        <w:t>ITEM 7</w:t>
+      </w:r>
+    </w:p>
+    <w:p>
+      <w:pPr>
+        <w:rPr>
+          <w:color w:val="000000"/>
+          <w:sz w:val="22"/>
+        </w:rPr>
+      </w:pPr>
+      <w:r>
+        <w:rPr>
+          <w:b/>
+          <w:i/>
+          <w:color w:val="000000"/>
+          <w:sz w:val="22"/>
+        </w:rPr>
+        <w:t xml:space="preserve">CAPACIDADE: </w:t>
+      </w:r>
+      <w:r>
+        <w:rPr>
+          <w:color w:val="000000"/>
+          <w:sz w:val="22"/>
+        </w:rPr>
+        <w:t>Formatar células como moeda</w:t>
+      </w:r>
+    </w:p>
+    <w:p>
+      <w:pPr>
+        <w:rPr>
+          <w:color w:val="000000"/>
+          <w:sz w:val="22"/>
+        </w:rPr>
+      </w:pPr>
+    </w:p>
+    <w:p>
+      <w:pPr>
+        <w:rPr>
+          <w:color w:val="000000"/>
+          <w:sz w:val="22"/>
+        </w:rPr>
+      </w:pPr>
+      <w:r>
+        <w:rPr>
+          <w:b/>
+          <w:i/>
+          <w:color w:val="000000"/>
+          <w:sz w:val="22"/>
+        </w:rPr>
+        <w:t xml:space="preserve">Contexto: </w:t>
+      </w:r>
+      <w:r>
+        <w:rPr>
+          <w:color w:val="000000"/>
+          <w:sz w:val="22"/>
+        </w:rPr>
+        <w:t>Colunas C e D (Preço Unitário e Total) devem mostrar valores com R$ e 2 casas decimais.</w:t>
+      </w:r>
+    </w:p>
+    <w:p>
+      <w:pPr>
+        <w:rPr>
+          <w:color w:val="000000"/>
+          <w:sz w:val="22"/>
+        </w:rPr>
+      </w:pPr>
+    </w:p>
+    <w:p>
+      <w:pPr>
+        <w:rPr>
+          <w:color w:val="000000"/>
+          <w:sz w:val="22"/>
+        </w:rPr>
+      </w:pPr>
+      <w:r>
+        <w:rPr>
+          <w:b/>
+          <w:i/>
+          <w:color w:val="000000"/>
+          <w:sz w:val="22"/>
+        </w:rPr>
+        <w:t xml:space="preserve">Comando: </w:t>
+      </w:r>
+      <w:r>
+        <w:rPr>
+          <w:color w:val="000000"/>
+          <w:sz w:val="22"/>
+        </w:rPr>
+        <w:t>Qual é a formatação correta e resultado para 17.500?</w:t>
+      </w:r>
+    </w:p>
+    <w:p>
+      <w:pPr>
+        <w:rPr>
+          <w:color w:val="000000"/>
+          <w:sz w:val="22"/>
+        </w:rPr>
+      </w:pPr>
+    </w:p>
+    <w:p>
+      <w:pPr>
+        <w:rPr>
+          <w:b/>
+          <w:color w:val="000000"/>
+          <w:sz w:val="22"/>
+        </w:rPr>
+      </w:pPr>
+      <w:r>
+        <w:rPr>
+          <w:b/>
+          <w:color w:val="000000"/>
+          <w:sz w:val="22"/>
+        </w:rPr>
+        <w:t>Alternativas:</w:t>
+      </w:r>
+    </w:p>
+    <w:p>
+      <w:pPr>
+        <w:rPr>
+          <w:color w:val="000000"/>
+          <w:sz w:val="22"/>
+        </w:rPr>
+      </w:pPr>
+      <w:r>
+        <w:rPr>
+          <w:color w:val="000000"/>
+          <w:sz w:val="22"/>
+        </w:rPr>
+        <w:t>a) Formato Moeda, símbolo R$, 2 decimais → R$ 17.500,00</w:t>
+      </w:r>
+    </w:p>
+    <w:p>
+      <w:pPr>
+        <w:rPr>
+          <w:color w:val="000000"/>
+          <w:sz w:val="22"/>
+        </w:rPr>
+      </w:pPr>
+      <w:r>
+        <w:rPr>
+          <w:color w:val="000000"/>
+          <w:sz w:val="22"/>
+        </w:rPr>
+        <w:t>b) Formato Número, símbolo $ → \$ 17.500</w:t>
+      </w:r>
+    </w:p>
+    <w:p>
+      <w:pPr>
+        <w:rPr>
+          <w:color w:val="000000"/>
+          <w:sz w:val="22"/>
+        </w:rPr>
+      </w:pPr>
+      <w:r>
+        <w:rPr>
+          <w:color w:val="000000"/>
+          <w:sz w:val="22"/>
+        </w:rPr>
+        <w:t>c) Formato Contábil → (17.500)</w:t>
+      </w:r>
+    </w:p>
+    <w:p>
+      <w:pPr>
+        <w:rPr>
+          <w:color w:val="000000"/>
+          <w:sz w:val="22"/>
+        </w:rPr>
+      </w:pPr>
+      <w:r>
+        <w:rPr>
+          <w:color w:val="000000"/>
+          <w:sz w:val="22"/>
+        </w:rPr>
+        <w:t>d) Formato Percentual → 1.750.000%</w:t>
+      </w:r>
+    </w:p>
+    <w:p>
+      <w:pPr>
+        <w:rPr>
+          <w:color w:val="000000"/>
+          <w:sz w:val="22"/>
+        </w:rPr>
+      </w:pPr>
+      <w:r>
+        <w:rPr>
+          <w:color w:val="000000"/>
+          <w:sz w:val="22"/>
+        </w:rPr>
+        <w:t>e) Sem formatação → 17500</w:t>
+      </w:r>
+    </w:p>
+    <w:p>
+      <w:pPr>
+        <w:rPr>
+          <w:color w:val="000000"/>
+          <w:sz w:val="22"/>
+        </w:rPr>
+      </w:pPr>
+    </w:p>
+    <w:p>
+      <w:pPr>
+        <w:rPr>
+          <w:b/>
+          <w:color w:val="FF0000"/>
+        </w:rPr>
+      </w:pPr>
+      <w:r>
+        <w:rPr>
+          <w:b/>
+          <w:color w:val="FF0000"/>
+        </w:rPr>
+        <w:t>ITEM 8</w:t>
+      </w:r>
+    </w:p>
+    <w:p>
+      <w:pPr>
+        <w:rPr>
+          <w:color w:val="000000"/>
+          <w:sz w:val="22"/>
+        </w:rPr>
+      </w:pPr>
+      <w:r>
+        <w:rPr>
+          <w:b/>
+          <w:i/>
+          <w:color w:val="000000"/>
+          <w:sz w:val="22"/>
+        </w:rPr>
+        <w:t xml:space="preserve">CAPACIDADE: </w:t>
+      </w:r>
+      <w:r>
+        <w:rPr>
+          <w:color w:val="000000"/>
+          <w:sz w:val="22"/>
+        </w:rPr>
+        <w:t>Aplicar formatação de porcentagem</w:t>
+      </w:r>
+    </w:p>
+    <w:p>
+      <w:pPr>
+        <w:rPr>
+          <w:color w:val="000000"/>
+          <w:sz w:val="22"/>
+        </w:rPr>
+      </w:pPr>
+    </w:p>
+    <w:p>
+      <w:pPr>
+        <w:rPr>
+          <w:color w:val="000000"/>
+          <w:sz w:val="22"/>
+        </w:rPr>
+      </w:pPr>
+      <w:r>
+        <w:rPr>
+          <w:b/>
+          <w:i/>
+          <w:color w:val="000000"/>
+          <w:sz w:val="22"/>
+        </w:rPr>
+        <w:t xml:space="preserve">Contexto: </w:t>
+      </w:r>
+      <w:r>
+        <w:rPr>
+          <w:color w:val="000000"/>
+          <w:sz w:val="22"/>
+        </w:rPr>
+        <w:t>Coluna E (% do Total) com valores: 56,72%, 5,50%, 7,29%, 20,74%, 9,72%.</w:t>
+      </w:r>
+    </w:p>
+    <w:p>
+      <w:pPr>
+        <w:rPr>
+          <w:color w:val="000000"/>
+          <w:sz w:val="22"/>
+        </w:rPr>
+      </w:pPr>
+    </w:p>
+    <w:p>
+      <w:pPr>
+        <w:rPr>
+          <w:color w:val="000000"/>
+          <w:sz w:val="22"/>
+        </w:rPr>
+      </w:pPr>
+      <w:r>
+        <w:rPr>
+          <w:b/>
+          <w:i/>
+          <w:color w:val="000000"/>
+          <w:sz w:val="22"/>
+        </w:rPr>
+        <w:t xml:space="preserve">Comando: </w:t>
+      </w:r>
+      <w:r>
+        <w:rPr>
+          <w:color w:val="000000"/>
+          <w:sz w:val="22"/>
+        </w:rPr>
+        <w:t>Qual formato a aplicar para mostrar corretamente e fórmula para Notebook?</w:t>
+      </w:r>
+    </w:p>
+    <w:p>
+      <w:pPr>
+        <w:rPr>
+          <w:color w:val="000000"/>
+          <w:sz w:val="22"/>
+        </w:rPr>
+      </w:pPr>
+    </w:p>
+    <w:p>
+      <w:pPr>
+        <w:rPr>
+          <w:b/>
+          <w:color w:val="000000"/>
+          <w:sz w:val="22"/>
+        </w:rPr>
+      </w:pPr>
+      <w:r>
+        <w:rPr>
+          <w:b/>
+          <w:color w:val="000000"/>
+          <w:sz w:val="22"/>
+        </w:rPr>
+        <w:t>Alternativas:</w:t>
+      </w:r>
+    </w:p>
+    <w:p>
+      <w:pPr>
+        <w:rPr>
+          <w:color w:val="000000"/>
+          <w:sz w:val="22"/>
+        </w:rPr>
+      </w:pPr>
+      <w:r>
+        <w:rPr>
+          <w:color w:val="000000"/>
+          <w:sz w:val="22"/>
+        </w:rPr>
+        <w:t>a) Formato Porcentagem, 2 decimais. Fórmula: =D2/*100</w:t>
+      </w:r>
+    </w:p>
+    <w:p>
+      <w:pPr>
+        <w:rPr>
+          <w:color w:val="000000"/>
+          <w:sz w:val="22"/>
+        </w:rPr>
+      </w:pPr>
+      <w:r>
+        <w:rPr>
+          <w:color w:val="000000"/>
+          <w:sz w:val="22"/>
+        </w:rPr>
+        <w:t>b) Formato Número 2 decimais. Fórmula: =D2/D7</w:t>
+      </w:r>
+    </w:p>
+    <w:p>
+      <w:pPr>
+        <w:rPr>
+          <w:color w:val="000000"/>
+          <w:sz w:val="22"/>
+        </w:rPr>
+      </w:pPr>
+      <w:r>
+        <w:rPr>
+          <w:color w:val="000000"/>
+          <w:sz w:val="22"/>
+        </w:rPr>
+        <w:t>c) Formato Texto com símbolo % manual</w:t>
+      </w:r>
+    </w:p>
+    <w:p>
+      <w:pPr>
+        <w:rPr>
+          <w:color w:val="000000"/>
+          <w:sz w:val="22"/>
+        </w:rPr>
+      </w:pPr>
+      <w:r>
+        <w:rPr>
+          <w:color w:val="000000"/>
+          <w:sz w:val="22"/>
+        </w:rPr>
+        <w:t>d) Sem formatação especial, deixar como está</w:t>
+      </w:r>
+    </w:p>
+    <w:p>
+      <w:pPr>
+        <w:rPr>
+          <w:color w:val="000000"/>
+          <w:sz w:val="22"/>
+        </w:rPr>
+      </w:pPr>
+      <w:r>
+        <w:rPr>
+          <w:color w:val="000000"/>
+          <w:sz w:val="22"/>
+        </w:rPr>
+        <w:t>e) Formato Científico: 5,67E+01</w:t>
+      </w:r>
+    </w:p>
+    <w:p>
+      <w:pPr>
+        <w:rPr>
+          <w:color w:val="000000"/>
+          <w:sz w:val="22"/>
+        </w:rPr>
+      </w:pPr>
+    </w:p>
+    <w:p>
+      <w:pPr>
+        <w:rPr>
+          <w:color w:val="000000"/>
           <w:sz w:val="22"/>
         </w:rPr>
       </w:pPr>
@@ -1188,7 +2328,7 @@
     <w:link w:val="Ttulo1Char"/>
     <w:uiPriority w:val="9"/>
     <w:qFormat/>
-    <w:rsid w:val="00F56579"/>
+    <w:rsid w:val="001D1948"/>
     <w:pPr>
       <w:keepNext/>
       <w:keepLines/>
@@ -1211,7 +2351,7 @@
     <w:semiHidden/>
     <w:unhideWhenUsed/>
     <w:qFormat/>
-    <w:rsid w:val="00F56579"/>
+    <w:rsid w:val="001D1948"/>
     <w:pPr>
       <w:keepNext/>
       <w:keepLines/>
@@ -1234,7 +2374,7 @@
     <w:semiHidden/>
     <w:unhideWhenUsed/>
     <w:qFormat/>
-    <w:rsid w:val="00F56579"/>
+    <w:rsid w:val="001D1948"/>
     <w:pPr>
       <w:keepNext/>
       <w:keepLines/>
@@ -1257,7 +2397,7 @@
     <w:semiHidden/>
     <w:unhideWhenUsed/>
     <w:qFormat/>
-    <w:rsid w:val="00F56579"/>
+    <w:rsid w:val="001D1948"/>
     <w:pPr>
       <w:keepNext/>
       <w:keepLines/>
@@ -1280,7 +2420,7 @@
     <w:semiHidden/>
     <w:unhideWhenUsed/>
     <w:qFormat/>
-    <w:rsid w:val="00F56579"/>
+    <w:rsid w:val="001D1948"/>
     <w:pPr>
       <w:keepNext/>
       <w:keepLines/>
@@ -1301,7 +2441,7 @@
     <w:semiHidden/>
     <w:unhideWhenUsed/>
     <w:qFormat/>
-    <w:rsid w:val="00F56579"/>
+    <w:rsid w:val="001D1948"/>
     <w:pPr>
       <w:keepNext/>
       <w:keepLines/>
@@ -1324,7 +2464,7 @@
     <w:semiHidden/>
     <w:unhideWhenUsed/>
     <w:qFormat/>
-    <w:rsid w:val="00F56579"/>
+    <w:rsid w:val="001D1948"/>
     <w:pPr>
       <w:keepNext/>
       <w:keepLines/>
@@ -1345,7 +2485,7 @@
     <w:semiHidden/>
     <w:unhideWhenUsed/>
     <w:qFormat/>
-    <w:rsid w:val="00F56579"/>
+    <w:rsid w:val="001D1948"/>
     <w:pPr>
       <w:keepNext/>
       <w:keepLines/>
@@ -1368,7 +2508,7 @@
     <w:semiHidden/>
     <w:unhideWhenUsed/>
     <w:qFormat/>
-    <w:rsid w:val="00F56579"/>
+    <w:rsid w:val="001D1948"/>
     <w:pPr>
       <w:keepNext/>
       <w:keepLines/>
@@ -1412,7 +2552,7 @@
     <w:basedOn w:val="Fontepargpadro"/>
     <w:link w:val="Ttulo1"/>
     <w:uiPriority w:val="9"/>
-    <w:rsid w:val="00F56579"/>
+    <w:rsid w:val="001D1948"/>
     <w:rPr>
       <w:rFonts w:asciiTheme="majorHAnsi" w:eastAsiaTheme="majorEastAsia" w:hAnsiTheme="majorHAnsi" w:cstheme="majorBidi"/>
       <w:color w:val="2F5496" w:themeColor="accent1" w:themeShade="BF"/>
@@ -1426,7 +2566,7 @@
     <w:link w:val="Ttulo2"/>
     <w:uiPriority w:val="9"/>
     <w:semiHidden/>
-    <w:rsid w:val="00F56579"/>
+    <w:rsid w:val="001D1948"/>
     <w:rPr>
       <w:rFonts w:asciiTheme="majorHAnsi" w:eastAsiaTheme="majorEastAsia" w:hAnsiTheme="majorHAnsi" w:cstheme="majorBidi"/>
       <w:color w:val="2F5496" w:themeColor="accent1" w:themeShade="BF"/>
@@ -1440,7 +2580,7 @@
     <w:link w:val="Ttulo3"/>
     <w:uiPriority w:val="9"/>
     <w:semiHidden/>
-    <w:rsid w:val="00F56579"/>
+    <w:rsid w:val="001D1948"/>
     <w:rPr>
       <w:rFonts w:eastAsiaTheme="majorEastAsia" w:cstheme="majorBidi"/>
       <w:color w:val="2F5496" w:themeColor="accent1" w:themeShade="BF"/>
@@ -1454,7 +2594,7 @@
     <w:link w:val="Ttulo4"/>
     <w:uiPriority w:val="9"/>
     <w:semiHidden/>
-    <w:rsid w:val="00F56579"/>
+    <w:rsid w:val="001D1948"/>
     <w:rPr>
       <w:rFonts w:eastAsiaTheme="majorEastAsia" w:cstheme="majorBidi"/>
       <w:i/>
@@ -1468,7 +2608,7 @@
     <w:link w:val="Ttulo5"/>
     <w:uiPriority w:val="9"/>
     <w:semiHidden/>
-    <w:rsid w:val="00F56579"/>
+    <w:rsid w:val="001D1948"/>
     <w:rPr>
       <w:rFonts w:eastAsiaTheme="majorEastAsia" w:cstheme="majorBidi"/>
       <w:color w:val="2F5496" w:themeColor="accent1" w:themeShade="BF"/>
@@ -1480,7 +2620,7 @@
     <w:link w:val="Ttulo6"/>
     <w:uiPriority w:val="9"/>
     <w:semiHidden/>
-    <w:rsid w:val="00F56579"/>
+    <w:rsid w:val="001D1948"/>
     <w:rPr>
       <w:rFonts w:eastAsiaTheme="majorEastAsia" w:cstheme="majorBidi"/>
       <w:i/>
@@ -1494,7 +2634,7 @@
     <w:link w:val="Ttulo7"/>
     <w:uiPriority w:val="9"/>
     <w:semiHidden/>
-    <w:rsid w:val="00F56579"/>
+    <w:rsid w:val="001D1948"/>
     <w:rPr>
       <w:rFonts w:eastAsiaTheme="majorEastAsia" w:cstheme="majorBidi"/>
       <w:color w:val="595959" w:themeColor="text1" w:themeTint="A6"/>
@@ -1506,7 +2646,7 @@
     <w:link w:val="Ttulo8"/>
     <w:uiPriority w:val="9"/>
     <w:semiHidden/>
-    <w:rsid w:val="00F56579"/>
+    <w:rsid w:val="001D1948"/>
     <w:rPr>
       <w:rFonts w:eastAsiaTheme="majorEastAsia" w:cstheme="majorBidi"/>
       <w:i/>
@@ -1520,7 +2660,7 @@
     <w:link w:val="Ttulo9"/>
     <w:uiPriority w:val="9"/>
     <w:semiHidden/>
-    <w:rsid w:val="00F56579"/>
+    <w:rsid w:val="001D1948"/>
     <w:rPr>
       <w:rFonts w:eastAsiaTheme="majorEastAsia" w:cstheme="majorBidi"/>
       <w:color w:val="272727" w:themeColor="text1" w:themeTint="D8"/>
@@ -1533,7 +2673,7 @@
     <w:link w:val="TtuloChar"/>
     <w:uiPriority w:val="10"/>
     <w:qFormat/>
-    <w:rsid w:val="00F56579"/>
+    <w:rsid w:val="001D1948"/>
     <w:pPr>
       <w:spacing w:after="80" w:line="240" w:lineRule="auto"/>
       <w:contextualSpacing/>
@@ -1551,7 +2691,7 @@
     <w:basedOn w:val="Fontepargpadro"/>
     <w:link w:val="Ttulo"/>
     <w:uiPriority w:val="10"/>
-    <w:rsid w:val="00F56579"/>
+    <w:rsid w:val="001D1948"/>
     <w:rPr>
       <w:rFonts w:asciiTheme="majorHAnsi" w:eastAsiaTheme="majorEastAsia" w:hAnsiTheme="majorHAnsi" w:cstheme="majorBidi"/>
       <w:spacing w:val="-10"/>
@@ -1567,7 +2707,7 @@
     <w:link w:val="SubttuloChar"/>
     <w:uiPriority w:val="11"/>
     <w:qFormat/>
-    <w:rsid w:val="00F56579"/>
+    <w:rsid w:val="001D1948"/>
     <w:pPr>
       <w:numPr>
         <w:ilvl w:val="1"/>
@@ -1586,7 +2726,7 @@
     <w:basedOn w:val="Fontepargpadro"/>
     <w:link w:val="Subttulo"/>
     <w:uiPriority w:val="11"/>
-    <w:rsid w:val="00F56579"/>
+    <w:rsid w:val="001D1948"/>
     <w:rPr>
       <w:rFonts w:eastAsiaTheme="majorEastAsia" w:cstheme="majorBidi"/>
       <w:color w:val="595959" w:themeColor="text1" w:themeTint="A6"/>
@@ -1602,7 +2742,7 @@
     <w:link w:val="CitaoChar"/>
     <w:uiPriority w:val="29"/>
     <w:qFormat/>
-    <w:rsid w:val="00F56579"/>
+    <w:rsid w:val="001D1948"/>
     <w:pPr>
       <w:spacing w:before="160"/>
       <w:jc w:val="center"/>
@@ -1618,7 +2758,7 @@
     <w:basedOn w:val="Fontepargpadro"/>
     <w:link w:val="Citao"/>
     <w:uiPriority w:val="29"/>
-    <w:rsid w:val="00F56579"/>
+    <w:rsid w:val="001D1948"/>
     <w:rPr>
       <w:i/>
       <w:iCs/>
@@ -1630,7 +2770,7 @@
     <w:basedOn w:val="Normal"/>
     <w:uiPriority w:val="34"/>
     <w:qFormat/>
-    <w:rsid w:val="00F56579"/>
+    <w:rsid w:val="001D1948"/>
     <w:pPr>
       <w:ind w:left="720"/>
       <w:contextualSpacing/>
@@ -1641,7 +2781,7 @@
     <w:basedOn w:val="Fontepargpadro"/>
     <w:uiPriority w:val="21"/>
     <w:qFormat/>
-    <w:rsid w:val="00F56579"/>
+    <w:rsid w:val="001D1948"/>
     <w:rPr>
       <w:i/>
       <w:iCs/>
@@ -1655,7 +2795,7 @@
     <w:link w:val="CitaoIntensaChar"/>
     <w:uiPriority w:val="30"/>
     <w:qFormat/>
-    <w:rsid w:val="00F56579"/>
+    <w:rsid w:val="001D1948"/>
     <w:pPr>
       <w:pBdr>
         <w:top w:val="single" w:sz="4" w:space="10" w:color="2F5496" w:themeColor="accent1" w:themeShade="BF"/>
@@ -1676,7 +2816,7 @@
     <w:basedOn w:val="Fontepargpadro"/>
     <w:link w:val="CitaoIntensa"/>
     <w:uiPriority w:val="30"/>
-    <w:rsid w:val="00F56579"/>
+    <w:rsid w:val="001D1948"/>
     <w:rPr>
       <w:i/>
       <w:iCs/>
@@ -1688,7 +2828,7 @@
     <w:basedOn w:val="Fontepargpadro"/>
     <w:uiPriority w:val="32"/>
     <w:qFormat/>
-    <w:rsid w:val="00F56579"/>
+    <w:rsid w:val="001D1948"/>
     <w:rPr>
       <w:b/>
       <w:bCs/>

--- a/MATERIAIS/GESTAO_E_CONTROLE_MATERIAIS/ANALISE_DADOS_APLICADA_GESTAO/ATIVIDADES/AVALIACAO-02-CONCEITOS-FUNDAMENTOS-EXCEL.docx
+++ b/MATERIAIS/GESTAO_E_CONTROLE_MATERIAIS/ANALISE_DADOS_APLICADA_GESTAO/ATIVIDADES/AVALIACAO-02-CONCEITOS-FUNDAMENTOS-EXCEL.docx
@@ -7,38 +7,170 @@
         <w:tblW w:type="auto" w:w="0"/>
         <w:tblLayout w:type="fixed"/>
         <w:tblLook w:firstColumn="1" w:firstRow="1" w:lastColumn="0" w:lastRow="0" w:noHBand="0" w:noVBand="1" w:val="04A0"/>
-        <w:tblBorders>
-          <w:top w:val="single" w:sz="12" w:space="0" w:color="000000"/>
-          <w:left w:val="single" w:sz="12" w:space="0" w:color="000000"/>
-          <w:bottom w:val="single" w:sz="12" w:space="0" w:color="000000"/>
-          <w:right w:val="single" w:sz="12" w:space="0" w:color="000000"/>
-          <w:insideH w:val="single" w:sz="12" w:space="0" w:color="000000"/>
-          <w:insideV w:val="single" w:sz="12" w:space="0" w:color="000000"/>
-        </w:tblBorders>
       </w:tblPr>
       <w:tblGrid>
-        <w:gridCol w:w="2880"/>
-        <w:gridCol w:w="2880"/>
-        <w:gridCol w:w="2880"/>
+        <w:gridCol w:w="3360"/>
+        <w:gridCol w:w="3360"/>
+        <w:gridCol w:w="3360"/>
       </w:tblGrid>
       <w:tr>
         <w:tc>
           <w:tcPr>
             <w:tcW w:type="dxa" w:w="2880"/>
+            <w:vAlign w:val="center"/>
+            <w:shd w:fill="FFFFFF"/>
+            <w:tcBorders>
+              <w:top w:val="single" w:sz="12" w:space="0" w:color="000000"/>
+              <w:left w:val="single" w:sz="12" w:space="0" w:color="000000"/>
+              <w:bottom w:val="single" w:sz="12" w:space="0" w:color="000000"/>
+              <w:right w:val="single" w:sz="12" w:space="0" w:color="000000"/>
+            </w:tcBorders>
           </w:tcPr>
           <w:p>
+            <w:r/>
             <w:r>
               <w:rPr>
                 <w:b/>
-                <w:sz w:val="32"/>
+                <w:color w:val="004284"/>
+                <w:sz w:val="36"/>
               </w:rPr>
               <w:t>SENAI</w:t>
+              <w:br/>
+            </w:r>
+            <w:r>
+              <w:rPr>
+                <w:b w:val="0"/>
+                <w:sz w:val="14"/>
+              </w:rPr>
+              <w:br/>
+              <w:t>Serviço Nacional</w:t>
+              <w:br/>
+              <w:t>de Aprendizagem</w:t>
+              <w:br/>
+              <w:t>Industrial</w:t>
+              <w:br/>
+              <w:br/>
+              <w:t>Santa Catarina</w:t>
             </w:r>
           </w:p>
         </w:tc>
         <w:tc>
           <w:tcPr>
-            <w:tcW w:type="dxa" w:w="2880"/>
+            <w:tcW w:type="dxa" w:w="5040"/>
+            <w:vAlign w:val="center"/>
+            <w:shd w:fill="FFFFFF"/>
+            <w:tcBorders>
+              <w:top w:val="single" w:sz="12" w:space="0" w:color="000000"/>
+              <w:left w:val="single" w:sz="12" w:space="0" w:color="000000"/>
+              <w:bottom w:val="single" w:sz="12" w:space="0" w:color="000000"/>
+              <w:right w:val="single" w:sz="12" w:space="0" w:color="000000"/>
+            </w:tcBorders>
+          </w:tcPr>
+          <w:p>
+            <w:pPr>
+              <w:jc w:val="center"/>
+            </w:pPr>
+            <w:r/>
+            <w:r>
+              <w:rPr>
+                <w:b/>
+                <w:sz w:val="28"/>
+              </w:rPr>
+              <w:t>AVALIAÇÃO OBJETIVA</w:t>
+            </w:r>
+          </w:p>
+          <w:p>
+            <w:r>
+              <w:rPr>
+                <w:i/>
+                <w:color w:val="004284"/>
+              </w:rPr>
+              <w:t xml:space="preserve">Data: </w:t>
+            </w:r>
+            <w:r>
+              <w:t>preenchimento pelo docente</w:t>
+            </w:r>
+          </w:p>
+          <w:p>
+            <w:r>
+              <w:rPr>
+                <w:i/>
+                <w:color w:val="004284"/>
+              </w:rPr>
+              <w:t xml:space="preserve">Docente: </w:t>
+            </w:r>
+            <w:r>
+              <w:t>preenchimento pelo docente</w:t>
+            </w:r>
+          </w:p>
+          <w:p>
+            <w:r>
+              <w:rPr>
+                <w:i/>
+                <w:color w:val="004284"/>
+              </w:rPr>
+              <w:t xml:space="preserve">Curso Técnico em </w:t>
+            </w:r>
+            <w:r>
+              <w:rPr>
+                <w:i/>
+                <w:color w:val="004284"/>
+              </w:rPr>
+              <w:t>ELETROMECÂNICA</w:t>
+            </w:r>
+          </w:p>
+          <w:p>
+            <w:r>
+              <w:rPr>
+                <w:i/>
+                <w:color w:val="004284"/>
+              </w:rPr>
+              <w:t xml:space="preserve">Unidade Curricular: </w:t>
+            </w:r>
+            <w:r>
+              <w:rPr>
+                <w:i/>
+                <w:color w:val="004284"/>
+              </w:rPr>
+              <w:t>Análise de Dados Aplicada à Gestão</w:t>
+            </w:r>
+          </w:p>
+          <w:p>
+            <w:r>
+              <w:rPr>
+                <w:i/>
+                <w:color w:val="004284"/>
+              </w:rPr>
+              <w:t xml:space="preserve">Turma: </w:t>
+            </w:r>
+            <w:r>
+              <w:t>preenchimento pelo docente</w:t>
+            </w:r>
+          </w:p>
+          <w:p>
+            <w:r>
+              <w:rPr>
+                <w:i/>
+                <w:color w:val="004284"/>
+              </w:rPr>
+              <w:t xml:space="preserve">Estudante: </w:t>
+            </w:r>
+            <w:r>
+              <w:t>preenchimento pelo estudante</w:t>
+            </w:r>
+          </w:p>
+        </w:tc>
+        <w:tc>
+          <w:tcPr>
+            <w:tcW w:type="dxa" w:w="2160"/>
+            <w:vAlign w:val="center"/>
+            <w:shd w:fill="FFFFFF"/>
+            <w:tcBorders>
+              <w:top w:val="single" w:sz="12" w:space="0" w:color="000000"/>
+              <w:left w:val="single" w:sz="12" w:space="0" w:color="000000"/>
+              <w:bottom w:val="single" w:sz="12" w:space="0" w:color="000000"/>
+              <w:right w:val="single" w:sz="12" w:space="0" w:color="000000"/>
+            </w:tcBorders>
           </w:tcPr>
           <w:p>
             <w:pPr>
@@ -47,94 +179,11 @@
             <w:r>
               <w:rPr>
                 <w:b/>
+                <w:sz w:val="22"/>
               </w:rPr>
-              <w:t>AVALIAÇÃO OBJETIVA</w:t>
-            </w:r>
-          </w:p>
-        </w:tc>
-        <w:tc>
-          <w:tcPr>
-            <w:tcW w:type="dxa" w:w="2880"/>
-          </w:tcPr>
-          <w:p>
-            <w:pPr>
-              <w:jc w:val="center"/>
-            </w:pPr>
-            <w:r>
               <w:t>Desempenho</w:t>
               <w:br/>
               <w:t>_____</w:t>
-            </w:r>
-          </w:p>
-        </w:tc>
-      </w:tr>
-      <w:tr>
-        <w:tc>
-          <w:tcPr>
-            <w:tcW w:type="dxa" w:w="2880"/>
-          </w:tcPr>
-          <w:p>
-            <w:r>
-              <w:rPr>
-                <w:sz w:val="18"/>
-              </w:rPr>
-              <w:t>Serviço Nacional</w:t>
-              <w:br/>
-              <w:t>de Aprendizagem</w:t>
-              <w:br/>
-              <w:t>Industrial</w:t>
-            </w:r>
-          </w:p>
-        </w:tc>
-        <w:tc>
-          <w:tcPr>
-            <w:tcW w:type="dxa" w:w="2880"/>
-          </w:tcPr>
-          <w:p>
-            <w:r>
-              <w:t>Data: _____________________</w:t>
-              <w:br/>
-              <w:t>Docente: _____________________</w:t>
-            </w:r>
-          </w:p>
-        </w:tc>
-        <w:tc>
-          <w:tcPr>
-            <w:tcW w:type="dxa" w:w="2880"/>
-          </w:tcPr>
-          <w:p>
-            <w:r/>
-          </w:p>
-        </w:tc>
-      </w:tr>
-      <w:tr>
-        <w:tc>
-          <w:tcPr>
-            <w:tcW w:type="dxa" w:w="8640"/>
-            <w:gridSpan w:val="3"/>
-          </w:tcPr>
-          <w:p>
-            <w:r>
-              <w:rPr>
-                <w:i/>
-              </w:rPr>
-              <w:t>Curso Técnico em ELETROMECÂNICA</w:t>
-            </w:r>
-          </w:p>
-        </w:tc>
-      </w:tr>
-      <w:tr>
-        <w:tc>
-          <w:tcPr>
-            <w:tcW w:type="dxa" w:w="8640"/>
-            <w:gridSpan w:val="3"/>
-          </w:tcPr>
-          <w:p>
-            <w:r>
-              <w:rPr>
-                <w:i/>
-              </w:rPr>
-              <w:t>Unidade Curricular: Análise de Dados Aplicada à Gestão</w:t>
             </w:r>
           </w:p>
         </w:tc>
@@ -143,585 +192,973 @@
     <w:p/>
     <w:p>
       <w:pPr>
-        <w:pStyle w:val="Heading1"/>
+        <w:spacing w:before="120" w:after="120"/>
+        <w:shd w:fill="004284"/>
       </w:pPr>
-      <w:r>
-        <w:t>Avaliação 02: Conceitos e Fundamentos do Excel</w:t>
-      </w:r>
-    </w:p>
-    <w:p>
       <w:r>
         <w:rPr>
           <w:b/>
+          <w:color w:val="FFFFFF"/>
+          <w:sz w:val="24"/>
         </w:rPr>
         <w:t>ITEM 1</w:t>
       </w:r>
     </w:p>
     <w:p>
+      <w:pPr>
+        <w:spacing w:before="60" w:after="60"/>
+        <w:ind w:left="360"/>
+      </w:pPr>
       <w:r>
         <w:rPr>
           <w:b/>
+          <w:i/>
+          <w:color w:val="004284"/>
+          <w:sz w:val="22"/>
         </w:rPr>
         <w:t xml:space="preserve">CAPACIDADE: </w:t>
       </w:r>
       <w:r>
+        <w:rPr>
+          <w:sz w:val="22"/>
+        </w:rPr>
         <w:t>Identificar tipos de dados e estruturas de planilhas no Excel</w:t>
       </w:r>
     </w:p>
     <w:p>
+      <w:pPr>
+        <w:spacing w:before="60" w:after="60"/>
+        <w:ind w:left="360"/>
+      </w:pPr>
       <w:r>
         <w:rPr>
           <w:b/>
+          <w:i/>
+          <w:color w:val="004284"/>
+          <w:sz w:val="22"/>
         </w:rPr>
         <w:t xml:space="preserve">Contexto: </w:t>
       </w:r>
       <w:r>
+        <w:rPr>
+          <w:sz w:val="22"/>
+        </w:rPr>
         <w:t>Uma loja de eletrônicos precisa organizar dados de vendas. A estrutura deve conter: Produto (Notebook), Quantidade (5), Preço Unitário (3500), Total da Venda (?), e % do Total (?).</w:t>
       </w:r>
     </w:p>
     <w:p>
+      <w:pPr>
+        <w:spacing w:before="60" w:after="60"/>
+        <w:ind w:left="360"/>
+      </w:pPr>
       <w:r>
         <w:rPr>
           <w:b/>
+          <w:i/>
+          <w:color w:val="004284"/>
+          <w:sz w:val="22"/>
         </w:rPr>
         <w:t xml:space="preserve">Comando: </w:t>
       </w:r>
       <w:r>
+        <w:rPr>
+          <w:sz w:val="22"/>
+        </w:rPr>
         <w:t>Qual é o endereço de célula esperado para o "Total da Venda" do Notebook?</w:t>
       </w:r>
     </w:p>
     <w:p>
+      <w:pPr>
+        <w:spacing w:before="60" w:after="60"/>
+        <w:ind w:left="360"/>
+      </w:pPr>
       <w:r>
         <w:rPr>
           <w:b/>
+          <w:i/>
+          <w:color w:val="004284"/>
+          <w:sz w:val="22"/>
         </w:rPr>
         <w:t>Alternativas:</w:t>
       </w:r>
     </w:p>
     <w:p>
       <w:pPr>
-        <w:pStyle w:val="ListBullet"/>
+        <w:spacing w:before="20" w:after="20"/>
+        <w:ind w:left="720"/>
       </w:pPr>
       <w:r>
-        <w:t>a) a) A2</w:t>
+        <w:rPr>
+          <w:sz w:val="22"/>
+        </w:rPr>
+        <w:t>a) A2</w:t>
       </w:r>
     </w:p>
     <w:p>
       <w:pPr>
-        <w:pStyle w:val="ListBullet"/>
+        <w:spacing w:before="20" w:after="20"/>
+        <w:ind w:left="720"/>
       </w:pPr>
       <w:r>
-        <w:t>b) b) C2</w:t>
+        <w:rPr>
+          <w:sz w:val="22"/>
+        </w:rPr>
+        <w:t>b) C2</w:t>
       </w:r>
     </w:p>
     <w:p>
       <w:pPr>
-        <w:pStyle w:val="ListBullet"/>
+        <w:spacing w:before="20" w:after="20"/>
+        <w:ind w:left="720"/>
       </w:pPr>
       <w:r>
-        <w:t>c) c) D2</w:t>
+        <w:rPr>
+          <w:sz w:val="22"/>
+        </w:rPr>
+        <w:t>c) D2</w:t>
       </w:r>
     </w:p>
     <w:p>
       <w:pPr>
-        <w:pStyle w:val="ListBullet"/>
+        <w:spacing w:before="20" w:after="20"/>
+        <w:ind w:left="720"/>
       </w:pPr>
       <w:r>
-        <w:t>d) d) E2</w:t>
+        <w:rPr>
+          <w:sz w:val="22"/>
+        </w:rPr>
+        <w:t>d) E2</w:t>
       </w:r>
     </w:p>
     <w:p>
       <w:pPr>
-        <w:pStyle w:val="ListBullet"/>
+        <w:spacing w:before="20" w:after="20"/>
+        <w:ind w:left="720"/>
       </w:pPr>
       <w:r>
-        <w:t>e) e) B1</w:t>
+        <w:rPr>
+          <w:sz w:val="22"/>
+        </w:rPr>
+        <w:t>e) B1</w:t>
       </w:r>
     </w:p>
     <w:p>
+      <w:pPr>
+        <w:spacing w:before="120" w:after="240"/>
+        <w:ind w:left="360"/>
+      </w:pPr>
       <w:r>
-        <w:t>________________________________________________________________________________</w:t>
+        <w:t>__________________________________________________________________________________________</w:t>
       </w:r>
     </w:p>
-    <w:p/>
     <w:p>
+      <w:pPr>
+        <w:spacing w:before="120" w:after="120"/>
+        <w:shd w:fill="004284"/>
+      </w:pPr>
       <w:r>
         <w:rPr>
           <w:b/>
+          <w:color w:val="FFFFFF"/>
+          <w:sz w:val="24"/>
         </w:rPr>
         <w:t>ITEM 2</w:t>
       </w:r>
     </w:p>
     <w:p>
+      <w:pPr>
+        <w:spacing w:before="60" w:after="60"/>
+        <w:ind w:left="360"/>
+      </w:pPr>
       <w:r>
         <w:rPr>
           <w:b/>
+          <w:i/>
+          <w:color w:val="004284"/>
+          <w:sz w:val="22"/>
         </w:rPr>
         <w:t xml:space="preserve">CAPACIDADE: </w:t>
       </w:r>
       <w:r>
+        <w:rPr>
+          <w:sz w:val="22"/>
+        </w:rPr>
         <w:t>Aplicar fórmulas de multiplicação em estruturas de dados tabulares</w:t>
       </w:r>
     </w:p>
     <w:p>
+      <w:pPr>
+        <w:spacing w:before="60" w:after="60"/>
+        <w:ind w:left="360"/>
+      </w:pPr>
       <w:r>
         <w:rPr>
           <w:b/>
+          <w:i/>
+          <w:color w:val="004284"/>
+          <w:sz w:val="22"/>
         </w:rPr>
         <w:t xml:space="preserve">Contexto: </w:t>
       </w:r>
       <w:r>
+        <w:rPr>
+          <w:sz w:val="22"/>
+        </w:rPr>
         <w:t>Para calcular o total de vendas, usa-se a fórmula: Quantidade × Preço Unitário. Os dados do Notebook estão em B2 (quantidade) e C2 (preço).</w:t>
       </w:r>
     </w:p>
     <w:p>
+      <w:pPr>
+        <w:spacing w:before="60" w:after="60"/>
+        <w:ind w:left="360"/>
+      </w:pPr>
       <w:r>
         <w:rPr>
           <w:b/>
+          <w:i/>
+          <w:color w:val="004284"/>
+          <w:sz w:val="22"/>
         </w:rPr>
         <w:t xml:space="preserve">Comando: </w:t>
       </w:r>
       <w:r>
+        <w:rPr>
+          <w:sz w:val="22"/>
+        </w:rPr>
         <w:t>Qual fórmula CORRETA calcula o "Total da Venda" em D2?</w:t>
       </w:r>
     </w:p>
     <w:p>
+      <w:pPr>
+        <w:spacing w:before="60" w:after="60"/>
+        <w:ind w:left="360"/>
+      </w:pPr>
       <w:r>
         <w:rPr>
           <w:b/>
+          <w:i/>
+          <w:color w:val="004284"/>
+          <w:sz w:val="22"/>
         </w:rPr>
         <w:t>Alternativas:</w:t>
       </w:r>
     </w:p>
     <w:p>
       <w:pPr>
-        <w:pStyle w:val="ListBullet"/>
+        <w:spacing w:before="20" w:after="20"/>
+        <w:ind w:left="720"/>
       </w:pPr>
       <w:r>
-        <w:t>a) a) =B2+C2</w:t>
+        <w:rPr>
+          <w:sz w:val="22"/>
+        </w:rPr>
+        <w:t>a) =B2+C2</w:t>
       </w:r>
     </w:p>
     <w:p>
       <w:pPr>
-        <w:pStyle w:val="ListBullet"/>
+        <w:spacing w:before="20" w:after="20"/>
+        <w:ind w:left="720"/>
       </w:pPr>
       <w:r>
-        <w:t>b) b) =B2*C2</w:t>
+        <w:rPr>
+          <w:sz w:val="22"/>
+        </w:rPr>
+        <w:t>b) =B2*C2</w:t>
       </w:r>
     </w:p>
     <w:p>
       <w:pPr>
-        <w:pStyle w:val="ListBullet"/>
+        <w:spacing w:before="20" w:after="20"/>
+        <w:ind w:left="720"/>
       </w:pPr>
       <w:r>
-        <w:t>c) c) =B2/C2</w:t>
+        <w:rPr>
+          <w:sz w:val="22"/>
+        </w:rPr>
+        <w:t>c) =B2/C2</w:t>
       </w:r>
     </w:p>
     <w:p>
       <w:pPr>
-        <w:pStyle w:val="ListBullet"/>
+        <w:spacing w:before="20" w:after="20"/>
+        <w:ind w:left="720"/>
       </w:pPr>
       <w:r>
-        <w:t>d) d) =C2-B2</w:t>
+        <w:rPr>
+          <w:sz w:val="22"/>
+        </w:rPr>
+        <w:t>d) =C2-B2</w:t>
       </w:r>
     </w:p>
     <w:p>
       <w:pPr>
-        <w:pStyle w:val="ListBullet"/>
+        <w:spacing w:before="20" w:after="20"/>
+        <w:ind w:left="720"/>
       </w:pPr>
       <w:r>
-        <w:t>e) e) =SOMA(B2:C2)</w:t>
+        <w:rPr>
+          <w:sz w:val="22"/>
+        </w:rPr>
+        <w:t>e) =SOMA(B2:C2)</w:t>
       </w:r>
     </w:p>
     <w:p>
+      <w:pPr>
+        <w:spacing w:before="120" w:after="240"/>
+        <w:ind w:left="360"/>
+      </w:pPr>
       <w:r>
-        <w:t>________________________________________________________________________________</w:t>
+        <w:t>__________________________________________________________________________________________</w:t>
       </w:r>
     </w:p>
-    <w:p/>
     <w:p>
+      <w:pPr>
+        <w:spacing w:before="120" w:after="120"/>
+        <w:shd w:fill="004284"/>
+      </w:pPr>
       <w:r>
         <w:rPr>
           <w:b/>
+          <w:color w:val="FFFFFF"/>
+          <w:sz w:val="24"/>
         </w:rPr>
         <w:t>ITEM 3</w:t>
       </w:r>
     </w:p>
     <w:p>
+      <w:pPr>
+        <w:spacing w:before="60" w:after="60"/>
+        <w:ind w:left="360"/>
+      </w:pPr>
       <w:r>
         <w:rPr>
           <w:b/>
+          <w:i/>
+          <w:color w:val="004284"/>
+          <w:sz w:val="22"/>
         </w:rPr>
         <w:t xml:space="preserve">CAPACIDADE: </w:t>
       </w:r>
       <w:r>
+        <w:rPr>
+          <w:sz w:val="22"/>
+        </w:rPr>
         <w:t>Utilizar referências absolutas para garantir cálculos consistentes</w:t>
       </w:r>
     </w:p>
     <w:p>
+      <w:pPr>
+        <w:spacing w:before="60" w:after="60"/>
+        <w:ind w:left="360"/>
+      </w:pPr>
       <w:r>
         <w:rPr>
           <w:b/>
+          <w:i/>
+          <w:color w:val="004284"/>
+          <w:sz w:val="22"/>
         </w:rPr>
         <w:t xml:space="preserve">Contexto: </w:t>
       </w:r>
       <w:r>
+        <w:rPr>
+          <w:sz w:val="22"/>
+        </w:rPr>
         <w:t>A fórmula de porcentagem é: (Total do Produto / Total Geral) × 100. O total geral está em D7. Para copiar a fórmula para outros produtos sem que D7 mude, usa-se referência ABSOLUTA.</w:t>
       </w:r>
     </w:p>
     <w:p>
+      <w:pPr>
+        <w:spacing w:before="60" w:after="60"/>
+        <w:ind w:left="360"/>
+      </w:pPr>
       <w:r>
         <w:rPr>
           <w:b/>
+          <w:i/>
+          <w:color w:val="004284"/>
+          <w:sz w:val="22"/>
         </w:rPr>
         <w:t xml:space="preserve">Comando: </w:t>
       </w:r>
       <w:r>
+        <w:rPr>
+          <w:sz w:val="22"/>
+        </w:rPr>
         <w:t>Qual é a referência ABSOLUTA correta para o total em D7?</w:t>
       </w:r>
     </w:p>
     <w:p>
+      <w:pPr>
+        <w:spacing w:before="60" w:after="60"/>
+        <w:ind w:left="360"/>
+      </w:pPr>
       <w:r>
         <w:rPr>
           <w:b/>
+          <w:i/>
+          <w:color w:val="004284"/>
+          <w:sz w:val="22"/>
         </w:rPr>
         <w:t>Alternativas:</w:t>
       </w:r>
     </w:p>
     <w:p>
       <w:pPr>
-        <w:pStyle w:val="ListBullet"/>
+        <w:spacing w:before="20" w:after="20"/>
+        <w:ind w:left="720"/>
       </w:pPr>
       <w:r>
-        <w:t>a) a) D7</w:t>
+        <w:rPr>
+          <w:sz w:val="22"/>
+        </w:rPr>
+        <w:t>a) D7</w:t>
       </w:r>
     </w:p>
     <w:p>
       <w:pPr>
-        <w:pStyle w:val="ListBullet"/>
+        <w:spacing w:before="20" w:after="20"/>
+        <w:ind w:left="720"/>
       </w:pPr>
       <w:r>
-        <w:t>b) b) $D7</w:t>
+        <w:rPr>
+          <w:sz w:val="22"/>
+        </w:rPr>
+        <w:t>b) $D7</w:t>
       </w:r>
     </w:p>
     <w:p>
       <w:pPr>
-        <w:pStyle w:val="ListBullet"/>
+        <w:spacing w:before="20" w:after="20"/>
+        <w:ind w:left="720"/>
       </w:pPr>
       <w:r>
-        <w:t>c) c) D$7</w:t>
+        <w:rPr>
+          <w:sz w:val="22"/>
+        </w:rPr>
+        <w:t>c) D$7</w:t>
       </w:r>
     </w:p>
     <w:p>
       <w:pPr>
-        <w:pStyle w:val="ListBullet"/>
+        <w:spacing w:before="20" w:after="20"/>
+        <w:ind w:left="720"/>
       </w:pPr>
       <w:r>
-        <w:t>d) d) $D$7</w:t>
+        <w:rPr>
+          <w:sz w:val="22"/>
+        </w:rPr>
+        <w:t>d) $D$7</w:t>
       </w:r>
     </w:p>
     <w:p>
       <w:pPr>
-        <w:pStyle w:val="ListBullet"/>
+        <w:spacing w:before="20" w:after="20"/>
+        <w:ind w:left="720"/>
       </w:pPr>
       <w:r>
-        <w:t>e) e) #D7</w:t>
+        <w:rPr>
+          <w:sz w:val="22"/>
+        </w:rPr>
+        <w:t>e) #D7</w:t>
       </w:r>
     </w:p>
     <w:p>
+      <w:pPr>
+        <w:spacing w:before="120" w:after="240"/>
+        <w:ind w:left="360"/>
+      </w:pPr>
       <w:r>
-        <w:t>________________________________________________________________________________</w:t>
+        <w:t>__________________________________________________________________________________________</w:t>
       </w:r>
     </w:p>
-    <w:p/>
     <w:p>
+      <w:pPr>
+        <w:spacing w:before="120" w:after="120"/>
+        <w:shd w:fill="004284"/>
+      </w:pPr>
       <w:r>
         <w:rPr>
           <w:b/>
+          <w:color w:val="FFFFFF"/>
+          <w:sz w:val="24"/>
         </w:rPr>
         <w:t>ITEM 4</w:t>
       </w:r>
     </w:p>
     <w:p>
+      <w:pPr>
+        <w:spacing w:before="60" w:after="60"/>
+        <w:ind w:left="360"/>
+      </w:pPr>
       <w:r>
         <w:rPr>
           <w:b/>
+          <w:i/>
+          <w:color w:val="004284"/>
+          <w:sz w:val="22"/>
         </w:rPr>
         <w:t xml:space="preserve">CAPACIDADE: </w:t>
       </w:r>
       <w:r>
+        <w:rPr>
+          <w:sz w:val="22"/>
+        </w:rPr>
         <w:t>Dominar funções estatísticas básicas do Excel</w:t>
       </w:r>
     </w:p>
     <w:p>
+      <w:pPr>
+        <w:spacing w:before="60" w:after="60"/>
+        <w:ind w:left="360"/>
+      </w:pPr>
       <w:r>
         <w:rPr>
           <w:b/>
+          <w:i/>
+          <w:color w:val="004284"/>
+          <w:sz w:val="22"/>
         </w:rPr>
         <w:t xml:space="preserve">Contexto: </w:t>
       </w:r>
       <w:r>
+        <w:rPr>
+          <w:sz w:val="22"/>
+        </w:rPr>
         <w:t>A tabela de vendas possui totais em D2:D6 com os seguintes valores: 17.500 (Notebook), 1.700 (Mouse), 2.250 (Teclado), 6.400 (Monitor), 3.000 (Webcam).</w:t>
       </w:r>
     </w:p>
     <w:p>
+      <w:pPr>
+        <w:spacing w:before="60" w:after="60"/>
+        <w:ind w:left="360"/>
+      </w:pPr>
       <w:r>
         <w:rPr>
           <w:b/>
+          <w:i/>
+          <w:color w:val="004284"/>
+          <w:sz w:val="22"/>
         </w:rPr>
         <w:t xml:space="preserve">Comando: </w:t>
       </w:r>
       <w:r>
+        <w:rPr>
+          <w:sz w:val="22"/>
+        </w:rPr>
         <w:t>Qual é o resultado da fórmula =SOMA(D2:D6)?</w:t>
       </w:r>
     </w:p>
     <w:p>
+      <w:pPr>
+        <w:spacing w:before="60" w:after="60"/>
+        <w:ind w:left="360"/>
+      </w:pPr>
       <w:r>
         <w:rPr>
           <w:b/>
+          <w:i/>
+          <w:color w:val="004284"/>
+          <w:sz w:val="22"/>
         </w:rPr>
         <w:t>Alternativas:</w:t>
       </w:r>
     </w:p>
     <w:p>
       <w:pPr>
-        <w:pStyle w:val="ListBullet"/>
+        <w:spacing w:before="20" w:after="20"/>
+        <w:ind w:left="720"/>
       </w:pPr>
       <w:r>
-        <w:t>a) a) 17.500</w:t>
+        <w:rPr>
+          <w:sz w:val="22"/>
+        </w:rPr>
+        <w:t>a) 17.500</w:t>
       </w:r>
     </w:p>
     <w:p>
       <w:pPr>
-        <w:pStyle w:val="ListBullet"/>
+        <w:spacing w:before="20" w:after="20"/>
+        <w:ind w:left="720"/>
       </w:pPr>
       <w:r>
-        <w:t>b) b) 6.170</w:t>
+        <w:rPr>
+          <w:sz w:val="22"/>
+        </w:rPr>
+        <w:t>b) 6.170</w:t>
       </w:r>
     </w:p>
     <w:p>
       <w:pPr>
-        <w:pStyle w:val="ListBullet"/>
+        <w:spacing w:before="20" w:after="20"/>
+        <w:ind w:left="720"/>
       </w:pPr>
       <w:r>
-        <w:t>c) c) 30.850</w:t>
+        <w:rPr>
+          <w:sz w:val="22"/>
+        </w:rPr>
+        <w:t>c) 30.850</w:t>
       </w:r>
     </w:p>
     <w:p>
       <w:pPr>
-        <w:pStyle w:val="ListBullet"/>
+        <w:spacing w:before="20" w:after="20"/>
+        <w:ind w:left="720"/>
       </w:pPr>
       <w:r>
-        <w:t>d) d) 1.700</w:t>
+        <w:rPr>
+          <w:sz w:val="22"/>
+        </w:rPr>
+        <w:t>d) 1.700</w:t>
       </w:r>
     </w:p>
     <w:p>
       <w:pPr>
-        <w:pStyle w:val="ListBullet"/>
+        <w:spacing w:before="20" w:after="20"/>
+        <w:ind w:left="720"/>
       </w:pPr>
       <w:r>
-        <w:t>e) e) 31.850</w:t>
+        <w:rPr>
+          <w:sz w:val="22"/>
+        </w:rPr>
+        <w:t>e) 31.850</w:t>
       </w:r>
     </w:p>
     <w:p>
+      <w:pPr>
+        <w:spacing w:before="120" w:after="240"/>
+        <w:ind w:left="360"/>
+      </w:pPr>
       <w:r>
-        <w:t>________________________________________________________________________________</w:t>
+        <w:t>__________________________________________________________________________________________</w:t>
       </w:r>
     </w:p>
-    <w:p/>
     <w:p>
+      <w:pPr>
+        <w:spacing w:before="120" w:after="120"/>
+        <w:shd w:fill="004284"/>
+      </w:pPr>
       <w:r>
         <w:rPr>
           <w:b/>
+          <w:color w:val="FFFFFF"/>
+          <w:sz w:val="24"/>
         </w:rPr>
         <w:t>ITEM 5</w:t>
       </w:r>
     </w:p>
     <w:p>
+      <w:pPr>
+        <w:spacing w:before="60" w:after="60"/>
+        <w:ind w:left="360"/>
+      </w:pPr>
       <w:r>
         <w:rPr>
           <w:b/>
+          <w:i/>
+          <w:color w:val="004284"/>
+          <w:sz w:val="22"/>
         </w:rPr>
         <w:t xml:space="preserve">CAPACIDADE: </w:t>
       </w:r>
       <w:r>
+        <w:rPr>
+          <w:sz w:val="22"/>
+        </w:rPr>
         <w:t>Aplicar formatação de moeda em células de valores monetários</w:t>
       </w:r>
     </w:p>
     <w:p>
+      <w:pPr>
+        <w:spacing w:before="60" w:after="60"/>
+        <w:ind w:left="360"/>
+      </w:pPr>
       <w:r>
         <w:rPr>
           <w:b/>
+          <w:i/>
+          <w:color w:val="004284"/>
+          <w:sz w:val="22"/>
         </w:rPr>
         <w:t xml:space="preserve">Contexto: </w:t>
       </w:r>
       <w:r>
+        <w:rPr>
+          <w:sz w:val="22"/>
+        </w:rPr>
         <w:t>As vendas devem ser exibidas em formato de moeda brasileira (R$) com 2 casas decimais para melhor apresentação aos gerentes.</w:t>
       </w:r>
     </w:p>
     <w:p>
+      <w:pPr>
+        <w:spacing w:before="60" w:after="60"/>
+        <w:ind w:left="360"/>
+      </w:pPr>
       <w:r>
         <w:rPr>
           <w:b/>
+          <w:i/>
+          <w:color w:val="004284"/>
+          <w:sz w:val="22"/>
         </w:rPr>
         <w:t xml:space="preserve">Comando: </w:t>
       </w:r>
       <w:r>
+        <w:rPr>
+          <w:sz w:val="22"/>
+        </w:rPr>
         <w:t>Qual é o formato CORRETO para exibir R$ 17.500,00 no Excel?</w:t>
       </w:r>
     </w:p>
     <w:p>
+      <w:pPr>
+        <w:spacing w:before="60" w:after="60"/>
+        <w:ind w:left="360"/>
+      </w:pPr>
       <w:r>
         <w:rPr>
           <w:b/>
+          <w:i/>
+          <w:color w:val="004284"/>
+          <w:sz w:val="22"/>
         </w:rPr>
         <w:t>Alternativas:</w:t>
       </w:r>
     </w:p>
     <w:p>
       <w:pPr>
-        <w:pStyle w:val="ListBullet"/>
+        <w:spacing w:before="20" w:after="20"/>
+        <w:ind w:left="720"/>
       </w:pPr>
       <w:r>
-        <w:t>a) a) 17.500,00</w:t>
+        <w:rPr>
+          <w:sz w:val="22"/>
+        </w:rPr>
+        <w:t>a) 17.500,00</w:t>
       </w:r>
     </w:p>
     <w:p>
       <w:pPr>
-        <w:pStyle w:val="ListBullet"/>
+        <w:spacing w:before="20" w:after="20"/>
+        <w:ind w:left="720"/>
       </w:pPr>
       <w:r>
-        <w:t>b) b) $17.500,00</w:t>
+        <w:rPr>
+          <w:sz w:val="22"/>
+        </w:rPr>
+        <w:t>b) $17.500,00</w:t>
       </w:r>
     </w:p>
     <w:p>
       <w:pPr>
-        <w:pStyle w:val="ListBullet"/>
+        <w:spacing w:before="20" w:after="20"/>
+        <w:ind w:left="720"/>
       </w:pPr>
       <w:r>
-        <w:t>c) c) R$ 17.500,00</w:t>
+        <w:rPr>
+          <w:sz w:val="22"/>
+        </w:rPr>
+        <w:t>c) R$ 17.500,00</w:t>
       </w:r>
     </w:p>
     <w:p>
       <w:pPr>
-        <w:pStyle w:val="ListBullet"/>
+        <w:spacing w:before="20" w:after="20"/>
+        <w:ind w:left="720"/>
       </w:pPr>
       <w:r>
-        <w:t>d) d) R17.500</w:t>
+        <w:rPr>
+          <w:sz w:val="22"/>
+        </w:rPr>
+        <w:t>d) R17.500</w:t>
       </w:r>
     </w:p>
     <w:p>
       <w:pPr>
-        <w:pStyle w:val="ListBullet"/>
+        <w:spacing w:before="20" w:after="20"/>
+        <w:ind w:left="720"/>
       </w:pPr>
       <w:r>
-        <w:t>e) e) 175E2</w:t>
+        <w:rPr>
+          <w:sz w:val="22"/>
+        </w:rPr>
+        <w:t>e) 175E2</w:t>
       </w:r>
     </w:p>
     <w:p>
+      <w:pPr>
+        <w:spacing w:before="120" w:after="240"/>
+        <w:ind w:left="360"/>
+      </w:pPr>
       <w:r>
-        <w:t>________________________________________________________________________________</w:t>
+        <w:t>__________________________________________________________________________________________</w:t>
       </w:r>
     </w:p>
-    <w:p/>
     <w:p>
+      <w:pPr>
+        <w:spacing w:before="120" w:after="120"/>
+        <w:shd w:fill="004284"/>
+      </w:pPr>
       <w:r>
         <w:rPr>
           <w:b/>
+          <w:color w:val="FFFFFF"/>
+          <w:sz w:val="24"/>
         </w:rPr>
         <w:t>ITEM 6</w:t>
       </w:r>
     </w:p>
     <w:p>
+      <w:pPr>
+        <w:spacing w:before="60" w:after="60"/>
+        <w:ind w:left="360"/>
+      </w:pPr>
       <w:r>
         <w:rPr>
           <w:b/>
+          <w:i/>
+          <w:color w:val="004284"/>
+          <w:sz w:val="22"/>
         </w:rPr>
         <w:t xml:space="preserve">CAPACIDADE: </w:t>
       </w:r>
       <w:r>
+        <w:rPr>
+          <w:sz w:val="22"/>
+        </w:rPr>
         <w:t>Calcular e interpretar percentuais em análises de vendas</w:t>
       </w:r>
     </w:p>
     <w:p>
+      <w:pPr>
+        <w:spacing w:before="60" w:after="60"/>
+        <w:ind w:left="360"/>
+      </w:pPr>
       <w:r>
         <w:rPr>
           <w:b/>
+          <w:i/>
+          <w:color w:val="004284"/>
+          <w:sz w:val="22"/>
         </w:rPr>
         <w:t xml:space="preserve">Contexto: </w:t>
       </w:r>
       <w:r>
+        <w:rPr>
+          <w:sz w:val="22"/>
+        </w:rPr>
         <w:t>O Notebook gerou R$ 17.500 em vendas e o total geral foi R$ 30.850. A fórmula =D2/$D$7*100 calcula a porcentagem.</w:t>
       </w:r>
     </w:p>
     <w:p>
+      <w:pPr>
+        <w:spacing w:before="60" w:after="60"/>
+        <w:ind w:left="360"/>
+      </w:pPr>
       <w:r>
         <w:rPr>
           <w:b/>
+          <w:i/>
+          <w:color w:val="004284"/>
+          <w:sz w:val="22"/>
         </w:rPr>
         <w:t xml:space="preserve">Comando: </w:t>
       </w:r>
       <w:r>
+        <w:rPr>
+          <w:sz w:val="22"/>
+        </w:rPr>
         <w:t>Qual é a porcentagem aproximada que o Notebook representa das vendas totais?</w:t>
       </w:r>
     </w:p>
     <w:p>
+      <w:pPr>
+        <w:spacing w:before="60" w:after="60"/>
+        <w:ind w:left="360"/>
+      </w:pPr>
       <w:r>
         <w:rPr>
           <w:b/>
+          <w:i/>
+          <w:color w:val="004284"/>
+          <w:sz w:val="22"/>
         </w:rPr>
         <w:t>Alternativas:</w:t>
       </w:r>
     </w:p>
     <w:p>
       <w:pPr>
-        <w:pStyle w:val="ListBullet"/>
+        <w:spacing w:before="20" w:after="20"/>
+        <w:ind w:left="720"/>
       </w:pPr>
       <w:r>
-        <w:t>a) a) 5,50%</w:t>
+        <w:rPr>
+          <w:sz w:val="22"/>
+        </w:rPr>
+        <w:t>a) 5,50%</w:t>
       </w:r>
     </w:p>
     <w:p>
       <w:pPr>
-        <w:pStyle w:val="ListBullet"/>
+        <w:spacing w:before="20" w:after="20"/>
+        <w:ind w:left="720"/>
       </w:pPr>
       <w:r>
-        <w:t>b) b) 20,74%</w:t>
+        <w:rPr>
+          <w:sz w:val="22"/>
+        </w:rPr>
+        <w:t>b) 20,74%</w:t>
       </w:r>
     </w:p>
     <w:p>
       <w:pPr>
-        <w:pStyle w:val="ListBullet"/>
+        <w:spacing w:before="20" w:after="20"/>
+        <w:ind w:left="720"/>
       </w:pPr>
       <w:r>
-        <w:t>c) c) 56,72%</w:t>
+        <w:rPr>
+          <w:sz w:val="22"/>
+        </w:rPr>
+        <w:t>c) 56,72%</w:t>
       </w:r>
     </w:p>
     <w:p>
       <w:pPr>
-        <w:pStyle w:val="ListBullet"/>
+        <w:spacing w:before="20" w:after="20"/>
+        <w:ind w:left="720"/>
       </w:pPr>
       <w:r>
-        <w:t>d) d) 9,72%</w:t>
+        <w:rPr>
+          <w:sz w:val="22"/>
+        </w:rPr>
+        <w:t>d) 9,72%</w:t>
       </w:r>
     </w:p>
     <w:p>
       <w:pPr>
-        <w:pStyle w:val="ListBullet"/>
+        <w:spacing w:before="20" w:after="20"/>
+        <w:ind w:left="720"/>
       </w:pPr>
       <w:r>
-        <w:t>e) e) 7,29%</w:t>
+        <w:rPr>
+          <w:sz w:val="22"/>
+        </w:rPr>
+        <w:t>e) 7,29%</w:t>
       </w:r>
     </w:p>
     <w:p>
+      <w:pPr>
+        <w:spacing w:before="120" w:after="240"/>
+        <w:ind w:left="360"/>
+      </w:pPr>
       <w:r>
-        <w:t>________________________________________________________________________________</w:t>
+        <w:t>__________________________________________________________________________________________</w:t>
       </w:r>
     </w:p>
-    <w:p/>
     <w:sectPr>
       <w:pgSz w:w="12240" w:h="15840"/>
-      <w:pgMar w:top="1440" w:right="1800" w:bottom="1440" w:left="1800" w:header="720" w:footer="720" w:gutter="0"/>
+      <w:pgMar w:top="720" w:right="1080" w:bottom="1440" w:left="1080" w:header="720" w:footer="720" w:gutter="0"/>
       <w:cols w:space="720"/>
       <w:docGrid w:linePitch="360"/>
     </w:sectPr>

--- a/MATERIAIS/GESTAO_E_CONTROLE_MATERIAIS/ANALISE_DADOS_APLICADA_GESTAO/ATIVIDADES/AVALIACAO-02-CONCEITOS-FUNDAMENTOS-EXCEL.docx
+++ b/MATERIAIS/GESTAO_E_CONTROLE_MATERIAIS/ANALISE_DADOS_APLICADA_GESTAO/ATIVIDADES/AVALIACAO-02-CONCEITOS-FUNDAMENTOS-EXCEL.docx
@@ -20,10 +20,10 @@
             <w:vAlign w:val="center"/>
             <w:shd w:fill="FFFFFF"/>
             <w:tcBorders>
-              <w:top w:val="single" w:sz="12" w:space="0" w:color="000000"/>
-              <w:left w:val="single" w:sz="12" w:space="0" w:color="000000"/>
-              <w:bottom w:val="single" w:sz="12" w:space="0" w:color="000000"/>
-              <w:right w:val="single" w:sz="12" w:space="0" w:color="000000"/>
+              <w:top w:val="single" w:sz="24" w:space="0" w:color="000000"/>
+              <w:left w:val="single" w:sz="24" w:space="0" w:color="000000"/>
+              <w:bottom w:val="single" w:sz="24" w:space="0" w:color="000000"/>
+              <w:right w:val="single" w:sz="24" w:space="0" w:color="000000"/>
             </w:tcBorders>
           </w:tcPr>
           <w:p>
@@ -60,10 +60,10 @@
             <w:vAlign w:val="center"/>
             <w:shd w:fill="FFFFFF"/>
             <w:tcBorders>
-              <w:top w:val="single" w:sz="12" w:space="0" w:color="000000"/>
-              <w:left w:val="single" w:sz="12" w:space="0" w:color="000000"/>
-              <w:bottom w:val="single" w:sz="12" w:space="0" w:color="000000"/>
-              <w:right w:val="single" w:sz="12" w:space="0" w:color="000000"/>
+              <w:top w:val="single" w:sz="24" w:space="0" w:color="000000"/>
+              <w:left w:val="single" w:sz="24" w:space="0" w:color="000000"/>
+              <w:bottom w:val="single" w:sz="24" w:space="0" w:color="000000"/>
+              <w:right w:val="single" w:sz="24" w:space="0" w:color="000000"/>
             </w:tcBorders>
           </w:tcPr>
           <w:p>
@@ -166,10 +166,10 @@
             <w:vAlign w:val="center"/>
             <w:shd w:fill="FFFFFF"/>
             <w:tcBorders>
-              <w:top w:val="single" w:sz="12" w:space="0" w:color="000000"/>
-              <w:left w:val="single" w:sz="12" w:space="0" w:color="000000"/>
-              <w:bottom w:val="single" w:sz="12" w:space="0" w:color="000000"/>
-              <w:right w:val="single" w:sz="12" w:space="0" w:color="000000"/>
+              <w:top w:val="single" w:sz="24" w:space="0" w:color="000000"/>
+              <w:left w:val="single" w:sz="24" w:space="0" w:color="000000"/>
+              <w:bottom w:val="single" w:sz="24" w:space="0" w:color="000000"/>
+              <w:right w:val="single" w:sz="24" w:space="0" w:color="000000"/>
             </w:tcBorders>
           </w:tcPr>
           <w:p>
@@ -190,972 +190,1086 @@
       </w:tr>
     </w:tbl>
     <w:p/>
-    <w:p>
-      <w:pPr>
-        <w:spacing w:before="120" w:after="120"/>
-        <w:shd w:fill="004284"/>
-      </w:pPr>
-      <w:r>
-        <w:rPr>
-          <w:b/>
-          <w:color w:val="FFFFFF"/>
-          <w:sz w:val="24"/>
-        </w:rPr>
-        <w:t>ITEM 1</w:t>
-      </w:r>
-    </w:p>
-    <w:p>
-      <w:pPr>
-        <w:spacing w:before="60" w:after="60"/>
-        <w:ind w:left="360"/>
-      </w:pPr>
-      <w:r>
-        <w:rPr>
-          <w:b/>
-          <w:i/>
-          <w:color w:val="004284"/>
-          <w:sz w:val="22"/>
-        </w:rPr>
-        <w:t xml:space="preserve">CAPACIDADE: </w:t>
-      </w:r>
-      <w:r>
-        <w:rPr>
-          <w:sz w:val="22"/>
-        </w:rPr>
-        <w:t>Identificar tipos de dados e estruturas de planilhas no Excel</w:t>
-      </w:r>
-    </w:p>
-    <w:p>
-      <w:pPr>
-        <w:spacing w:before="60" w:after="60"/>
-        <w:ind w:left="360"/>
-      </w:pPr>
-      <w:r>
-        <w:rPr>
-          <w:b/>
-          <w:i/>
-          <w:color w:val="004284"/>
-          <w:sz w:val="22"/>
-        </w:rPr>
-        <w:t xml:space="preserve">Contexto: </w:t>
-      </w:r>
-      <w:r>
-        <w:rPr>
-          <w:sz w:val="22"/>
-        </w:rPr>
-        <w:t>Uma loja de eletrônicos precisa organizar dados de vendas. A estrutura deve conter: Produto (Notebook), Quantidade (5), Preço Unitário (3500), Total da Venda (?), e % do Total (?).</w:t>
-      </w:r>
-    </w:p>
-    <w:p>
-      <w:pPr>
-        <w:spacing w:before="60" w:after="60"/>
-        <w:ind w:left="360"/>
-      </w:pPr>
-      <w:r>
-        <w:rPr>
-          <w:b/>
-          <w:i/>
-          <w:color w:val="004284"/>
-          <w:sz w:val="22"/>
-        </w:rPr>
-        <w:t xml:space="preserve">Comando: </w:t>
-      </w:r>
-      <w:r>
-        <w:rPr>
-          <w:sz w:val="22"/>
-        </w:rPr>
-        <w:t>Qual é o endereço de célula esperado para o "Total da Venda" do Notebook?</w:t>
-      </w:r>
-    </w:p>
-    <w:p>
-      <w:pPr>
-        <w:spacing w:before="60" w:after="60"/>
-        <w:ind w:left="360"/>
-      </w:pPr>
-      <w:r>
-        <w:rPr>
-          <w:b/>
-          <w:i/>
-          <w:color w:val="004284"/>
-          <w:sz w:val="22"/>
-        </w:rPr>
-        <w:t>Alternativas:</w:t>
-      </w:r>
-    </w:p>
-    <w:p>
-      <w:pPr>
-        <w:spacing w:before="20" w:after="20"/>
-        <w:ind w:left="720"/>
-      </w:pPr>
-      <w:r>
-        <w:rPr>
-          <w:sz w:val="22"/>
-        </w:rPr>
-        <w:t>a) A2</w:t>
-      </w:r>
-    </w:p>
-    <w:p>
-      <w:pPr>
-        <w:spacing w:before="20" w:after="20"/>
-        <w:ind w:left="720"/>
-      </w:pPr>
-      <w:r>
-        <w:rPr>
-          <w:sz w:val="22"/>
-        </w:rPr>
-        <w:t>b) C2</w:t>
-      </w:r>
-    </w:p>
-    <w:p>
-      <w:pPr>
-        <w:spacing w:before="20" w:after="20"/>
-        <w:ind w:left="720"/>
-      </w:pPr>
-      <w:r>
-        <w:rPr>
-          <w:sz w:val="22"/>
-        </w:rPr>
-        <w:t>c) D2</w:t>
-      </w:r>
-    </w:p>
-    <w:p>
-      <w:pPr>
-        <w:spacing w:before="20" w:after="20"/>
-        <w:ind w:left="720"/>
-      </w:pPr>
-      <w:r>
-        <w:rPr>
-          <w:sz w:val="22"/>
-        </w:rPr>
-        <w:t>d) E2</w:t>
-      </w:r>
-    </w:p>
-    <w:p>
-      <w:pPr>
-        <w:spacing w:before="20" w:after="20"/>
-        <w:ind w:left="720"/>
-      </w:pPr>
-      <w:r>
-        <w:rPr>
-          <w:sz w:val="22"/>
-        </w:rPr>
-        <w:t>e) B1</w:t>
-      </w:r>
-    </w:p>
-    <w:p>
-      <w:pPr>
-        <w:spacing w:before="120" w:after="240"/>
-        <w:ind w:left="360"/>
-      </w:pPr>
-      <w:r>
-        <w:t>__________________________________________________________________________________________</w:t>
-      </w:r>
-    </w:p>
-    <w:p>
-      <w:pPr>
-        <w:spacing w:before="120" w:after="120"/>
-        <w:shd w:fill="004284"/>
-      </w:pPr>
-      <w:r>
-        <w:rPr>
-          <w:b/>
-          <w:color w:val="FFFFFF"/>
-          <w:sz w:val="24"/>
-        </w:rPr>
-        <w:t>ITEM 2</w:t>
-      </w:r>
-    </w:p>
-    <w:p>
-      <w:pPr>
-        <w:spacing w:before="60" w:after="60"/>
-        <w:ind w:left="360"/>
-      </w:pPr>
-      <w:r>
-        <w:rPr>
-          <w:b/>
-          <w:i/>
-          <w:color w:val="004284"/>
-          <w:sz w:val="22"/>
-        </w:rPr>
-        <w:t xml:space="preserve">CAPACIDADE: </w:t>
-      </w:r>
-      <w:r>
-        <w:rPr>
-          <w:sz w:val="22"/>
-        </w:rPr>
-        <w:t>Aplicar fórmulas de multiplicação em estruturas de dados tabulares</w:t>
-      </w:r>
-    </w:p>
-    <w:p>
-      <w:pPr>
-        <w:spacing w:before="60" w:after="60"/>
-        <w:ind w:left="360"/>
-      </w:pPr>
-      <w:r>
-        <w:rPr>
-          <w:b/>
-          <w:i/>
-          <w:color w:val="004284"/>
-          <w:sz w:val="22"/>
-        </w:rPr>
-        <w:t xml:space="preserve">Contexto: </w:t>
-      </w:r>
-      <w:r>
-        <w:rPr>
-          <w:sz w:val="22"/>
-        </w:rPr>
-        <w:t>Para calcular o total de vendas, usa-se a fórmula: Quantidade × Preço Unitário. Os dados do Notebook estão em B2 (quantidade) e C2 (preço).</w:t>
-      </w:r>
-    </w:p>
-    <w:p>
-      <w:pPr>
-        <w:spacing w:before="60" w:after="60"/>
-        <w:ind w:left="360"/>
-      </w:pPr>
-      <w:r>
-        <w:rPr>
-          <w:b/>
-          <w:i/>
-          <w:color w:val="004284"/>
-          <w:sz w:val="22"/>
-        </w:rPr>
-        <w:t xml:space="preserve">Comando: </w:t>
-      </w:r>
-      <w:r>
-        <w:rPr>
-          <w:sz w:val="22"/>
-        </w:rPr>
-        <w:t>Qual fórmula CORRETA calcula o "Total da Venda" em D2?</w:t>
-      </w:r>
-    </w:p>
-    <w:p>
-      <w:pPr>
-        <w:spacing w:before="60" w:after="60"/>
-        <w:ind w:left="360"/>
-      </w:pPr>
-      <w:r>
-        <w:rPr>
-          <w:b/>
-          <w:i/>
-          <w:color w:val="004284"/>
-          <w:sz w:val="22"/>
-        </w:rPr>
-        <w:t>Alternativas:</w:t>
-      </w:r>
-    </w:p>
-    <w:p>
-      <w:pPr>
-        <w:spacing w:before="20" w:after="20"/>
-        <w:ind w:left="720"/>
-      </w:pPr>
-      <w:r>
-        <w:rPr>
-          <w:sz w:val="22"/>
-        </w:rPr>
-        <w:t>a) =B2+C2</w:t>
-      </w:r>
-    </w:p>
-    <w:p>
-      <w:pPr>
-        <w:spacing w:before="20" w:after="20"/>
-        <w:ind w:left="720"/>
-      </w:pPr>
-      <w:r>
-        <w:rPr>
-          <w:sz w:val="22"/>
-        </w:rPr>
-        <w:t>b) =B2*C2</w:t>
-      </w:r>
-    </w:p>
-    <w:p>
-      <w:pPr>
-        <w:spacing w:before="20" w:after="20"/>
-        <w:ind w:left="720"/>
-      </w:pPr>
-      <w:r>
-        <w:rPr>
-          <w:sz w:val="22"/>
-        </w:rPr>
-        <w:t>c) =B2/C2</w:t>
-      </w:r>
-    </w:p>
-    <w:p>
-      <w:pPr>
-        <w:spacing w:before="20" w:after="20"/>
-        <w:ind w:left="720"/>
-      </w:pPr>
-      <w:r>
-        <w:rPr>
-          <w:sz w:val="22"/>
-        </w:rPr>
-        <w:t>d) =C2-B2</w:t>
-      </w:r>
-    </w:p>
-    <w:p>
-      <w:pPr>
-        <w:spacing w:before="20" w:after="20"/>
-        <w:ind w:left="720"/>
-      </w:pPr>
-      <w:r>
-        <w:rPr>
-          <w:sz w:val="22"/>
-        </w:rPr>
-        <w:t>e) =SOMA(B2:C2)</w:t>
-      </w:r>
-    </w:p>
-    <w:p>
-      <w:pPr>
-        <w:spacing w:before="120" w:after="240"/>
-        <w:ind w:left="360"/>
-      </w:pPr>
-      <w:r>
-        <w:t>__________________________________________________________________________________________</w:t>
-      </w:r>
-    </w:p>
-    <w:p>
-      <w:pPr>
-        <w:spacing w:before="120" w:after="120"/>
-        <w:shd w:fill="004284"/>
-      </w:pPr>
-      <w:r>
-        <w:rPr>
-          <w:b/>
-          <w:color w:val="FFFFFF"/>
-          <w:sz w:val="24"/>
-        </w:rPr>
-        <w:t>ITEM 3</w:t>
-      </w:r>
-    </w:p>
-    <w:p>
-      <w:pPr>
-        <w:spacing w:before="60" w:after="60"/>
-        <w:ind w:left="360"/>
-      </w:pPr>
-      <w:r>
-        <w:rPr>
-          <w:b/>
-          <w:i/>
-          <w:color w:val="004284"/>
-          <w:sz w:val="22"/>
-        </w:rPr>
-        <w:t xml:space="preserve">CAPACIDADE: </w:t>
-      </w:r>
-      <w:r>
-        <w:rPr>
-          <w:sz w:val="22"/>
-        </w:rPr>
-        <w:t>Utilizar referências absolutas para garantir cálculos consistentes</w:t>
-      </w:r>
-    </w:p>
-    <w:p>
-      <w:pPr>
-        <w:spacing w:before="60" w:after="60"/>
-        <w:ind w:left="360"/>
-      </w:pPr>
-      <w:r>
-        <w:rPr>
-          <w:b/>
-          <w:i/>
-          <w:color w:val="004284"/>
-          <w:sz w:val="22"/>
-        </w:rPr>
-        <w:t xml:space="preserve">Contexto: </w:t>
-      </w:r>
-      <w:r>
-        <w:rPr>
-          <w:sz w:val="22"/>
-        </w:rPr>
-        <w:t>A fórmula de porcentagem é: (Total do Produto / Total Geral) × 100. O total geral está em D7. Para copiar a fórmula para outros produtos sem que D7 mude, usa-se referência ABSOLUTA.</w:t>
-      </w:r>
-    </w:p>
-    <w:p>
-      <w:pPr>
-        <w:spacing w:before="60" w:after="60"/>
-        <w:ind w:left="360"/>
-      </w:pPr>
-      <w:r>
-        <w:rPr>
-          <w:b/>
-          <w:i/>
-          <w:color w:val="004284"/>
-          <w:sz w:val="22"/>
-        </w:rPr>
-        <w:t xml:space="preserve">Comando: </w:t>
-      </w:r>
-      <w:r>
-        <w:rPr>
-          <w:sz w:val="22"/>
-        </w:rPr>
-        <w:t>Qual é a referência ABSOLUTA correta para o total em D7?</w:t>
-      </w:r>
-    </w:p>
-    <w:p>
-      <w:pPr>
-        <w:spacing w:before="60" w:after="60"/>
-        <w:ind w:left="360"/>
-      </w:pPr>
-      <w:r>
-        <w:rPr>
-          <w:b/>
-          <w:i/>
-          <w:color w:val="004284"/>
-          <w:sz w:val="22"/>
-        </w:rPr>
-        <w:t>Alternativas:</w:t>
-      </w:r>
-    </w:p>
-    <w:p>
-      <w:pPr>
-        <w:spacing w:before="20" w:after="20"/>
-        <w:ind w:left="720"/>
-      </w:pPr>
-      <w:r>
-        <w:rPr>
-          <w:sz w:val="22"/>
-        </w:rPr>
-        <w:t>a) D7</w:t>
-      </w:r>
-    </w:p>
-    <w:p>
-      <w:pPr>
-        <w:spacing w:before="20" w:after="20"/>
-        <w:ind w:left="720"/>
-      </w:pPr>
-      <w:r>
-        <w:rPr>
-          <w:sz w:val="22"/>
-        </w:rPr>
-        <w:t>b) $D7</w:t>
-      </w:r>
-    </w:p>
-    <w:p>
-      <w:pPr>
-        <w:spacing w:before="20" w:after="20"/>
-        <w:ind w:left="720"/>
-      </w:pPr>
-      <w:r>
-        <w:rPr>
-          <w:sz w:val="22"/>
-        </w:rPr>
-        <w:t>c) D$7</w:t>
-      </w:r>
-    </w:p>
-    <w:p>
-      <w:pPr>
-        <w:spacing w:before="20" w:after="20"/>
-        <w:ind w:left="720"/>
-      </w:pPr>
-      <w:r>
-        <w:rPr>
-          <w:sz w:val="22"/>
-        </w:rPr>
-        <w:t>d) $D$7</w:t>
-      </w:r>
-    </w:p>
-    <w:p>
-      <w:pPr>
-        <w:spacing w:before="20" w:after="20"/>
-        <w:ind w:left="720"/>
-      </w:pPr>
-      <w:r>
-        <w:rPr>
-          <w:sz w:val="22"/>
-        </w:rPr>
-        <w:t>e) #D7</w:t>
-      </w:r>
-    </w:p>
-    <w:p>
-      <w:pPr>
-        <w:spacing w:before="120" w:after="240"/>
-        <w:ind w:left="360"/>
-      </w:pPr>
-      <w:r>
-        <w:t>__________________________________________________________________________________________</w:t>
-      </w:r>
-    </w:p>
-    <w:p>
-      <w:pPr>
-        <w:spacing w:before="120" w:after="120"/>
-        <w:shd w:fill="004284"/>
-      </w:pPr>
-      <w:r>
-        <w:rPr>
-          <w:b/>
-          <w:color w:val="FFFFFF"/>
-          <w:sz w:val="24"/>
-        </w:rPr>
-        <w:t>ITEM 4</w:t>
-      </w:r>
-    </w:p>
-    <w:p>
-      <w:pPr>
-        <w:spacing w:before="60" w:after="60"/>
-        <w:ind w:left="360"/>
-      </w:pPr>
-      <w:r>
-        <w:rPr>
-          <w:b/>
-          <w:i/>
-          <w:color w:val="004284"/>
-          <w:sz w:val="22"/>
-        </w:rPr>
-        <w:t xml:space="preserve">CAPACIDADE: </w:t>
-      </w:r>
-      <w:r>
-        <w:rPr>
-          <w:sz w:val="22"/>
-        </w:rPr>
-        <w:t>Dominar funções estatísticas básicas do Excel</w:t>
-      </w:r>
-    </w:p>
-    <w:p>
-      <w:pPr>
-        <w:spacing w:before="60" w:after="60"/>
-        <w:ind w:left="360"/>
-      </w:pPr>
-      <w:r>
-        <w:rPr>
-          <w:b/>
-          <w:i/>
-          <w:color w:val="004284"/>
-          <w:sz w:val="22"/>
-        </w:rPr>
-        <w:t xml:space="preserve">Contexto: </w:t>
-      </w:r>
-      <w:r>
-        <w:rPr>
-          <w:sz w:val="22"/>
-        </w:rPr>
-        <w:t>A tabela de vendas possui totais em D2:D6 com os seguintes valores: 17.500 (Notebook), 1.700 (Mouse), 2.250 (Teclado), 6.400 (Monitor), 3.000 (Webcam).</w:t>
-      </w:r>
-    </w:p>
-    <w:p>
-      <w:pPr>
-        <w:spacing w:before="60" w:after="60"/>
-        <w:ind w:left="360"/>
-      </w:pPr>
-      <w:r>
-        <w:rPr>
-          <w:b/>
-          <w:i/>
-          <w:color w:val="004284"/>
-          <w:sz w:val="22"/>
-        </w:rPr>
-        <w:t xml:space="preserve">Comando: </w:t>
-      </w:r>
-      <w:r>
-        <w:rPr>
-          <w:sz w:val="22"/>
-        </w:rPr>
-        <w:t>Qual é o resultado da fórmula =SOMA(D2:D6)?</w:t>
-      </w:r>
-    </w:p>
-    <w:p>
-      <w:pPr>
-        <w:spacing w:before="60" w:after="60"/>
-        <w:ind w:left="360"/>
-      </w:pPr>
-      <w:r>
-        <w:rPr>
-          <w:b/>
-          <w:i/>
-          <w:color w:val="004284"/>
-          <w:sz w:val="22"/>
-        </w:rPr>
-        <w:t>Alternativas:</w:t>
-      </w:r>
-    </w:p>
-    <w:p>
-      <w:pPr>
-        <w:spacing w:before="20" w:after="20"/>
-        <w:ind w:left="720"/>
-      </w:pPr>
-      <w:r>
-        <w:rPr>
-          <w:sz w:val="22"/>
-        </w:rPr>
-        <w:t>a) 17.500</w:t>
-      </w:r>
-    </w:p>
-    <w:p>
-      <w:pPr>
-        <w:spacing w:before="20" w:after="20"/>
-        <w:ind w:left="720"/>
-      </w:pPr>
-      <w:r>
-        <w:rPr>
-          <w:sz w:val="22"/>
-        </w:rPr>
-        <w:t>b) 6.170</w:t>
-      </w:r>
-    </w:p>
-    <w:p>
-      <w:pPr>
-        <w:spacing w:before="20" w:after="20"/>
-        <w:ind w:left="720"/>
-      </w:pPr>
-      <w:r>
-        <w:rPr>
-          <w:sz w:val="22"/>
-        </w:rPr>
-        <w:t>c) 30.850</w:t>
-      </w:r>
-    </w:p>
-    <w:p>
-      <w:pPr>
-        <w:spacing w:before="20" w:after="20"/>
-        <w:ind w:left="720"/>
-      </w:pPr>
-      <w:r>
-        <w:rPr>
-          <w:sz w:val="22"/>
-        </w:rPr>
-        <w:t>d) 1.700</w:t>
-      </w:r>
-    </w:p>
-    <w:p>
-      <w:pPr>
-        <w:spacing w:before="20" w:after="20"/>
-        <w:ind w:left="720"/>
-      </w:pPr>
-      <w:r>
-        <w:rPr>
-          <w:sz w:val="22"/>
-        </w:rPr>
-        <w:t>e) 31.850</w:t>
-      </w:r>
-    </w:p>
-    <w:p>
-      <w:pPr>
-        <w:spacing w:before="120" w:after="240"/>
-        <w:ind w:left="360"/>
-      </w:pPr>
-      <w:r>
-        <w:t>__________________________________________________________________________________________</w:t>
-      </w:r>
-    </w:p>
-    <w:p>
-      <w:pPr>
-        <w:spacing w:before="120" w:after="120"/>
-        <w:shd w:fill="004284"/>
-      </w:pPr>
-      <w:r>
-        <w:rPr>
-          <w:b/>
-          <w:color w:val="FFFFFF"/>
-          <w:sz w:val="24"/>
-        </w:rPr>
-        <w:t>ITEM 5</w:t>
-      </w:r>
-    </w:p>
-    <w:p>
-      <w:pPr>
-        <w:spacing w:before="60" w:after="60"/>
-        <w:ind w:left="360"/>
-      </w:pPr>
-      <w:r>
-        <w:rPr>
-          <w:b/>
-          <w:i/>
-          <w:color w:val="004284"/>
-          <w:sz w:val="22"/>
-        </w:rPr>
-        <w:t xml:space="preserve">CAPACIDADE: </w:t>
-      </w:r>
-      <w:r>
-        <w:rPr>
-          <w:sz w:val="22"/>
-        </w:rPr>
-        <w:t>Aplicar formatação de moeda em células de valores monetários</w:t>
-      </w:r>
-    </w:p>
-    <w:p>
-      <w:pPr>
-        <w:spacing w:before="60" w:after="60"/>
-        <w:ind w:left="360"/>
-      </w:pPr>
-      <w:r>
-        <w:rPr>
-          <w:b/>
-          <w:i/>
-          <w:color w:val="004284"/>
-          <w:sz w:val="22"/>
-        </w:rPr>
-        <w:t xml:space="preserve">Contexto: </w:t>
-      </w:r>
-      <w:r>
-        <w:rPr>
-          <w:sz w:val="22"/>
-        </w:rPr>
-        <w:t>As vendas devem ser exibidas em formato de moeda brasileira (R$) com 2 casas decimais para melhor apresentação aos gerentes.</w:t>
-      </w:r>
-    </w:p>
-    <w:p>
-      <w:pPr>
-        <w:spacing w:before="60" w:after="60"/>
-        <w:ind w:left="360"/>
-      </w:pPr>
-      <w:r>
-        <w:rPr>
-          <w:b/>
-          <w:i/>
-          <w:color w:val="004284"/>
-          <w:sz w:val="22"/>
-        </w:rPr>
-        <w:t xml:space="preserve">Comando: </w:t>
-      </w:r>
-      <w:r>
-        <w:rPr>
-          <w:sz w:val="22"/>
-        </w:rPr>
-        <w:t>Qual é o formato CORRETO para exibir R$ 17.500,00 no Excel?</w:t>
-      </w:r>
-    </w:p>
-    <w:p>
-      <w:pPr>
-        <w:spacing w:before="60" w:after="60"/>
-        <w:ind w:left="360"/>
-      </w:pPr>
-      <w:r>
-        <w:rPr>
-          <w:b/>
-          <w:i/>
-          <w:color w:val="004284"/>
-          <w:sz w:val="22"/>
-        </w:rPr>
-        <w:t>Alternativas:</w:t>
-      </w:r>
-    </w:p>
-    <w:p>
-      <w:pPr>
-        <w:spacing w:before="20" w:after="20"/>
-        <w:ind w:left="720"/>
-      </w:pPr>
-      <w:r>
-        <w:rPr>
-          <w:sz w:val="22"/>
-        </w:rPr>
-        <w:t>a) 17.500,00</w:t>
-      </w:r>
-    </w:p>
-    <w:p>
-      <w:pPr>
-        <w:spacing w:before="20" w:after="20"/>
-        <w:ind w:left="720"/>
-      </w:pPr>
-      <w:r>
-        <w:rPr>
-          <w:sz w:val="22"/>
-        </w:rPr>
-        <w:t>b) $17.500,00</w:t>
-      </w:r>
-    </w:p>
-    <w:p>
-      <w:pPr>
-        <w:spacing w:before="20" w:after="20"/>
-        <w:ind w:left="720"/>
-      </w:pPr>
-      <w:r>
-        <w:rPr>
-          <w:sz w:val="22"/>
-        </w:rPr>
-        <w:t>c) R$ 17.500,00</w:t>
-      </w:r>
-    </w:p>
-    <w:p>
-      <w:pPr>
-        <w:spacing w:before="20" w:after="20"/>
-        <w:ind w:left="720"/>
-      </w:pPr>
-      <w:r>
-        <w:rPr>
-          <w:sz w:val="22"/>
-        </w:rPr>
-        <w:t>d) R17.500</w:t>
-      </w:r>
-    </w:p>
-    <w:p>
-      <w:pPr>
-        <w:spacing w:before="20" w:after="20"/>
-        <w:ind w:left="720"/>
-      </w:pPr>
-      <w:r>
-        <w:rPr>
-          <w:sz w:val="22"/>
-        </w:rPr>
-        <w:t>e) 175E2</w:t>
-      </w:r>
-    </w:p>
-    <w:p>
-      <w:pPr>
-        <w:spacing w:before="120" w:after="240"/>
-        <w:ind w:left="360"/>
-      </w:pPr>
-      <w:r>
-        <w:t>__________________________________________________________________________________________</w:t>
-      </w:r>
-    </w:p>
-    <w:p>
-      <w:pPr>
-        <w:spacing w:before="120" w:after="120"/>
-        <w:shd w:fill="004284"/>
-      </w:pPr>
-      <w:r>
-        <w:rPr>
-          <w:b/>
-          <w:color w:val="FFFFFF"/>
-          <w:sz w:val="24"/>
-        </w:rPr>
-        <w:t>ITEM 6</w:t>
-      </w:r>
-    </w:p>
-    <w:p>
-      <w:pPr>
-        <w:spacing w:before="60" w:after="60"/>
-        <w:ind w:left="360"/>
-      </w:pPr>
-      <w:r>
-        <w:rPr>
-          <w:b/>
-          <w:i/>
-          <w:color w:val="004284"/>
-          <w:sz w:val="22"/>
-        </w:rPr>
-        <w:t xml:space="preserve">CAPACIDADE: </w:t>
-      </w:r>
-      <w:r>
-        <w:rPr>
-          <w:sz w:val="22"/>
-        </w:rPr>
-        <w:t>Calcular e interpretar percentuais em análises de vendas</w:t>
-      </w:r>
-    </w:p>
-    <w:p>
-      <w:pPr>
-        <w:spacing w:before="60" w:after="60"/>
-        <w:ind w:left="360"/>
-      </w:pPr>
-      <w:r>
-        <w:rPr>
-          <w:b/>
-          <w:i/>
-          <w:color w:val="004284"/>
-          <w:sz w:val="22"/>
-        </w:rPr>
-        <w:t xml:space="preserve">Contexto: </w:t>
-      </w:r>
-      <w:r>
-        <w:rPr>
-          <w:sz w:val="22"/>
-        </w:rPr>
-        <w:t>O Notebook gerou R$ 17.500 em vendas e o total geral foi R$ 30.850. A fórmula =D2/$D$7*100 calcula a porcentagem.</w:t>
-      </w:r>
-    </w:p>
-    <w:p>
-      <w:pPr>
-        <w:spacing w:before="60" w:after="60"/>
-        <w:ind w:left="360"/>
-      </w:pPr>
-      <w:r>
-        <w:rPr>
-          <w:b/>
-          <w:i/>
-          <w:color w:val="004284"/>
-          <w:sz w:val="22"/>
-        </w:rPr>
-        <w:t xml:space="preserve">Comando: </w:t>
-      </w:r>
-      <w:r>
-        <w:rPr>
-          <w:sz w:val="22"/>
-        </w:rPr>
-        <w:t>Qual é a porcentagem aproximada que o Notebook representa das vendas totais?</w:t>
-      </w:r>
-    </w:p>
-    <w:p>
-      <w:pPr>
-        <w:spacing w:before="60" w:after="60"/>
-        <w:ind w:left="360"/>
-      </w:pPr>
-      <w:r>
-        <w:rPr>
-          <w:b/>
-          <w:i/>
-          <w:color w:val="004284"/>
-          <w:sz w:val="22"/>
-        </w:rPr>
-        <w:t>Alternativas:</w:t>
-      </w:r>
-    </w:p>
-    <w:p>
-      <w:pPr>
-        <w:spacing w:before="20" w:after="20"/>
-        <w:ind w:left="720"/>
-      </w:pPr>
-      <w:r>
-        <w:rPr>
-          <w:sz w:val="22"/>
-        </w:rPr>
-        <w:t>a) 5,50%</w:t>
-      </w:r>
-    </w:p>
-    <w:p>
-      <w:pPr>
-        <w:spacing w:before="20" w:after="20"/>
-        <w:ind w:left="720"/>
-      </w:pPr>
-      <w:r>
-        <w:rPr>
-          <w:sz w:val="22"/>
-        </w:rPr>
-        <w:t>b) 20,74%</w:t>
-      </w:r>
-    </w:p>
-    <w:p>
-      <w:pPr>
-        <w:spacing w:before="20" w:after="20"/>
-        <w:ind w:left="720"/>
-      </w:pPr>
-      <w:r>
-        <w:rPr>
-          <w:sz w:val="22"/>
-        </w:rPr>
-        <w:t>c) 56,72%</w:t>
-      </w:r>
-    </w:p>
-    <w:p>
-      <w:pPr>
-        <w:spacing w:before="20" w:after="20"/>
-        <w:ind w:left="720"/>
-      </w:pPr>
-      <w:r>
-        <w:rPr>
-          <w:sz w:val="22"/>
-        </w:rPr>
-        <w:t>d) 9,72%</w:t>
-      </w:r>
-    </w:p>
-    <w:p>
-      <w:pPr>
-        <w:spacing w:before="20" w:after="20"/>
-        <w:ind w:left="720"/>
-      </w:pPr>
-      <w:r>
-        <w:rPr>
-          <w:sz w:val="22"/>
-        </w:rPr>
-        <w:t>e) 7,29%</w:t>
-      </w:r>
-    </w:p>
-    <w:p>
-      <w:pPr>
-        <w:spacing w:before="120" w:after="240"/>
-        <w:ind w:left="360"/>
-      </w:pPr>
-      <w:r>
-        <w:t>__________________________________________________________________________________________</w:t>
-      </w:r>
-    </w:p>
+    <w:tbl>
+      <w:tblPr>
+        <w:tblW w:type="auto" w:w="0"/>
+        <w:tblLayout w:type="fixed"/>
+        <w:tblLook w:firstColumn="1" w:firstRow="1" w:lastColumn="0" w:lastRow="0" w:noHBand="0" w:noVBand="1" w:val="04A0"/>
+        <w:tblBorders>
+          <w:top w:val="single" w:sz="24" w:space="0" w:color="000000"/>
+          <w:left w:val="single" w:sz="24" w:space="0" w:color="000000"/>
+          <w:bottom w:val="single" w:sz="24" w:space="0" w:color="000000"/>
+          <w:right w:val="single" w:sz="24" w:space="0" w:color="000000"/>
+          <w:insideH w:val="single" w:sz="24" w:space="0" w:color="000000"/>
+          <w:insideV w:val="single" w:sz="24" w:space="0" w:color="000000"/>
+        </w:tblBorders>
+      </w:tblPr>
+      <w:tblGrid>
+        <w:gridCol w:w="10080"/>
+      </w:tblGrid>
+      <w:tr>
+        <w:tc>
+          <w:tcPr>
+            <w:tcW w:type="dxa" w:w="10080"/>
+            <w:shd w:fill="FFFFFF"/>
+          </w:tcPr>
+          <w:p>
+            <w:pPr>
+              <w:spacing w:before="0" w:after="120"/>
+              <w:shd w:fill="004284"/>
+            </w:pPr>
+            <w:r/>
+            <w:r>
+              <w:rPr>
+                <w:b/>
+                <w:color w:val="FFFFFF"/>
+                <w:sz w:val="24"/>
+              </w:rPr>
+              <w:t>ITEM 1</w:t>
+            </w:r>
+          </w:p>
+          <w:p>
+            <w:pPr>
+              <w:spacing w:before="60" w:after="60"/>
+              <w:ind w:left="360"/>
+            </w:pPr>
+            <w:r>
+              <w:rPr>
+                <w:b/>
+                <w:i/>
+                <w:color w:val="004284"/>
+                <w:sz w:val="22"/>
+              </w:rPr>
+              <w:t xml:space="preserve">CAPACIDADE: </w:t>
+            </w:r>
+            <w:r>
+              <w:rPr>
+                <w:sz w:val="22"/>
+              </w:rPr>
+              <w:t>Identificar tipos de dados e estruturas de planilhas no Excel</w:t>
+            </w:r>
+          </w:p>
+          <w:p>
+            <w:pPr>
+              <w:spacing w:before="60" w:after="60"/>
+              <w:ind w:left="360"/>
+            </w:pPr>
+            <w:r>
+              <w:rPr>
+                <w:b/>
+                <w:i/>
+                <w:color w:val="004284"/>
+                <w:sz w:val="22"/>
+              </w:rPr>
+              <w:t xml:space="preserve">Contexto: </w:t>
+            </w:r>
+            <w:r>
+              <w:rPr>
+                <w:sz w:val="22"/>
+              </w:rPr>
+              <w:t>Uma loja de eletrônicos precisa organizar dados de vendas. A estrutura deve conter: Produto (Notebook), Quantidade (5), Preço Unitário (3500), Total da Venda (?), e % do Total (?).</w:t>
+            </w:r>
+          </w:p>
+          <w:p>
+            <w:pPr>
+              <w:spacing w:before="60" w:after="60"/>
+              <w:ind w:left="360"/>
+            </w:pPr>
+            <w:r>
+              <w:rPr>
+                <w:b/>
+                <w:i/>
+                <w:color w:val="004284"/>
+                <w:sz w:val="22"/>
+              </w:rPr>
+              <w:t xml:space="preserve">Comando: </w:t>
+            </w:r>
+            <w:r>
+              <w:rPr>
+                <w:sz w:val="22"/>
+              </w:rPr>
+              <w:t>Qual é o endereço de célula esperado para o "Total da Venda" do Notebook?</w:t>
+            </w:r>
+          </w:p>
+          <w:p>
+            <w:pPr>
+              <w:spacing w:before="60" w:after="60"/>
+              <w:ind w:left="360"/>
+            </w:pPr>
+            <w:r>
+              <w:rPr>
+                <w:b/>
+                <w:i/>
+                <w:color w:val="004284"/>
+                <w:sz w:val="22"/>
+              </w:rPr>
+              <w:t>Alternativas:</w:t>
+            </w:r>
+          </w:p>
+          <w:p>
+            <w:pPr>
+              <w:spacing w:before="20" w:after="20"/>
+              <w:ind w:left="720"/>
+            </w:pPr>
+            <w:r>
+              <w:rPr>
+                <w:sz w:val="22"/>
+              </w:rPr>
+              <w:t>a) A2</w:t>
+            </w:r>
+          </w:p>
+          <w:p>
+            <w:pPr>
+              <w:spacing w:before="20" w:after="20"/>
+              <w:ind w:left="720"/>
+            </w:pPr>
+            <w:r>
+              <w:rPr>
+                <w:sz w:val="22"/>
+              </w:rPr>
+              <w:t>b) C2</w:t>
+            </w:r>
+          </w:p>
+          <w:p>
+            <w:pPr>
+              <w:spacing w:before="20" w:after="20"/>
+              <w:ind w:left="720"/>
+            </w:pPr>
+            <w:r>
+              <w:rPr>
+                <w:sz w:val="22"/>
+              </w:rPr>
+              <w:t>c) D2</w:t>
+            </w:r>
+          </w:p>
+          <w:p>
+            <w:pPr>
+              <w:spacing w:before="20" w:after="20"/>
+              <w:ind w:left="720"/>
+            </w:pPr>
+            <w:r>
+              <w:rPr>
+                <w:sz w:val="22"/>
+              </w:rPr>
+              <w:t>d) E2</w:t>
+            </w:r>
+          </w:p>
+          <w:p>
+            <w:pPr>
+              <w:spacing w:before="20" w:after="20"/>
+              <w:ind w:left="720"/>
+            </w:pPr>
+            <w:r>
+              <w:rPr>
+                <w:sz w:val="22"/>
+              </w:rPr>
+              <w:t>e) B1</w:t>
+            </w:r>
+          </w:p>
+        </w:tc>
+      </w:tr>
+    </w:tbl>
+    <w:p/>
+    <w:tbl>
+      <w:tblPr>
+        <w:tblW w:type="auto" w:w="0"/>
+        <w:tblLayout w:type="fixed"/>
+        <w:tblLook w:firstColumn="1" w:firstRow="1" w:lastColumn="0" w:lastRow="0" w:noHBand="0" w:noVBand="1" w:val="04A0"/>
+        <w:tblBorders>
+          <w:top w:val="single" w:sz="24" w:space="0" w:color="000000"/>
+          <w:left w:val="single" w:sz="24" w:space="0" w:color="000000"/>
+          <w:bottom w:val="single" w:sz="24" w:space="0" w:color="000000"/>
+          <w:right w:val="single" w:sz="24" w:space="0" w:color="000000"/>
+          <w:insideH w:val="single" w:sz="24" w:space="0" w:color="000000"/>
+          <w:insideV w:val="single" w:sz="24" w:space="0" w:color="000000"/>
+        </w:tblBorders>
+      </w:tblPr>
+      <w:tblGrid>
+        <w:gridCol w:w="10080"/>
+      </w:tblGrid>
+      <w:tr>
+        <w:tc>
+          <w:tcPr>
+            <w:tcW w:type="dxa" w:w="10080"/>
+            <w:shd w:fill="FFFFFF"/>
+          </w:tcPr>
+          <w:p>
+            <w:pPr>
+              <w:spacing w:before="0" w:after="120"/>
+              <w:shd w:fill="004284"/>
+            </w:pPr>
+            <w:r/>
+            <w:r>
+              <w:rPr>
+                <w:b/>
+                <w:color w:val="FFFFFF"/>
+                <w:sz w:val="24"/>
+              </w:rPr>
+              <w:t>ITEM 2</w:t>
+            </w:r>
+          </w:p>
+          <w:p>
+            <w:pPr>
+              <w:spacing w:before="60" w:after="60"/>
+              <w:ind w:left="360"/>
+            </w:pPr>
+            <w:r>
+              <w:rPr>
+                <w:b/>
+                <w:i/>
+                <w:color w:val="004284"/>
+                <w:sz w:val="22"/>
+              </w:rPr>
+              <w:t xml:space="preserve">CAPACIDADE: </w:t>
+            </w:r>
+            <w:r>
+              <w:rPr>
+                <w:sz w:val="22"/>
+              </w:rPr>
+              <w:t>Aplicar fórmulas de multiplicação em estruturas de dados tabulares</w:t>
+            </w:r>
+          </w:p>
+          <w:p>
+            <w:pPr>
+              <w:spacing w:before="60" w:after="60"/>
+              <w:ind w:left="360"/>
+            </w:pPr>
+            <w:r>
+              <w:rPr>
+                <w:b/>
+                <w:i/>
+                <w:color w:val="004284"/>
+                <w:sz w:val="22"/>
+              </w:rPr>
+              <w:t xml:space="preserve">Contexto: </w:t>
+            </w:r>
+            <w:r>
+              <w:rPr>
+                <w:sz w:val="22"/>
+              </w:rPr>
+              <w:t>Para calcular o total de vendas, usa-se a fórmula: Quantidade × Preço Unitário. Os dados do Notebook estão em B2 (quantidade) e C2 (preço).</w:t>
+            </w:r>
+          </w:p>
+          <w:p>
+            <w:pPr>
+              <w:spacing w:before="60" w:after="60"/>
+              <w:ind w:left="360"/>
+            </w:pPr>
+            <w:r>
+              <w:rPr>
+                <w:b/>
+                <w:i/>
+                <w:color w:val="004284"/>
+                <w:sz w:val="22"/>
+              </w:rPr>
+              <w:t xml:space="preserve">Comando: </w:t>
+            </w:r>
+            <w:r>
+              <w:rPr>
+                <w:sz w:val="22"/>
+              </w:rPr>
+              <w:t>Qual fórmula CORRETA calcula o "Total da Venda" em D2?</w:t>
+            </w:r>
+          </w:p>
+          <w:p>
+            <w:pPr>
+              <w:spacing w:before="60" w:after="60"/>
+              <w:ind w:left="360"/>
+            </w:pPr>
+            <w:r>
+              <w:rPr>
+                <w:b/>
+                <w:i/>
+                <w:color w:val="004284"/>
+                <w:sz w:val="22"/>
+              </w:rPr>
+              <w:t>Alternativas:</w:t>
+            </w:r>
+          </w:p>
+          <w:p>
+            <w:pPr>
+              <w:spacing w:before="20" w:after="20"/>
+              <w:ind w:left="720"/>
+            </w:pPr>
+            <w:r>
+              <w:rPr>
+                <w:sz w:val="22"/>
+              </w:rPr>
+              <w:t>a) =B2+C2</w:t>
+            </w:r>
+          </w:p>
+          <w:p>
+            <w:pPr>
+              <w:spacing w:before="20" w:after="20"/>
+              <w:ind w:left="720"/>
+            </w:pPr>
+            <w:r>
+              <w:rPr>
+                <w:sz w:val="22"/>
+              </w:rPr>
+              <w:t>b) =B2*C2</w:t>
+            </w:r>
+          </w:p>
+          <w:p>
+            <w:pPr>
+              <w:spacing w:before="20" w:after="20"/>
+              <w:ind w:left="720"/>
+            </w:pPr>
+            <w:r>
+              <w:rPr>
+                <w:sz w:val="22"/>
+              </w:rPr>
+              <w:t>c) =B2/C2</w:t>
+            </w:r>
+          </w:p>
+          <w:p>
+            <w:pPr>
+              <w:spacing w:before="20" w:after="20"/>
+              <w:ind w:left="720"/>
+            </w:pPr>
+            <w:r>
+              <w:rPr>
+                <w:sz w:val="22"/>
+              </w:rPr>
+              <w:t>d) =C2-B2</w:t>
+            </w:r>
+          </w:p>
+          <w:p>
+            <w:pPr>
+              <w:spacing w:before="20" w:after="20"/>
+              <w:ind w:left="720"/>
+            </w:pPr>
+            <w:r>
+              <w:rPr>
+                <w:sz w:val="22"/>
+              </w:rPr>
+              <w:t>e) =SOMA(B2:C2)</w:t>
+            </w:r>
+          </w:p>
+        </w:tc>
+      </w:tr>
+    </w:tbl>
+    <w:p/>
+    <w:tbl>
+      <w:tblPr>
+        <w:tblW w:type="auto" w:w="0"/>
+        <w:tblLayout w:type="fixed"/>
+        <w:tblLook w:firstColumn="1" w:firstRow="1" w:lastColumn="0" w:lastRow="0" w:noHBand="0" w:noVBand="1" w:val="04A0"/>
+        <w:tblBorders>
+          <w:top w:val="single" w:sz="24" w:space="0" w:color="000000"/>
+          <w:left w:val="single" w:sz="24" w:space="0" w:color="000000"/>
+          <w:bottom w:val="single" w:sz="24" w:space="0" w:color="000000"/>
+          <w:right w:val="single" w:sz="24" w:space="0" w:color="000000"/>
+          <w:insideH w:val="single" w:sz="24" w:space="0" w:color="000000"/>
+          <w:insideV w:val="single" w:sz="24" w:space="0" w:color="000000"/>
+        </w:tblBorders>
+      </w:tblPr>
+      <w:tblGrid>
+        <w:gridCol w:w="10080"/>
+      </w:tblGrid>
+      <w:tr>
+        <w:tc>
+          <w:tcPr>
+            <w:tcW w:type="dxa" w:w="10080"/>
+            <w:shd w:fill="FFFFFF"/>
+          </w:tcPr>
+          <w:p>
+            <w:pPr>
+              <w:spacing w:before="0" w:after="120"/>
+              <w:shd w:fill="004284"/>
+            </w:pPr>
+            <w:r/>
+            <w:r>
+              <w:rPr>
+                <w:b/>
+                <w:color w:val="FFFFFF"/>
+                <w:sz w:val="24"/>
+              </w:rPr>
+              <w:t>ITEM 3</w:t>
+            </w:r>
+          </w:p>
+          <w:p>
+            <w:pPr>
+              <w:spacing w:before="60" w:after="60"/>
+              <w:ind w:left="360"/>
+            </w:pPr>
+            <w:r>
+              <w:rPr>
+                <w:b/>
+                <w:i/>
+                <w:color w:val="004284"/>
+                <w:sz w:val="22"/>
+              </w:rPr>
+              <w:t xml:space="preserve">CAPACIDADE: </w:t>
+            </w:r>
+            <w:r>
+              <w:rPr>
+                <w:sz w:val="22"/>
+              </w:rPr>
+              <w:t>Utilizar referências absolutas para garantir cálculos consistentes</w:t>
+            </w:r>
+          </w:p>
+          <w:p>
+            <w:pPr>
+              <w:spacing w:before="60" w:after="60"/>
+              <w:ind w:left="360"/>
+            </w:pPr>
+            <w:r>
+              <w:rPr>
+                <w:b/>
+                <w:i/>
+                <w:color w:val="004284"/>
+                <w:sz w:val="22"/>
+              </w:rPr>
+              <w:t xml:space="preserve">Contexto: </w:t>
+            </w:r>
+            <w:r>
+              <w:rPr>
+                <w:sz w:val="22"/>
+              </w:rPr>
+              <w:t>A fórmula de porcentagem é: (Total do Produto / Total Geral) × 100. O total geral está em D7. Para copiar a fórmula para outros produtos sem que D7 mude, usa-se referência ABSOLUTA.</w:t>
+            </w:r>
+          </w:p>
+          <w:p>
+            <w:pPr>
+              <w:spacing w:before="60" w:after="60"/>
+              <w:ind w:left="360"/>
+            </w:pPr>
+            <w:r>
+              <w:rPr>
+                <w:b/>
+                <w:i/>
+                <w:color w:val="004284"/>
+                <w:sz w:val="22"/>
+              </w:rPr>
+              <w:t xml:space="preserve">Comando: </w:t>
+            </w:r>
+            <w:r>
+              <w:rPr>
+                <w:sz w:val="22"/>
+              </w:rPr>
+              <w:t>Qual é a referência ABSOLUTA correta para o total em D7?</w:t>
+            </w:r>
+          </w:p>
+          <w:p>
+            <w:pPr>
+              <w:spacing w:before="60" w:after="60"/>
+              <w:ind w:left="360"/>
+            </w:pPr>
+            <w:r>
+              <w:rPr>
+                <w:b/>
+                <w:i/>
+                <w:color w:val="004284"/>
+                <w:sz w:val="22"/>
+              </w:rPr>
+              <w:t>Alternativas:</w:t>
+            </w:r>
+          </w:p>
+          <w:p>
+            <w:pPr>
+              <w:spacing w:before="20" w:after="20"/>
+              <w:ind w:left="720"/>
+            </w:pPr>
+            <w:r>
+              <w:rPr>
+                <w:sz w:val="22"/>
+              </w:rPr>
+              <w:t>a) D7</w:t>
+            </w:r>
+          </w:p>
+          <w:p>
+            <w:pPr>
+              <w:spacing w:before="20" w:after="20"/>
+              <w:ind w:left="720"/>
+            </w:pPr>
+            <w:r>
+              <w:rPr>
+                <w:sz w:val="22"/>
+              </w:rPr>
+              <w:t>b) $D7</w:t>
+            </w:r>
+          </w:p>
+          <w:p>
+            <w:pPr>
+              <w:spacing w:before="20" w:after="20"/>
+              <w:ind w:left="720"/>
+            </w:pPr>
+            <w:r>
+              <w:rPr>
+                <w:sz w:val="22"/>
+              </w:rPr>
+              <w:t>c) D$7</w:t>
+            </w:r>
+          </w:p>
+          <w:p>
+            <w:pPr>
+              <w:spacing w:before="20" w:after="20"/>
+              <w:ind w:left="720"/>
+            </w:pPr>
+            <w:r>
+              <w:rPr>
+                <w:sz w:val="22"/>
+              </w:rPr>
+              <w:t>d) $D$7</w:t>
+            </w:r>
+          </w:p>
+          <w:p>
+            <w:pPr>
+              <w:spacing w:before="20" w:after="20"/>
+              <w:ind w:left="720"/>
+            </w:pPr>
+            <w:r>
+              <w:rPr>
+                <w:sz w:val="22"/>
+              </w:rPr>
+              <w:t>e) #D7</w:t>
+            </w:r>
+          </w:p>
+        </w:tc>
+      </w:tr>
+    </w:tbl>
+    <w:p/>
+    <w:tbl>
+      <w:tblPr>
+        <w:tblW w:type="auto" w:w="0"/>
+        <w:tblLayout w:type="fixed"/>
+        <w:tblLook w:firstColumn="1" w:firstRow="1" w:lastColumn="0" w:lastRow="0" w:noHBand="0" w:noVBand="1" w:val="04A0"/>
+        <w:tblBorders>
+          <w:top w:val="single" w:sz="24" w:space="0" w:color="000000"/>
+          <w:left w:val="single" w:sz="24" w:space="0" w:color="000000"/>
+          <w:bottom w:val="single" w:sz="24" w:space="0" w:color="000000"/>
+          <w:right w:val="single" w:sz="24" w:space="0" w:color="000000"/>
+          <w:insideH w:val="single" w:sz="24" w:space="0" w:color="000000"/>
+          <w:insideV w:val="single" w:sz="24" w:space="0" w:color="000000"/>
+        </w:tblBorders>
+      </w:tblPr>
+      <w:tblGrid>
+        <w:gridCol w:w="10080"/>
+      </w:tblGrid>
+      <w:tr>
+        <w:tc>
+          <w:tcPr>
+            <w:tcW w:type="dxa" w:w="10080"/>
+            <w:shd w:fill="FFFFFF"/>
+          </w:tcPr>
+          <w:p>
+            <w:pPr>
+              <w:spacing w:before="0" w:after="120"/>
+              <w:shd w:fill="004284"/>
+            </w:pPr>
+            <w:r/>
+            <w:r>
+              <w:rPr>
+                <w:b/>
+                <w:color w:val="FFFFFF"/>
+                <w:sz w:val="24"/>
+              </w:rPr>
+              <w:t>ITEM 4</w:t>
+            </w:r>
+          </w:p>
+          <w:p>
+            <w:pPr>
+              <w:spacing w:before="60" w:after="60"/>
+              <w:ind w:left="360"/>
+            </w:pPr>
+            <w:r>
+              <w:rPr>
+                <w:b/>
+                <w:i/>
+                <w:color w:val="004284"/>
+                <w:sz w:val="22"/>
+              </w:rPr>
+              <w:t xml:space="preserve">CAPACIDADE: </w:t>
+            </w:r>
+            <w:r>
+              <w:rPr>
+                <w:sz w:val="22"/>
+              </w:rPr>
+              <w:t>Dominar funções estatísticas básicas do Excel</w:t>
+            </w:r>
+          </w:p>
+          <w:p>
+            <w:pPr>
+              <w:spacing w:before="60" w:after="60"/>
+              <w:ind w:left="360"/>
+            </w:pPr>
+            <w:r>
+              <w:rPr>
+                <w:b/>
+                <w:i/>
+                <w:color w:val="004284"/>
+                <w:sz w:val="22"/>
+              </w:rPr>
+              <w:t xml:space="preserve">Contexto: </w:t>
+            </w:r>
+            <w:r>
+              <w:rPr>
+                <w:sz w:val="22"/>
+              </w:rPr>
+              <w:t>A tabela de vendas possui totais em D2:D6 com os seguintes valores: 17.500 (Notebook), 1.700 (Mouse), 2.250 (Teclado), 6.400 (Monitor), 3.000 (Webcam).</w:t>
+            </w:r>
+          </w:p>
+          <w:p>
+            <w:pPr>
+              <w:spacing w:before="60" w:after="60"/>
+              <w:ind w:left="360"/>
+            </w:pPr>
+            <w:r>
+              <w:rPr>
+                <w:b/>
+                <w:i/>
+                <w:color w:val="004284"/>
+                <w:sz w:val="22"/>
+              </w:rPr>
+              <w:t xml:space="preserve">Comando: </w:t>
+            </w:r>
+            <w:r>
+              <w:rPr>
+                <w:sz w:val="22"/>
+              </w:rPr>
+              <w:t>Qual é o resultado da fórmula =SOMA(D2:D6)?</w:t>
+            </w:r>
+          </w:p>
+          <w:p>
+            <w:pPr>
+              <w:spacing w:before="60" w:after="60"/>
+              <w:ind w:left="360"/>
+            </w:pPr>
+            <w:r>
+              <w:rPr>
+                <w:b/>
+                <w:i/>
+                <w:color w:val="004284"/>
+                <w:sz w:val="22"/>
+              </w:rPr>
+              <w:t>Alternativas:</w:t>
+            </w:r>
+          </w:p>
+          <w:p>
+            <w:pPr>
+              <w:spacing w:before="20" w:after="20"/>
+              <w:ind w:left="720"/>
+            </w:pPr>
+            <w:r>
+              <w:rPr>
+                <w:sz w:val="22"/>
+              </w:rPr>
+              <w:t>a) 17.500</w:t>
+            </w:r>
+          </w:p>
+          <w:p>
+            <w:pPr>
+              <w:spacing w:before="20" w:after="20"/>
+              <w:ind w:left="720"/>
+            </w:pPr>
+            <w:r>
+              <w:rPr>
+                <w:sz w:val="22"/>
+              </w:rPr>
+              <w:t>b) 6.170</w:t>
+            </w:r>
+          </w:p>
+          <w:p>
+            <w:pPr>
+              <w:spacing w:before="20" w:after="20"/>
+              <w:ind w:left="720"/>
+            </w:pPr>
+            <w:r>
+              <w:rPr>
+                <w:sz w:val="22"/>
+              </w:rPr>
+              <w:t>c) 30.850</w:t>
+            </w:r>
+          </w:p>
+          <w:p>
+            <w:pPr>
+              <w:spacing w:before="20" w:after="20"/>
+              <w:ind w:left="720"/>
+            </w:pPr>
+            <w:r>
+              <w:rPr>
+                <w:sz w:val="22"/>
+              </w:rPr>
+              <w:t>d) 1.700</w:t>
+            </w:r>
+          </w:p>
+          <w:p>
+            <w:pPr>
+              <w:spacing w:before="20" w:after="20"/>
+              <w:ind w:left="720"/>
+            </w:pPr>
+            <w:r>
+              <w:rPr>
+                <w:sz w:val="22"/>
+              </w:rPr>
+              <w:t>e) 31.850</w:t>
+            </w:r>
+          </w:p>
+        </w:tc>
+      </w:tr>
+    </w:tbl>
+    <w:p/>
+    <w:tbl>
+      <w:tblPr>
+        <w:tblW w:type="auto" w:w="0"/>
+        <w:tblLayout w:type="fixed"/>
+        <w:tblLook w:firstColumn="1" w:firstRow="1" w:lastColumn="0" w:lastRow="0" w:noHBand="0" w:noVBand="1" w:val="04A0"/>
+        <w:tblBorders>
+          <w:top w:val="single" w:sz="24" w:space="0" w:color="000000"/>
+          <w:left w:val="single" w:sz="24" w:space="0" w:color="000000"/>
+          <w:bottom w:val="single" w:sz="24" w:space="0" w:color="000000"/>
+          <w:right w:val="single" w:sz="24" w:space="0" w:color="000000"/>
+          <w:insideH w:val="single" w:sz="24" w:space="0" w:color="000000"/>
+          <w:insideV w:val="single" w:sz="24" w:space="0" w:color="000000"/>
+        </w:tblBorders>
+      </w:tblPr>
+      <w:tblGrid>
+        <w:gridCol w:w="10080"/>
+      </w:tblGrid>
+      <w:tr>
+        <w:tc>
+          <w:tcPr>
+            <w:tcW w:type="dxa" w:w="10080"/>
+            <w:shd w:fill="FFFFFF"/>
+          </w:tcPr>
+          <w:p>
+            <w:pPr>
+              <w:spacing w:before="0" w:after="120"/>
+              <w:shd w:fill="004284"/>
+            </w:pPr>
+            <w:r/>
+            <w:r>
+              <w:rPr>
+                <w:b/>
+                <w:color w:val="FFFFFF"/>
+                <w:sz w:val="24"/>
+              </w:rPr>
+              <w:t>ITEM 5</w:t>
+            </w:r>
+          </w:p>
+          <w:p>
+            <w:pPr>
+              <w:spacing w:before="60" w:after="60"/>
+              <w:ind w:left="360"/>
+            </w:pPr>
+            <w:r>
+              <w:rPr>
+                <w:b/>
+                <w:i/>
+                <w:color w:val="004284"/>
+                <w:sz w:val="22"/>
+              </w:rPr>
+              <w:t xml:space="preserve">CAPACIDADE: </w:t>
+            </w:r>
+            <w:r>
+              <w:rPr>
+                <w:sz w:val="22"/>
+              </w:rPr>
+              <w:t>Aplicar formatação de moeda em células de valores monetários</w:t>
+            </w:r>
+          </w:p>
+          <w:p>
+            <w:pPr>
+              <w:spacing w:before="60" w:after="60"/>
+              <w:ind w:left="360"/>
+            </w:pPr>
+            <w:r>
+              <w:rPr>
+                <w:b/>
+                <w:i/>
+                <w:color w:val="004284"/>
+                <w:sz w:val="22"/>
+              </w:rPr>
+              <w:t xml:space="preserve">Contexto: </w:t>
+            </w:r>
+            <w:r>
+              <w:rPr>
+                <w:sz w:val="22"/>
+              </w:rPr>
+              <w:t>As vendas devem ser exibidas em formato de moeda brasileira (R$) com 2 casas decimais para melhor apresentação aos gerentes.</w:t>
+            </w:r>
+          </w:p>
+          <w:p>
+            <w:pPr>
+              <w:spacing w:before="60" w:after="60"/>
+              <w:ind w:left="360"/>
+            </w:pPr>
+            <w:r>
+              <w:rPr>
+                <w:b/>
+                <w:i/>
+                <w:color w:val="004284"/>
+                <w:sz w:val="22"/>
+              </w:rPr>
+              <w:t xml:space="preserve">Comando: </w:t>
+            </w:r>
+            <w:r>
+              <w:rPr>
+                <w:sz w:val="22"/>
+              </w:rPr>
+              <w:t>Qual é o formato CORRETO para exibir R$ 17.500,00 no Excel?</w:t>
+            </w:r>
+          </w:p>
+          <w:p>
+            <w:pPr>
+              <w:spacing w:before="60" w:after="60"/>
+              <w:ind w:left="360"/>
+            </w:pPr>
+            <w:r>
+              <w:rPr>
+                <w:b/>
+                <w:i/>
+                <w:color w:val="004284"/>
+                <w:sz w:val="22"/>
+              </w:rPr>
+              <w:t>Alternativas:</w:t>
+            </w:r>
+          </w:p>
+          <w:p>
+            <w:pPr>
+              <w:spacing w:before="20" w:after="20"/>
+              <w:ind w:left="720"/>
+            </w:pPr>
+            <w:r>
+              <w:rPr>
+                <w:sz w:val="22"/>
+              </w:rPr>
+              <w:t>a) 17.500,00</w:t>
+            </w:r>
+          </w:p>
+          <w:p>
+            <w:pPr>
+              <w:spacing w:before="20" w:after="20"/>
+              <w:ind w:left="720"/>
+            </w:pPr>
+            <w:r>
+              <w:rPr>
+                <w:sz w:val="22"/>
+              </w:rPr>
+              <w:t>b) $17.500,00</w:t>
+            </w:r>
+          </w:p>
+          <w:p>
+            <w:pPr>
+              <w:spacing w:before="20" w:after="20"/>
+              <w:ind w:left="720"/>
+            </w:pPr>
+            <w:r>
+              <w:rPr>
+                <w:sz w:val="22"/>
+              </w:rPr>
+              <w:t>c) R$ 17.500,00</w:t>
+            </w:r>
+          </w:p>
+          <w:p>
+            <w:pPr>
+              <w:spacing w:before="20" w:after="20"/>
+              <w:ind w:left="720"/>
+            </w:pPr>
+            <w:r>
+              <w:rPr>
+                <w:sz w:val="22"/>
+              </w:rPr>
+              <w:t>d) R17.500</w:t>
+            </w:r>
+          </w:p>
+          <w:p>
+            <w:pPr>
+              <w:spacing w:before="20" w:after="20"/>
+              <w:ind w:left="720"/>
+            </w:pPr>
+            <w:r>
+              <w:rPr>
+                <w:sz w:val="22"/>
+              </w:rPr>
+              <w:t>e) 175E2</w:t>
+            </w:r>
+          </w:p>
+        </w:tc>
+      </w:tr>
+    </w:tbl>
+    <w:p/>
+    <w:tbl>
+      <w:tblPr>
+        <w:tblW w:type="auto" w:w="0"/>
+        <w:tblLayout w:type="fixed"/>
+        <w:tblLook w:firstColumn="1" w:firstRow="1" w:lastColumn="0" w:lastRow="0" w:noHBand="0" w:noVBand="1" w:val="04A0"/>
+        <w:tblBorders>
+          <w:top w:val="single" w:sz="24" w:space="0" w:color="000000"/>
+          <w:left w:val="single" w:sz="24" w:space="0" w:color="000000"/>
+          <w:bottom w:val="single" w:sz="24" w:space="0" w:color="000000"/>
+          <w:right w:val="single" w:sz="24" w:space="0" w:color="000000"/>
+          <w:insideH w:val="single" w:sz="24" w:space="0" w:color="000000"/>
+          <w:insideV w:val="single" w:sz="24" w:space="0" w:color="000000"/>
+        </w:tblBorders>
+      </w:tblPr>
+      <w:tblGrid>
+        <w:gridCol w:w="10080"/>
+      </w:tblGrid>
+      <w:tr>
+        <w:tc>
+          <w:tcPr>
+            <w:tcW w:type="dxa" w:w="10080"/>
+            <w:shd w:fill="FFFFFF"/>
+          </w:tcPr>
+          <w:p>
+            <w:pPr>
+              <w:spacing w:before="0" w:after="120"/>
+              <w:shd w:fill="004284"/>
+            </w:pPr>
+            <w:r/>
+            <w:r>
+              <w:rPr>
+                <w:b/>
+                <w:color w:val="FFFFFF"/>
+                <w:sz w:val="24"/>
+              </w:rPr>
+              <w:t>ITEM 6</w:t>
+            </w:r>
+          </w:p>
+          <w:p>
+            <w:pPr>
+              <w:spacing w:before="60" w:after="60"/>
+              <w:ind w:left="360"/>
+            </w:pPr>
+            <w:r>
+              <w:rPr>
+                <w:b/>
+                <w:i/>
+                <w:color w:val="004284"/>
+                <w:sz w:val="22"/>
+              </w:rPr>
+              <w:t xml:space="preserve">CAPACIDADE: </w:t>
+            </w:r>
+            <w:r>
+              <w:rPr>
+                <w:sz w:val="22"/>
+              </w:rPr>
+              <w:t>Calcular e interpretar percentuais em análises de vendas</w:t>
+            </w:r>
+          </w:p>
+          <w:p>
+            <w:pPr>
+              <w:spacing w:before="60" w:after="60"/>
+              <w:ind w:left="360"/>
+            </w:pPr>
+            <w:r>
+              <w:rPr>
+                <w:b/>
+                <w:i/>
+                <w:color w:val="004284"/>
+                <w:sz w:val="22"/>
+              </w:rPr>
+              <w:t xml:space="preserve">Contexto: </w:t>
+            </w:r>
+            <w:r>
+              <w:rPr>
+                <w:sz w:val="22"/>
+              </w:rPr>
+              <w:t>O Notebook gerou R$ 17.500 em vendas e o total geral foi R$ 30.850. A fórmula =D2/$D$7*100 calcula a porcentagem.</w:t>
+            </w:r>
+          </w:p>
+          <w:p>
+            <w:pPr>
+              <w:spacing w:before="60" w:after="60"/>
+              <w:ind w:left="360"/>
+            </w:pPr>
+            <w:r>
+              <w:rPr>
+                <w:b/>
+                <w:i/>
+                <w:color w:val="004284"/>
+                <w:sz w:val="22"/>
+              </w:rPr>
+              <w:t xml:space="preserve">Comando: </w:t>
+            </w:r>
+            <w:r>
+              <w:rPr>
+                <w:sz w:val="22"/>
+              </w:rPr>
+              <w:t>Qual é a porcentagem aproximada que o Notebook representa das vendas totais?</w:t>
+            </w:r>
+          </w:p>
+          <w:p>
+            <w:pPr>
+              <w:spacing w:before="60" w:after="60"/>
+              <w:ind w:left="360"/>
+            </w:pPr>
+            <w:r>
+              <w:rPr>
+                <w:b/>
+                <w:i/>
+                <w:color w:val="004284"/>
+                <w:sz w:val="22"/>
+              </w:rPr>
+              <w:t>Alternativas:</w:t>
+            </w:r>
+          </w:p>
+          <w:p>
+            <w:pPr>
+              <w:spacing w:before="20" w:after="20"/>
+              <w:ind w:left="720"/>
+            </w:pPr>
+            <w:r>
+              <w:rPr>
+                <w:sz w:val="22"/>
+              </w:rPr>
+              <w:t>a) 5,50%</w:t>
+            </w:r>
+          </w:p>
+          <w:p>
+            <w:pPr>
+              <w:spacing w:before="20" w:after="20"/>
+              <w:ind w:left="720"/>
+            </w:pPr>
+            <w:r>
+              <w:rPr>
+                <w:sz w:val="22"/>
+              </w:rPr>
+              <w:t>b) 20,74%</w:t>
+            </w:r>
+          </w:p>
+          <w:p>
+            <w:pPr>
+              <w:spacing w:before="20" w:after="20"/>
+              <w:ind w:left="720"/>
+            </w:pPr>
+            <w:r>
+              <w:rPr>
+                <w:sz w:val="22"/>
+              </w:rPr>
+              <w:t>c) 56,72%</w:t>
+            </w:r>
+          </w:p>
+          <w:p>
+            <w:pPr>
+              <w:spacing w:before="20" w:after="20"/>
+              <w:ind w:left="720"/>
+            </w:pPr>
+            <w:r>
+              <w:rPr>
+                <w:sz w:val="22"/>
+              </w:rPr>
+              <w:t>d) 9,72%</w:t>
+            </w:r>
+          </w:p>
+          <w:p>
+            <w:pPr>
+              <w:spacing w:before="20" w:after="20"/>
+              <w:ind w:left="720"/>
+            </w:pPr>
+            <w:r>
+              <w:rPr>
+                <w:sz w:val="22"/>
+              </w:rPr>
+              <w:t>e) 7,29%</w:t>
+            </w:r>
+          </w:p>
+        </w:tc>
+      </w:tr>
+    </w:tbl>
+    <w:p/>
     <w:sectPr>
       <w:pgSz w:w="12240" w:h="15840"/>
       <w:pgMar w:top="720" w:right="1080" w:bottom="1440" w:left="1080" w:header="720" w:footer="720" w:gutter="0"/>

--- a/MATERIAIS/GESTAO_E_CONTROLE_MATERIAIS/ANALISE_DADOS_APLICADA_GESTAO/ATIVIDADES/AVALIACAO-02-CONCEITOS-FUNDAMENTOS-EXCEL.docx
+++ b/MATERIAIS/GESTAO_E_CONTROLE_MATERIAIS/ANALISE_DADOS_APLICADA_GESTAO/ATIVIDADES/AVALIACAO-02-CONCEITOS-FUNDAMENTOS-EXCEL.docx
@@ -20,10 +20,10 @@
             <w:vAlign w:val="center"/>
             <w:shd w:fill="FFFFFF"/>
             <w:tcBorders>
-              <w:top w:val="single" w:sz="24" w:space="0" w:color="000000"/>
-              <w:left w:val="single" w:sz="24" w:space="0" w:color="000000"/>
-              <w:bottom w:val="single" w:sz="24" w:space="0" w:color="000000"/>
-              <w:right w:val="single" w:sz="24" w:space="0" w:color="000000"/>
+              <w:top w:val="single" w:sz="8" w:space="0" w:color="000000"/>
+              <w:left w:val="single" w:sz="8" w:space="0" w:color="000000"/>
+              <w:bottom w:val="single" w:sz="8" w:space="0" w:color="000000"/>
+              <w:right w:val="single" w:sz="8" w:space="0" w:color="000000"/>
             </w:tcBorders>
           </w:tcPr>
           <w:p>
@@ -60,10 +60,10 @@
             <w:vAlign w:val="center"/>
             <w:shd w:fill="FFFFFF"/>
             <w:tcBorders>
-              <w:top w:val="single" w:sz="24" w:space="0" w:color="000000"/>
-              <w:left w:val="single" w:sz="24" w:space="0" w:color="000000"/>
-              <w:bottom w:val="single" w:sz="24" w:space="0" w:color="000000"/>
-              <w:right w:val="single" w:sz="24" w:space="0" w:color="000000"/>
+              <w:top w:val="single" w:sz="8" w:space="0" w:color="000000"/>
+              <w:left w:val="single" w:sz="8" w:space="0" w:color="000000"/>
+              <w:bottom w:val="single" w:sz="8" w:space="0" w:color="000000"/>
+              <w:right w:val="single" w:sz="8" w:space="0" w:color="000000"/>
             </w:tcBorders>
           </w:tcPr>
           <w:p>
@@ -166,10 +166,10 @@
             <w:vAlign w:val="center"/>
             <w:shd w:fill="FFFFFF"/>
             <w:tcBorders>
-              <w:top w:val="single" w:sz="24" w:space="0" w:color="000000"/>
-              <w:left w:val="single" w:sz="24" w:space="0" w:color="000000"/>
-              <w:bottom w:val="single" w:sz="24" w:space="0" w:color="000000"/>
-              <w:right w:val="single" w:sz="24" w:space="0" w:color="000000"/>
+              <w:top w:val="single" w:sz="8" w:space="0" w:color="000000"/>
+              <w:left w:val="single" w:sz="8" w:space="0" w:color="000000"/>
+              <w:bottom w:val="single" w:sz="8" w:space="0" w:color="000000"/>
+              <w:right w:val="single" w:sz="8" w:space="0" w:color="000000"/>
             </w:tcBorders>
           </w:tcPr>
           <w:p>
@@ -196,12 +196,12 @@
         <w:tblLayout w:type="fixed"/>
         <w:tblLook w:firstColumn="1" w:firstRow="1" w:lastColumn="0" w:lastRow="0" w:noHBand="0" w:noVBand="1" w:val="04A0"/>
         <w:tblBorders>
-          <w:top w:val="single" w:sz="24" w:space="0" w:color="000000"/>
-          <w:left w:val="single" w:sz="24" w:space="0" w:color="000000"/>
-          <w:bottom w:val="single" w:sz="24" w:space="0" w:color="000000"/>
-          <w:right w:val="single" w:sz="24" w:space="0" w:color="000000"/>
-          <w:insideH w:val="single" w:sz="24" w:space="0" w:color="000000"/>
-          <w:insideV w:val="single" w:sz="24" w:space="0" w:color="000000"/>
+          <w:top w:val="single" w:sz="8" w:space="0" w:color="000000"/>
+          <w:left w:val="single" w:sz="8" w:space="0" w:color="000000"/>
+          <w:bottom w:val="single" w:sz="8" w:space="0" w:color="000000"/>
+          <w:right w:val="single" w:sz="8" w:space="0" w:color="000000"/>
+          <w:insideH w:val="single" w:sz="8" w:space="0" w:color="000000"/>
+          <w:insideV w:val="single" w:sz="8" w:space="0" w:color="000000"/>
         </w:tblBorders>
       </w:tblPr>
       <w:tblGrid>
@@ -246,7 +246,7 @@
               <w:rPr>
                 <w:sz w:val="22"/>
               </w:rPr>
-              <w:t>Identificar tipos de dados e estruturas de planilhas no Excel</w:t>
+              <w:t>Reconhecer endereçamento de células</w:t>
             </w:r>
           </w:p>
           <w:p>
@@ -267,7 +267,7 @@
               <w:rPr>
                 <w:sz w:val="22"/>
               </w:rPr>
-              <w:t>Uma loja de eletrônicos precisa organizar dados de vendas. A estrutura deve conter: Produto (Notebook), Quantidade (5), Preço Unitário (3500), Total da Venda (?), e % do Total (?).</w:t>
+              <w:t>Planilha: A1=Produto, B1=Quantidade, C1=Preço, D1=Total</w:t>
             </w:r>
           </w:p>
           <w:p>
@@ -288,7 +288,7 @@
               <w:rPr>
                 <w:sz w:val="22"/>
               </w:rPr>
-              <w:t>Qual é o endereço de célula esperado para o "Total da Venda" do Notebook?</w:t>
+              <w:t>Onde deve ir "Total de vendas do Notebook"?</w:t>
             </w:r>
           </w:p>
           <w:p>
@@ -327,7 +327,7 @@
               <w:rPr>
                 <w:sz w:val="22"/>
               </w:rPr>
-              <w:t>b) C2</w:t>
+              <w:t>b) D2</w:t>
             </w:r>
           </w:p>
           <w:p>
@@ -339,7 +339,7 @@
               <w:rPr>
                 <w:sz w:val="22"/>
               </w:rPr>
-              <w:t>c) D2</w:t>
+              <w:t>c) E2</w:t>
             </w:r>
           </w:p>
           <w:p>
@@ -351,7 +351,7 @@
               <w:rPr>
                 <w:sz w:val="22"/>
               </w:rPr>
-              <w:t>d) E2</w:t>
+              <w:t>d) C1</w:t>
             </w:r>
           </w:p>
           <w:p>
@@ -363,7 +363,7 @@
               <w:rPr>
                 <w:sz w:val="22"/>
               </w:rPr>
-              <w:t>e) B1</w:t>
+              <w:t>e) B2</w:t>
             </w:r>
           </w:p>
         </w:tc>
@@ -376,12 +376,12 @@
         <w:tblLayout w:type="fixed"/>
         <w:tblLook w:firstColumn="1" w:firstRow="1" w:lastColumn="0" w:lastRow="0" w:noHBand="0" w:noVBand="1" w:val="04A0"/>
         <w:tblBorders>
-          <w:top w:val="single" w:sz="24" w:space="0" w:color="000000"/>
-          <w:left w:val="single" w:sz="24" w:space="0" w:color="000000"/>
-          <w:bottom w:val="single" w:sz="24" w:space="0" w:color="000000"/>
-          <w:right w:val="single" w:sz="24" w:space="0" w:color="000000"/>
-          <w:insideH w:val="single" w:sz="24" w:space="0" w:color="000000"/>
-          <w:insideV w:val="single" w:sz="24" w:space="0" w:color="000000"/>
+          <w:top w:val="single" w:sz="8" w:space="0" w:color="000000"/>
+          <w:left w:val="single" w:sz="8" w:space="0" w:color="000000"/>
+          <w:bottom w:val="single" w:sz="8" w:space="0" w:color="000000"/>
+          <w:right w:val="single" w:sz="8" w:space="0" w:color="000000"/>
+          <w:insideH w:val="single" w:sz="8" w:space="0" w:color="000000"/>
+          <w:insideV w:val="single" w:sz="8" w:space="0" w:color="000000"/>
         </w:tblBorders>
       </w:tblPr>
       <w:tblGrid>
@@ -426,7 +426,7 @@
               <w:rPr>
                 <w:sz w:val="22"/>
               </w:rPr>
-              <w:t>Aplicar fórmulas de multiplicação em estruturas de dados tabulares</w:t>
+              <w:t>Identificar tipos de dados em células</w:t>
             </w:r>
           </w:p>
           <w:p>
@@ -447,7 +447,7 @@
               <w:rPr>
                 <w:sz w:val="22"/>
               </w:rPr>
-              <w:t>Para calcular o total de vendas, usa-se a fórmula: Quantidade × Preço Unitário. Os dados do Notebook estão em B2 (quantidade) e C2 (preço).</w:t>
+              <w:t>A2="Notebook", B2=5, C2=3500, D2=?</w:t>
             </w:r>
           </w:p>
           <w:p>
@@ -468,7 +468,187 @@
               <w:rPr>
                 <w:sz w:val="22"/>
               </w:rPr>
-              <w:t>Qual fórmula CORRETA calcula o "Total da Venda" em D2?</w:t>
+              <w:t>Qual célula contém NÚMERO que pode ser usado em cálculo?</w:t>
+            </w:r>
+          </w:p>
+          <w:p>
+            <w:pPr>
+              <w:spacing w:before="60" w:after="60"/>
+              <w:ind w:left="360"/>
+            </w:pPr>
+            <w:r>
+              <w:rPr>
+                <w:b/>
+                <w:i/>
+                <w:color w:val="004284"/>
+                <w:sz w:val="22"/>
+              </w:rPr>
+              <w:t>Alternativas:</w:t>
+            </w:r>
+          </w:p>
+          <w:p>
+            <w:pPr>
+              <w:spacing w:before="20" w:after="20"/>
+              <w:ind w:left="720"/>
+            </w:pPr>
+            <w:r>
+              <w:rPr>
+                <w:sz w:val="22"/>
+              </w:rPr>
+              <w:t>a) A2 (Notebook)</w:t>
+            </w:r>
+          </w:p>
+          <w:p>
+            <w:pPr>
+              <w:spacing w:before="20" w:after="20"/>
+              <w:ind w:left="720"/>
+            </w:pPr>
+            <w:r>
+              <w:rPr>
+                <w:sz w:val="22"/>
+              </w:rPr>
+              <w:t>b) B2 e C2 (números)</w:t>
+            </w:r>
+          </w:p>
+          <w:p>
+            <w:pPr>
+              <w:spacing w:before="20" w:after="20"/>
+              <w:ind w:left="720"/>
+            </w:pPr>
+            <w:r>
+              <w:rPr>
+                <w:sz w:val="22"/>
+              </w:rPr>
+              <w:t>c) D2 (será calculada)</w:t>
+            </w:r>
+          </w:p>
+          <w:p>
+            <w:pPr>
+              <w:spacing w:before="20" w:after="20"/>
+              <w:ind w:left="720"/>
+            </w:pPr>
+            <w:r>
+              <w:rPr>
+                <w:sz w:val="22"/>
+              </w:rPr>
+              <w:t>d) Nenhuma</w:t>
+            </w:r>
+          </w:p>
+          <w:p>
+            <w:pPr>
+              <w:spacing w:before="20" w:after="20"/>
+              <w:ind w:left="720"/>
+            </w:pPr>
+            <w:r>
+              <w:rPr>
+                <w:sz w:val="22"/>
+              </w:rPr>
+              <w:t>e) Todas</w:t>
+            </w:r>
+          </w:p>
+        </w:tc>
+      </w:tr>
+    </w:tbl>
+    <w:p/>
+    <w:tbl>
+      <w:tblPr>
+        <w:tblW w:type="auto" w:w="0"/>
+        <w:tblLayout w:type="fixed"/>
+        <w:tblLook w:firstColumn="1" w:firstRow="1" w:lastColumn="0" w:lastRow="0" w:noHBand="0" w:noVBand="1" w:val="04A0"/>
+        <w:tblBorders>
+          <w:top w:val="single" w:sz="8" w:space="0" w:color="000000"/>
+          <w:left w:val="single" w:sz="8" w:space="0" w:color="000000"/>
+          <w:bottom w:val="single" w:sz="8" w:space="0" w:color="000000"/>
+          <w:right w:val="single" w:sz="8" w:space="0" w:color="000000"/>
+          <w:insideH w:val="single" w:sz="8" w:space="0" w:color="000000"/>
+          <w:insideV w:val="single" w:sz="8" w:space="0" w:color="000000"/>
+        </w:tblBorders>
+      </w:tblPr>
+      <w:tblGrid>
+        <w:gridCol w:w="10080"/>
+      </w:tblGrid>
+      <w:tr>
+        <w:tc>
+          <w:tcPr>
+            <w:tcW w:type="dxa" w:w="10080"/>
+            <w:shd w:fill="FFFFFF"/>
+          </w:tcPr>
+          <w:p>
+            <w:pPr>
+              <w:spacing w:before="0" w:after="120"/>
+              <w:shd w:fill="004284"/>
+            </w:pPr>
+            <w:r/>
+            <w:r>
+              <w:rPr>
+                <w:b/>
+                <w:color w:val="FFFFFF"/>
+                <w:sz w:val="24"/>
+              </w:rPr>
+              <w:t>ITEM 3</w:t>
+            </w:r>
+          </w:p>
+          <w:p>
+            <w:pPr>
+              <w:spacing w:before="60" w:after="60"/>
+              <w:ind w:left="360"/>
+            </w:pPr>
+            <w:r>
+              <w:rPr>
+                <w:b/>
+                <w:i/>
+                <w:color w:val="004284"/>
+                <w:sz w:val="22"/>
+              </w:rPr>
+              <w:t xml:space="preserve">CAPACIDADE: </w:t>
+            </w:r>
+            <w:r>
+              <w:rPr>
+                <w:sz w:val="22"/>
+              </w:rPr>
+              <w:t>Aplicar fórmula de multiplicação</w:t>
+            </w:r>
+          </w:p>
+          <w:p>
+            <w:pPr>
+              <w:spacing w:before="60" w:after="60"/>
+              <w:ind w:left="360"/>
+            </w:pPr>
+            <w:r>
+              <w:rPr>
+                <w:b/>
+                <w:i/>
+                <w:color w:val="004284"/>
+                <w:sz w:val="22"/>
+              </w:rPr>
+              <w:t xml:space="preserve">Contexto: </w:t>
+            </w:r>
+            <w:r>
+              <w:rPr>
+                <w:sz w:val="22"/>
+              </w:rPr>
+              <w:t>B2 = 5 (quantidade), C2 = 3500 (preço)</w:t>
+            </w:r>
+          </w:p>
+          <w:p>
+            <w:pPr>
+              <w:spacing w:before="60" w:after="60"/>
+              <w:ind w:left="360"/>
+            </w:pPr>
+            <w:r>
+              <w:rPr>
+                <w:b/>
+                <w:i/>
+                <w:color w:val="004284"/>
+                <w:sz w:val="22"/>
+              </w:rPr>
+              <w:t xml:space="preserve">Comando: </w:t>
+            </w:r>
+            <w:r>
+              <w:rPr>
+                <w:sz w:val="22"/>
+              </w:rPr>
+              <w:t>Qual fórmula calcula o total em D2?</w:t>
             </w:r>
           </w:p>
           <w:p>
@@ -556,12 +736,12 @@
         <w:tblLayout w:type="fixed"/>
         <w:tblLook w:firstColumn="1" w:firstRow="1" w:lastColumn="0" w:lastRow="0" w:noHBand="0" w:noVBand="1" w:val="04A0"/>
         <w:tblBorders>
-          <w:top w:val="single" w:sz="24" w:space="0" w:color="000000"/>
-          <w:left w:val="single" w:sz="24" w:space="0" w:color="000000"/>
-          <w:bottom w:val="single" w:sz="24" w:space="0" w:color="000000"/>
-          <w:right w:val="single" w:sz="24" w:space="0" w:color="000000"/>
-          <w:insideH w:val="single" w:sz="24" w:space="0" w:color="000000"/>
-          <w:insideV w:val="single" w:sz="24" w:space="0" w:color="000000"/>
+          <w:top w:val="single" w:sz="8" w:space="0" w:color="000000"/>
+          <w:left w:val="single" w:sz="8" w:space="0" w:color="000000"/>
+          <w:bottom w:val="single" w:sz="8" w:space="0" w:color="000000"/>
+          <w:right w:val="single" w:sz="8" w:space="0" w:color="000000"/>
+          <w:insideH w:val="single" w:sz="8" w:space="0" w:color="000000"/>
+          <w:insideV w:val="single" w:sz="8" w:space="0" w:color="000000"/>
         </w:tblBorders>
       </w:tblPr>
       <w:tblGrid>
@@ -585,7 +765,7 @@
                 <w:color w:val="FFFFFF"/>
                 <w:sz w:val="24"/>
               </w:rPr>
-              <w:t>ITEM 3</w:t>
+              <w:t>ITEM 4</w:t>
             </w:r>
           </w:p>
           <w:p>
@@ -606,7 +786,7 @@
               <w:rPr>
                 <w:sz w:val="22"/>
               </w:rPr>
-              <w:t>Utilizar referências absolutas para garantir cálculos consistentes</w:t>
+              <w:t>Diferenciar referência relativa de absoluta</w:t>
             </w:r>
           </w:p>
           <w:p>
@@ -627,7 +807,7 @@
               <w:rPr>
                 <w:sz w:val="22"/>
               </w:rPr>
-              <w:t>A fórmula de porcentagem é: (Total do Produto / Total Geral) × 100. O total geral está em D7. Para copiar a fórmula para outros produtos sem que D7 mude, usa-se referência ABSOLUTA.</w:t>
+              <w:t>Fórmula de % deve dividir cada total por D7. Ao copiar, D7 deve FICAR FIXO</w:t>
             </w:r>
           </w:p>
           <w:p>
@@ -648,7 +828,7 @@
               <w:rPr>
                 <w:sz w:val="22"/>
               </w:rPr>
-              <w:t>Qual é a referência ABSOLUTA correta para o total em D7?</w:t>
+              <w:t>Qual referência trava D7?</w:t>
             </w:r>
           </w:p>
           <w:p>
@@ -736,12 +916,12 @@
         <w:tblLayout w:type="fixed"/>
         <w:tblLook w:firstColumn="1" w:firstRow="1" w:lastColumn="0" w:lastRow="0" w:noHBand="0" w:noVBand="1" w:val="04A0"/>
         <w:tblBorders>
-          <w:top w:val="single" w:sz="24" w:space="0" w:color="000000"/>
-          <w:left w:val="single" w:sz="24" w:space="0" w:color="000000"/>
-          <w:bottom w:val="single" w:sz="24" w:space="0" w:color="000000"/>
-          <w:right w:val="single" w:sz="24" w:space="0" w:color="000000"/>
-          <w:insideH w:val="single" w:sz="24" w:space="0" w:color="000000"/>
-          <w:insideV w:val="single" w:sz="24" w:space="0" w:color="000000"/>
+          <w:top w:val="single" w:sz="8" w:space="0" w:color="000000"/>
+          <w:left w:val="single" w:sz="8" w:space="0" w:color="000000"/>
+          <w:bottom w:val="single" w:sz="8" w:space="0" w:color="000000"/>
+          <w:right w:val="single" w:sz="8" w:space="0" w:color="000000"/>
+          <w:insideH w:val="single" w:sz="8" w:space="0" w:color="000000"/>
+          <w:insideV w:val="single" w:sz="8" w:space="0" w:color="000000"/>
         </w:tblBorders>
       </w:tblPr>
       <w:tblGrid>
@@ -765,7 +945,7 @@
                 <w:color w:val="FFFFFF"/>
                 <w:sz w:val="24"/>
               </w:rPr>
-              <w:t>ITEM 4</w:t>
+              <w:t>ITEM 5</w:t>
             </w:r>
           </w:p>
           <w:p>
@@ -786,7 +966,7 @@
               <w:rPr>
                 <w:sz w:val="22"/>
               </w:rPr>
-              <w:t>Dominar funções estatísticas básicas do Excel</w:t>
+              <w:t>Aplicar função SOMA</w:t>
             </w:r>
           </w:p>
           <w:p>
@@ -807,7 +987,7 @@
               <w:rPr>
                 <w:sz w:val="22"/>
               </w:rPr>
-              <w:t>A tabela de vendas possui totais em D2:D6 com os seguintes valores: 17.500 (Notebook), 1.700 (Mouse), 2.250 (Teclado), 6.400 (Monitor), 3.000 (Webcam).</w:t>
+              <w:t>Totais: D2=17.500, D3=1.700, D4=2.250, D5=6.400, D6=3.000</w:t>
             </w:r>
           </w:p>
           <w:p>
@@ -828,7 +1008,7 @@
               <w:rPr>
                 <w:sz w:val="22"/>
               </w:rPr>
-              <w:t>Qual é o resultado da fórmula =SOMA(D2:D6)?</w:t>
+              <w:t>Resultado de =SOMA(D2:D6) é:</w:t>
             </w:r>
           </w:p>
           <w:p>
@@ -916,192 +1096,12 @@
         <w:tblLayout w:type="fixed"/>
         <w:tblLook w:firstColumn="1" w:firstRow="1" w:lastColumn="0" w:lastRow="0" w:noHBand="0" w:noVBand="1" w:val="04A0"/>
         <w:tblBorders>
-          <w:top w:val="single" w:sz="24" w:space="0" w:color="000000"/>
-          <w:left w:val="single" w:sz="24" w:space="0" w:color="000000"/>
-          <w:bottom w:val="single" w:sz="24" w:space="0" w:color="000000"/>
-          <w:right w:val="single" w:sz="24" w:space="0" w:color="000000"/>
-          <w:insideH w:val="single" w:sz="24" w:space="0" w:color="000000"/>
-          <w:insideV w:val="single" w:sz="24" w:space="0" w:color="000000"/>
-        </w:tblBorders>
-      </w:tblPr>
-      <w:tblGrid>
-        <w:gridCol w:w="10080"/>
-      </w:tblGrid>
-      <w:tr>
-        <w:tc>
-          <w:tcPr>
-            <w:tcW w:type="dxa" w:w="10080"/>
-            <w:shd w:fill="FFFFFF"/>
-          </w:tcPr>
-          <w:p>
-            <w:pPr>
-              <w:spacing w:before="0" w:after="120"/>
-              <w:shd w:fill="004284"/>
-            </w:pPr>
-            <w:r/>
-            <w:r>
-              <w:rPr>
-                <w:b/>
-                <w:color w:val="FFFFFF"/>
-                <w:sz w:val="24"/>
-              </w:rPr>
-              <w:t>ITEM 5</w:t>
-            </w:r>
-          </w:p>
-          <w:p>
-            <w:pPr>
-              <w:spacing w:before="60" w:after="60"/>
-              <w:ind w:left="360"/>
-            </w:pPr>
-            <w:r>
-              <w:rPr>
-                <w:b/>
-                <w:i/>
-                <w:color w:val="004284"/>
-                <w:sz w:val="22"/>
-              </w:rPr>
-              <w:t xml:space="preserve">CAPACIDADE: </w:t>
-            </w:r>
-            <w:r>
-              <w:rPr>
-                <w:sz w:val="22"/>
-              </w:rPr>
-              <w:t>Aplicar formatação de moeda em células de valores monetários</w:t>
-            </w:r>
-          </w:p>
-          <w:p>
-            <w:pPr>
-              <w:spacing w:before="60" w:after="60"/>
-              <w:ind w:left="360"/>
-            </w:pPr>
-            <w:r>
-              <w:rPr>
-                <w:b/>
-                <w:i/>
-                <w:color w:val="004284"/>
-                <w:sz w:val="22"/>
-              </w:rPr>
-              <w:t xml:space="preserve">Contexto: </w:t>
-            </w:r>
-            <w:r>
-              <w:rPr>
-                <w:sz w:val="22"/>
-              </w:rPr>
-              <w:t>As vendas devem ser exibidas em formato de moeda brasileira (R$) com 2 casas decimais para melhor apresentação aos gerentes.</w:t>
-            </w:r>
-          </w:p>
-          <w:p>
-            <w:pPr>
-              <w:spacing w:before="60" w:after="60"/>
-              <w:ind w:left="360"/>
-            </w:pPr>
-            <w:r>
-              <w:rPr>
-                <w:b/>
-                <w:i/>
-                <w:color w:val="004284"/>
-                <w:sz w:val="22"/>
-              </w:rPr>
-              <w:t xml:space="preserve">Comando: </w:t>
-            </w:r>
-            <w:r>
-              <w:rPr>
-                <w:sz w:val="22"/>
-              </w:rPr>
-              <w:t>Qual é o formato CORRETO para exibir R$ 17.500,00 no Excel?</w:t>
-            </w:r>
-          </w:p>
-          <w:p>
-            <w:pPr>
-              <w:spacing w:before="60" w:after="60"/>
-              <w:ind w:left="360"/>
-            </w:pPr>
-            <w:r>
-              <w:rPr>
-                <w:b/>
-                <w:i/>
-                <w:color w:val="004284"/>
-                <w:sz w:val="22"/>
-              </w:rPr>
-              <w:t>Alternativas:</w:t>
-            </w:r>
-          </w:p>
-          <w:p>
-            <w:pPr>
-              <w:spacing w:before="20" w:after="20"/>
-              <w:ind w:left="720"/>
-            </w:pPr>
-            <w:r>
-              <w:rPr>
-                <w:sz w:val="22"/>
-              </w:rPr>
-              <w:t>a) 17.500,00</w:t>
-            </w:r>
-          </w:p>
-          <w:p>
-            <w:pPr>
-              <w:spacing w:before="20" w:after="20"/>
-              <w:ind w:left="720"/>
-            </w:pPr>
-            <w:r>
-              <w:rPr>
-                <w:sz w:val="22"/>
-              </w:rPr>
-              <w:t>b) $17.500,00</w:t>
-            </w:r>
-          </w:p>
-          <w:p>
-            <w:pPr>
-              <w:spacing w:before="20" w:after="20"/>
-              <w:ind w:left="720"/>
-            </w:pPr>
-            <w:r>
-              <w:rPr>
-                <w:sz w:val="22"/>
-              </w:rPr>
-              <w:t>c) R$ 17.500,00</w:t>
-            </w:r>
-          </w:p>
-          <w:p>
-            <w:pPr>
-              <w:spacing w:before="20" w:after="20"/>
-              <w:ind w:left="720"/>
-            </w:pPr>
-            <w:r>
-              <w:rPr>
-                <w:sz w:val="22"/>
-              </w:rPr>
-              <w:t>d) R17.500</w:t>
-            </w:r>
-          </w:p>
-          <w:p>
-            <w:pPr>
-              <w:spacing w:before="20" w:after="20"/>
-              <w:ind w:left="720"/>
-            </w:pPr>
-            <w:r>
-              <w:rPr>
-                <w:sz w:val="22"/>
-              </w:rPr>
-              <w:t>e) 175E2</w:t>
-            </w:r>
-          </w:p>
-        </w:tc>
-      </w:tr>
-    </w:tbl>
-    <w:p/>
-    <w:tbl>
-      <w:tblPr>
-        <w:tblW w:type="auto" w:w="0"/>
-        <w:tblLayout w:type="fixed"/>
-        <w:tblLook w:firstColumn="1" w:firstRow="1" w:lastColumn="0" w:lastRow="0" w:noHBand="0" w:noVBand="1" w:val="04A0"/>
-        <w:tblBorders>
-          <w:top w:val="single" w:sz="24" w:space="0" w:color="000000"/>
-          <w:left w:val="single" w:sz="24" w:space="0" w:color="000000"/>
-          <w:bottom w:val="single" w:sz="24" w:space="0" w:color="000000"/>
-          <w:right w:val="single" w:sz="24" w:space="0" w:color="000000"/>
-          <w:insideH w:val="single" w:sz="24" w:space="0" w:color="000000"/>
-          <w:insideV w:val="single" w:sz="24" w:space="0" w:color="000000"/>
+          <w:top w:val="single" w:sz="8" w:space="0" w:color="000000"/>
+          <w:left w:val="single" w:sz="8" w:space="0" w:color="000000"/>
+          <w:bottom w:val="single" w:sz="8" w:space="0" w:color="000000"/>
+          <w:right w:val="single" w:sz="8" w:space="0" w:color="000000"/>
+          <w:insideH w:val="single" w:sz="8" w:space="0" w:color="000000"/>
+          <w:insideV w:val="single" w:sz="8" w:space="0" w:color="000000"/>
         </w:tblBorders>
       </w:tblPr>
       <w:tblGrid>
@@ -1146,7 +1146,7 @@
               <w:rPr>
                 <w:sz w:val="22"/>
               </w:rPr>
-              <w:t>Calcular e interpretar percentuais em análises de vendas</w:t>
+              <w:t>Utilizar função MÁXIMO</w:t>
             </w:r>
           </w:p>
           <w:p>
@@ -1167,7 +1167,7 @@
               <w:rPr>
                 <w:sz w:val="22"/>
               </w:rPr>
-              <w:t>O Notebook gerou R$ 17.500 em vendas e o total geral foi R$ 30.850. A fórmula =D2/$D$7*100 calcula a porcentagem.</w:t>
+              <w:t>Dados: 17.500, 1.700, 2.250, 6.400, 3.000</w:t>
             </w:r>
           </w:p>
           <w:p>
@@ -1188,7 +1188,367 @@
               <w:rPr>
                 <w:sz w:val="22"/>
               </w:rPr>
-              <w:t>Qual é a porcentagem aproximada que o Notebook representa das vendas totais?</w:t>
+              <w:t>=MÁXIMO(D2:D6) retorna:</w:t>
+            </w:r>
+          </w:p>
+          <w:p>
+            <w:pPr>
+              <w:spacing w:before="60" w:after="60"/>
+              <w:ind w:left="360"/>
+            </w:pPr>
+            <w:r>
+              <w:rPr>
+                <w:b/>
+                <w:i/>
+                <w:color w:val="004284"/>
+                <w:sz w:val="22"/>
+              </w:rPr>
+              <w:t>Alternativas:</w:t>
+            </w:r>
+          </w:p>
+          <w:p>
+            <w:pPr>
+              <w:spacing w:before="20" w:after="20"/>
+              <w:ind w:left="720"/>
+            </w:pPr>
+            <w:r>
+              <w:rPr>
+                <w:sz w:val="22"/>
+              </w:rPr>
+              <w:t>a) 1.700</w:t>
+            </w:r>
+          </w:p>
+          <w:p>
+            <w:pPr>
+              <w:spacing w:before="20" w:after="20"/>
+              <w:ind w:left="720"/>
+            </w:pPr>
+            <w:r>
+              <w:rPr>
+                <w:sz w:val="22"/>
+              </w:rPr>
+              <w:t>b) 3.000</w:t>
+            </w:r>
+          </w:p>
+          <w:p>
+            <w:pPr>
+              <w:spacing w:before="20" w:after="20"/>
+              <w:ind w:left="720"/>
+            </w:pPr>
+            <w:r>
+              <w:rPr>
+                <w:sz w:val="22"/>
+              </w:rPr>
+              <w:t>c) 6.400</w:t>
+            </w:r>
+          </w:p>
+          <w:p>
+            <w:pPr>
+              <w:spacing w:before="20" w:after="20"/>
+              <w:ind w:left="720"/>
+            </w:pPr>
+            <w:r>
+              <w:rPr>
+                <w:sz w:val="22"/>
+              </w:rPr>
+              <w:t>d) 17.500</w:t>
+            </w:r>
+          </w:p>
+          <w:p>
+            <w:pPr>
+              <w:spacing w:before="20" w:after="20"/>
+              <w:ind w:left="720"/>
+            </w:pPr>
+            <w:r>
+              <w:rPr>
+                <w:sz w:val="22"/>
+              </w:rPr>
+              <w:t>e) 30.850</w:t>
+            </w:r>
+          </w:p>
+        </w:tc>
+      </w:tr>
+    </w:tbl>
+    <w:p/>
+    <w:tbl>
+      <w:tblPr>
+        <w:tblW w:type="auto" w:w="0"/>
+        <w:tblLayout w:type="fixed"/>
+        <w:tblLook w:firstColumn="1" w:firstRow="1" w:lastColumn="0" w:lastRow="0" w:noHBand="0" w:noVBand="1" w:val="04A0"/>
+        <w:tblBorders>
+          <w:top w:val="single" w:sz="8" w:space="0" w:color="000000"/>
+          <w:left w:val="single" w:sz="8" w:space="0" w:color="000000"/>
+          <w:bottom w:val="single" w:sz="8" w:space="0" w:color="000000"/>
+          <w:right w:val="single" w:sz="8" w:space="0" w:color="000000"/>
+          <w:insideH w:val="single" w:sz="8" w:space="0" w:color="000000"/>
+          <w:insideV w:val="single" w:sz="8" w:space="0" w:color="000000"/>
+        </w:tblBorders>
+      </w:tblPr>
+      <w:tblGrid>
+        <w:gridCol w:w="10080"/>
+      </w:tblGrid>
+      <w:tr>
+        <w:tc>
+          <w:tcPr>
+            <w:tcW w:type="dxa" w:w="10080"/>
+            <w:shd w:fill="FFFFFF"/>
+          </w:tcPr>
+          <w:p>
+            <w:pPr>
+              <w:spacing w:before="0" w:after="120"/>
+              <w:shd w:fill="004284"/>
+            </w:pPr>
+            <w:r/>
+            <w:r>
+              <w:rPr>
+                <w:b/>
+                <w:color w:val="FFFFFF"/>
+                <w:sz w:val="24"/>
+              </w:rPr>
+              <w:t>ITEM 7</w:t>
+            </w:r>
+          </w:p>
+          <w:p>
+            <w:pPr>
+              <w:spacing w:before="60" w:after="60"/>
+              <w:ind w:left="360"/>
+            </w:pPr>
+            <w:r>
+              <w:rPr>
+                <w:b/>
+                <w:i/>
+                <w:color w:val="004284"/>
+                <w:sz w:val="22"/>
+              </w:rPr>
+              <w:t xml:space="preserve">CAPACIDADE: </w:t>
+            </w:r>
+            <w:r>
+              <w:rPr>
+                <w:sz w:val="22"/>
+              </w:rPr>
+              <w:t>Utilizar funções MÍNIMO e MÉDIA</w:t>
+            </w:r>
+          </w:p>
+          <w:p>
+            <w:pPr>
+              <w:spacing w:before="60" w:after="60"/>
+              <w:ind w:left="360"/>
+            </w:pPr>
+            <w:r>
+              <w:rPr>
+                <w:b/>
+                <w:i/>
+                <w:color w:val="004284"/>
+                <w:sz w:val="22"/>
+              </w:rPr>
+              <w:t xml:space="preserve">Contexto: </w:t>
+            </w:r>
+            <w:r>
+              <w:rPr>
+                <w:sz w:val="22"/>
+              </w:rPr>
+              <w:t>Dados: 17.500, 1.700, 2.250, 6.400, 3.000</w:t>
+            </w:r>
+          </w:p>
+          <w:p>
+            <w:pPr>
+              <w:spacing w:before="60" w:after="60"/>
+              <w:ind w:left="360"/>
+            </w:pPr>
+            <w:r>
+              <w:rPr>
+                <w:b/>
+                <w:i/>
+                <w:color w:val="004284"/>
+                <w:sz w:val="22"/>
+              </w:rPr>
+              <w:t xml:space="preserve">Comando: </w:t>
+            </w:r>
+            <w:r>
+              <w:rPr>
+                <w:sz w:val="22"/>
+              </w:rPr>
+              <w:t>=MÍNIMO(D2:D6) e =MÉDIA(D2:D6) retornam:</w:t>
+            </w:r>
+          </w:p>
+          <w:p>
+            <w:pPr>
+              <w:spacing w:before="60" w:after="60"/>
+              <w:ind w:left="360"/>
+            </w:pPr>
+            <w:r>
+              <w:rPr>
+                <w:b/>
+                <w:i/>
+                <w:color w:val="004284"/>
+                <w:sz w:val="22"/>
+              </w:rPr>
+              <w:t>Alternativas:</w:t>
+            </w:r>
+          </w:p>
+          <w:p>
+            <w:pPr>
+              <w:spacing w:before="20" w:after="20"/>
+              <w:ind w:left="720"/>
+            </w:pPr>
+            <w:r>
+              <w:rPr>
+                <w:sz w:val="22"/>
+              </w:rPr>
+              <w:t>a) 1700 e 6170</w:t>
+            </w:r>
+          </w:p>
+          <w:p>
+            <w:pPr>
+              <w:spacing w:before="20" w:after="20"/>
+              <w:ind w:left="720"/>
+            </w:pPr>
+            <w:r>
+              <w:rPr>
+                <w:sz w:val="22"/>
+              </w:rPr>
+              <w:t>b) 17500 e 30850</w:t>
+            </w:r>
+          </w:p>
+          <w:p>
+            <w:pPr>
+              <w:spacing w:before="20" w:after="20"/>
+              <w:ind w:left="720"/>
+            </w:pPr>
+            <w:r>
+              <w:rPr>
+                <w:sz w:val="22"/>
+              </w:rPr>
+              <w:t>c) 1.700 e 6.170</w:t>
+            </w:r>
+          </w:p>
+          <w:p>
+            <w:pPr>
+              <w:spacing w:before="20" w:after="20"/>
+              <w:ind w:left="720"/>
+            </w:pPr>
+            <w:r>
+              <w:rPr>
+                <w:sz w:val="22"/>
+              </w:rPr>
+              <w:t>d) 3.000 e 5.000</w:t>
+            </w:r>
+          </w:p>
+          <w:p>
+            <w:pPr>
+              <w:spacing w:before="20" w:after="20"/>
+              <w:ind w:left="720"/>
+            </w:pPr>
+            <w:r>
+              <w:rPr>
+                <w:sz w:val="22"/>
+              </w:rPr>
+              <w:t>e) Erro</w:t>
+            </w:r>
+          </w:p>
+        </w:tc>
+      </w:tr>
+    </w:tbl>
+    <w:p/>
+    <w:tbl>
+      <w:tblPr>
+        <w:tblW w:type="auto" w:w="0"/>
+        <w:tblLayout w:type="fixed"/>
+        <w:tblLook w:firstColumn="1" w:firstRow="1" w:lastColumn="0" w:lastRow="0" w:noHBand="0" w:noVBand="1" w:val="04A0"/>
+        <w:tblBorders>
+          <w:top w:val="single" w:sz="8" w:space="0" w:color="000000"/>
+          <w:left w:val="single" w:sz="8" w:space="0" w:color="000000"/>
+          <w:bottom w:val="single" w:sz="8" w:space="0" w:color="000000"/>
+          <w:right w:val="single" w:sz="8" w:space="0" w:color="000000"/>
+          <w:insideH w:val="single" w:sz="8" w:space="0" w:color="000000"/>
+          <w:insideV w:val="single" w:sz="8" w:space="0" w:color="000000"/>
+        </w:tblBorders>
+      </w:tblPr>
+      <w:tblGrid>
+        <w:gridCol w:w="10080"/>
+      </w:tblGrid>
+      <w:tr>
+        <w:tc>
+          <w:tcPr>
+            <w:tcW w:type="dxa" w:w="10080"/>
+            <w:shd w:fill="FFFFFF"/>
+          </w:tcPr>
+          <w:p>
+            <w:pPr>
+              <w:spacing w:before="0" w:after="120"/>
+              <w:shd w:fill="004284"/>
+            </w:pPr>
+            <w:r/>
+            <w:r>
+              <w:rPr>
+                <w:b/>
+                <w:color w:val="FFFFFF"/>
+                <w:sz w:val="24"/>
+              </w:rPr>
+              <w:t>ITEM 8</w:t>
+            </w:r>
+          </w:p>
+          <w:p>
+            <w:pPr>
+              <w:spacing w:before="60" w:after="60"/>
+              <w:ind w:left="360"/>
+            </w:pPr>
+            <w:r>
+              <w:rPr>
+                <w:b/>
+                <w:i/>
+                <w:color w:val="004284"/>
+                <w:sz w:val="22"/>
+              </w:rPr>
+              <w:t xml:space="preserve">CAPACIDADE: </w:t>
+            </w:r>
+            <w:r>
+              <w:rPr>
+                <w:sz w:val="22"/>
+              </w:rPr>
+              <w:t>Calcular porcentagem com referência absoluta</w:t>
+            </w:r>
+          </w:p>
+          <w:p>
+            <w:pPr>
+              <w:spacing w:before="60" w:after="60"/>
+              <w:ind w:left="360"/>
+            </w:pPr>
+            <w:r>
+              <w:rPr>
+                <w:b/>
+                <w:i/>
+                <w:color w:val="004284"/>
+                <w:sz w:val="22"/>
+              </w:rPr>
+              <w:t xml:space="preserve">Contexto: </w:t>
+            </w:r>
+            <w:r>
+              <w:rPr>
+                <w:sz w:val="22"/>
+              </w:rPr>
+              <w:t>Notebook = 17.500. Total = 30.850. Fórmula: =D2/$D$7*100</w:t>
+            </w:r>
+          </w:p>
+          <w:p>
+            <w:pPr>
+              <w:spacing w:before="60" w:after="60"/>
+              <w:ind w:left="360"/>
+            </w:pPr>
+            <w:r>
+              <w:rPr>
+                <w:b/>
+                <w:i/>
+                <w:color w:val="004284"/>
+                <w:sz w:val="22"/>
+              </w:rPr>
+              <w:t xml:space="preserve">Comando: </w:t>
+            </w:r>
+            <w:r>
+              <w:rPr>
+                <w:sz w:val="22"/>
+              </w:rPr>
+              <w:t>Percentual do Notebook é:</w:t>
             </w:r>
           </w:p>
           <w:p>
@@ -1263,7 +1623,727 @@
               <w:rPr>
                 <w:sz w:val="22"/>
               </w:rPr>
-              <w:t>e) 7,29%</w:t>
+              <w:t>e) 100%</w:t>
+            </w:r>
+          </w:p>
+        </w:tc>
+      </w:tr>
+    </w:tbl>
+    <w:p/>
+    <w:tbl>
+      <w:tblPr>
+        <w:tblW w:type="auto" w:w="0"/>
+        <w:tblLayout w:type="fixed"/>
+        <w:tblLook w:firstColumn="1" w:firstRow="1" w:lastColumn="0" w:lastRow="0" w:noHBand="0" w:noVBand="1" w:val="04A0"/>
+        <w:tblBorders>
+          <w:top w:val="single" w:sz="8" w:space="0" w:color="000000"/>
+          <w:left w:val="single" w:sz="8" w:space="0" w:color="000000"/>
+          <w:bottom w:val="single" w:sz="8" w:space="0" w:color="000000"/>
+          <w:right w:val="single" w:sz="8" w:space="0" w:color="000000"/>
+          <w:insideH w:val="single" w:sz="8" w:space="0" w:color="000000"/>
+          <w:insideV w:val="single" w:sz="8" w:space="0" w:color="000000"/>
+        </w:tblBorders>
+      </w:tblPr>
+      <w:tblGrid>
+        <w:gridCol w:w="10080"/>
+      </w:tblGrid>
+      <w:tr>
+        <w:tc>
+          <w:tcPr>
+            <w:tcW w:type="dxa" w:w="10080"/>
+            <w:shd w:fill="FFFFFF"/>
+          </w:tcPr>
+          <w:p>
+            <w:pPr>
+              <w:spacing w:before="0" w:after="120"/>
+              <w:shd w:fill="004284"/>
+            </w:pPr>
+            <w:r/>
+            <w:r>
+              <w:rPr>
+                <w:b/>
+                <w:color w:val="FFFFFF"/>
+                <w:sz w:val="24"/>
+              </w:rPr>
+              <w:t>ITEM 9</w:t>
+            </w:r>
+          </w:p>
+          <w:p>
+            <w:pPr>
+              <w:spacing w:before="60" w:after="60"/>
+              <w:ind w:left="360"/>
+            </w:pPr>
+            <w:r>
+              <w:rPr>
+                <w:b/>
+                <w:i/>
+                <w:color w:val="004284"/>
+                <w:sz w:val="22"/>
+              </w:rPr>
+              <w:t xml:space="preserve">CAPACIDADE: </w:t>
+            </w:r>
+            <w:r>
+              <w:rPr>
+                <w:sz w:val="22"/>
+              </w:rPr>
+              <w:t>Reconhecer formatação de números</w:t>
+            </w:r>
+          </w:p>
+          <w:p>
+            <w:pPr>
+              <w:spacing w:before="60" w:after="60"/>
+              <w:ind w:left="360"/>
+            </w:pPr>
+            <w:r>
+              <w:rPr>
+                <w:b/>
+                <w:i/>
+                <w:color w:val="004284"/>
+                <w:sz w:val="22"/>
+              </w:rPr>
+              <w:t xml:space="preserve">Contexto: </w:t>
+            </w:r>
+            <w:r>
+              <w:rPr>
+                <w:sz w:val="22"/>
+              </w:rPr>
+              <w:t>Valor 30.850 deve exibir como moeda brasileira com 2 decimais</w:t>
+            </w:r>
+          </w:p>
+          <w:p>
+            <w:pPr>
+              <w:spacing w:before="60" w:after="60"/>
+              <w:ind w:left="360"/>
+            </w:pPr>
+            <w:r>
+              <w:rPr>
+                <w:b/>
+                <w:i/>
+                <w:color w:val="004284"/>
+                <w:sz w:val="22"/>
+              </w:rPr>
+              <w:t xml:space="preserve">Comando: </w:t>
+            </w:r>
+            <w:r>
+              <w:rPr>
+                <w:sz w:val="22"/>
+              </w:rPr>
+              <w:t>Formato correto é:</w:t>
+            </w:r>
+          </w:p>
+          <w:p>
+            <w:pPr>
+              <w:spacing w:before="60" w:after="60"/>
+              <w:ind w:left="360"/>
+            </w:pPr>
+            <w:r>
+              <w:rPr>
+                <w:b/>
+                <w:i/>
+                <w:color w:val="004284"/>
+                <w:sz w:val="22"/>
+              </w:rPr>
+              <w:t>Alternativas:</w:t>
+            </w:r>
+          </w:p>
+          <w:p>
+            <w:pPr>
+              <w:spacing w:before="20" w:after="20"/>
+              <w:ind w:left="720"/>
+            </w:pPr>
+            <w:r>
+              <w:rPr>
+                <w:sz w:val="22"/>
+              </w:rPr>
+              <w:t>a) 30.850</w:t>
+            </w:r>
+          </w:p>
+          <w:p>
+            <w:pPr>
+              <w:spacing w:before="20" w:after="20"/>
+              <w:ind w:left="720"/>
+            </w:pPr>
+            <w:r>
+              <w:rPr>
+                <w:sz w:val="22"/>
+              </w:rPr>
+              <w:t>b) $30.850,00</w:t>
+            </w:r>
+          </w:p>
+          <w:p>
+            <w:pPr>
+              <w:spacing w:before="20" w:after="20"/>
+              <w:ind w:left="720"/>
+            </w:pPr>
+            <w:r>
+              <w:rPr>
+                <w:sz w:val="22"/>
+              </w:rPr>
+              <w:t>c) R$ 30.850,00</w:t>
+            </w:r>
+          </w:p>
+          <w:p>
+            <w:pPr>
+              <w:spacing w:before="20" w:after="20"/>
+              <w:ind w:left="720"/>
+            </w:pPr>
+            <w:r>
+              <w:rPr>
+                <w:sz w:val="22"/>
+              </w:rPr>
+              <w:t>d) 30850</w:t>
+            </w:r>
+          </w:p>
+          <w:p>
+            <w:pPr>
+              <w:spacing w:before="20" w:after="20"/>
+              <w:ind w:left="720"/>
+            </w:pPr>
+            <w:r>
+              <w:rPr>
+                <w:sz w:val="22"/>
+              </w:rPr>
+              <w:t>e) 3E4</w:t>
+            </w:r>
+          </w:p>
+        </w:tc>
+      </w:tr>
+    </w:tbl>
+    <w:p/>
+    <w:tbl>
+      <w:tblPr>
+        <w:tblW w:type="auto" w:w="0"/>
+        <w:tblLayout w:type="fixed"/>
+        <w:tblLook w:firstColumn="1" w:firstRow="1" w:lastColumn="0" w:lastRow="0" w:noHBand="0" w:noVBand="1" w:val="04A0"/>
+        <w:tblBorders>
+          <w:top w:val="single" w:sz="8" w:space="0" w:color="000000"/>
+          <w:left w:val="single" w:sz="8" w:space="0" w:color="000000"/>
+          <w:bottom w:val="single" w:sz="8" w:space="0" w:color="000000"/>
+          <w:right w:val="single" w:sz="8" w:space="0" w:color="000000"/>
+          <w:insideH w:val="single" w:sz="8" w:space="0" w:color="000000"/>
+          <w:insideV w:val="single" w:sz="8" w:space="0" w:color="000000"/>
+        </w:tblBorders>
+      </w:tblPr>
+      <w:tblGrid>
+        <w:gridCol w:w="10080"/>
+      </w:tblGrid>
+      <w:tr>
+        <w:tc>
+          <w:tcPr>
+            <w:tcW w:type="dxa" w:w="10080"/>
+            <w:shd w:fill="FFFFFF"/>
+          </w:tcPr>
+          <w:p>
+            <w:pPr>
+              <w:spacing w:before="0" w:after="120"/>
+              <w:shd w:fill="004284"/>
+            </w:pPr>
+            <w:r/>
+            <w:r>
+              <w:rPr>
+                <w:b/>
+                <w:color w:val="FFFFFF"/>
+                <w:sz w:val="24"/>
+              </w:rPr>
+              <w:t>ITEM 10</w:t>
+            </w:r>
+          </w:p>
+          <w:p>
+            <w:pPr>
+              <w:spacing w:before="60" w:after="60"/>
+              <w:ind w:left="360"/>
+            </w:pPr>
+            <w:r>
+              <w:rPr>
+                <w:b/>
+                <w:i/>
+                <w:color w:val="004284"/>
+                <w:sz w:val="22"/>
+              </w:rPr>
+              <w:t xml:space="preserve">CAPACIDADE: </w:t>
+            </w:r>
+            <w:r>
+              <w:rPr>
+                <w:sz w:val="22"/>
+              </w:rPr>
+              <w:t>Copia fórmula com referências relativas</w:t>
+            </w:r>
+          </w:p>
+          <w:p>
+            <w:pPr>
+              <w:spacing w:before="60" w:after="60"/>
+              <w:ind w:left="360"/>
+            </w:pPr>
+            <w:r>
+              <w:rPr>
+                <w:b/>
+                <w:i/>
+                <w:color w:val="004284"/>
+                <w:sz w:val="22"/>
+              </w:rPr>
+              <w:t xml:space="preserve">Contexto: </w:t>
+            </w:r>
+            <w:r>
+              <w:rPr>
+                <w:sz w:val="22"/>
+              </w:rPr>
+              <w:t>D2=B2*C2. Ao copiar para D3, qual será a fórmula?</w:t>
+            </w:r>
+          </w:p>
+          <w:p>
+            <w:pPr>
+              <w:spacing w:before="60" w:after="60"/>
+              <w:ind w:left="360"/>
+            </w:pPr>
+            <w:r>
+              <w:rPr>
+                <w:b/>
+                <w:i/>
+                <w:color w:val="004284"/>
+                <w:sz w:val="22"/>
+              </w:rPr>
+              <w:t xml:space="preserve">Comando: </w:t>
+            </w:r>
+            <w:r>
+              <w:rPr>
+                <w:sz w:val="22"/>
+              </w:rPr>
+              <w:t>D3 conterá:</w:t>
+            </w:r>
+          </w:p>
+          <w:p>
+            <w:pPr>
+              <w:spacing w:before="60" w:after="60"/>
+              <w:ind w:left="360"/>
+            </w:pPr>
+            <w:r>
+              <w:rPr>
+                <w:b/>
+                <w:i/>
+                <w:color w:val="004284"/>
+                <w:sz w:val="22"/>
+              </w:rPr>
+              <w:t>Alternativas:</w:t>
+            </w:r>
+          </w:p>
+          <w:p>
+            <w:pPr>
+              <w:spacing w:before="20" w:after="20"/>
+              <w:ind w:left="720"/>
+            </w:pPr>
+            <w:r>
+              <w:rPr>
+                <w:sz w:val="22"/>
+              </w:rPr>
+              <w:t>a) B2*C2 (igual)</w:t>
+            </w:r>
+          </w:p>
+          <w:p>
+            <w:pPr>
+              <w:spacing w:before="20" w:after="20"/>
+              <w:ind w:left="720"/>
+            </w:pPr>
+            <w:r>
+              <w:rPr>
+                <w:sz w:val="22"/>
+              </w:rPr>
+              <w:t>b) B3*C3 (atualiza)</w:t>
+            </w:r>
+          </w:p>
+          <w:p>
+            <w:pPr>
+              <w:spacing w:before="20" w:after="20"/>
+              <w:ind w:left="720"/>
+            </w:pPr>
+            <w:r>
+              <w:rPr>
+                <w:sz w:val="22"/>
+              </w:rPr>
+              <w:t>c) $B$2*$C$2</w:t>
+            </w:r>
+          </w:p>
+          <w:p>
+            <w:pPr>
+              <w:spacing w:before="20" w:after="20"/>
+              <w:ind w:left="720"/>
+            </w:pPr>
+            <w:r>
+              <w:rPr>
+                <w:sz w:val="22"/>
+              </w:rPr>
+              <w:t>d) B2*C3</w:t>
+            </w:r>
+          </w:p>
+          <w:p>
+            <w:pPr>
+              <w:spacing w:before="20" w:after="20"/>
+              <w:ind w:left="720"/>
+            </w:pPr>
+            <w:r>
+              <w:rPr>
+                <w:sz w:val="22"/>
+              </w:rPr>
+              <w:t>e) Erro</w:t>
+            </w:r>
+          </w:p>
+        </w:tc>
+      </w:tr>
+    </w:tbl>
+    <w:p/>
+    <w:tbl>
+      <w:tblPr>
+        <w:tblW w:type="auto" w:w="0"/>
+        <w:tblLayout w:type="fixed"/>
+        <w:tblLook w:firstColumn="1" w:firstRow="1" w:lastColumn="0" w:lastRow="0" w:noHBand="0" w:noVBand="1" w:val="04A0"/>
+        <w:tblBorders>
+          <w:top w:val="single" w:sz="8" w:space="0" w:color="000000"/>
+          <w:left w:val="single" w:sz="8" w:space="0" w:color="000000"/>
+          <w:bottom w:val="single" w:sz="8" w:space="0" w:color="000000"/>
+          <w:right w:val="single" w:sz="8" w:space="0" w:color="000000"/>
+          <w:insideH w:val="single" w:sz="8" w:space="0" w:color="000000"/>
+          <w:insideV w:val="single" w:sz="8" w:space="0" w:color="000000"/>
+        </w:tblBorders>
+      </w:tblPr>
+      <w:tblGrid>
+        <w:gridCol w:w="10080"/>
+      </w:tblGrid>
+      <w:tr>
+        <w:tc>
+          <w:tcPr>
+            <w:tcW w:type="dxa" w:w="10080"/>
+            <w:shd w:fill="FFFFFF"/>
+          </w:tcPr>
+          <w:p>
+            <w:pPr>
+              <w:spacing w:before="0" w:after="120"/>
+              <w:shd w:fill="004284"/>
+            </w:pPr>
+            <w:r/>
+            <w:r>
+              <w:rPr>
+                <w:b/>
+                <w:color w:val="FFFFFF"/>
+                <w:sz w:val="24"/>
+              </w:rPr>
+              <w:t>ITEM 11</w:t>
+            </w:r>
+          </w:p>
+          <w:p>
+            <w:pPr>
+              <w:spacing w:before="60" w:after="60"/>
+              <w:ind w:left="360"/>
+            </w:pPr>
+            <w:r>
+              <w:rPr>
+                <w:b/>
+                <w:i/>
+                <w:color w:val="004284"/>
+                <w:sz w:val="22"/>
+              </w:rPr>
+              <w:t xml:space="preserve">CAPACIDADE: </w:t>
+            </w:r>
+            <w:r>
+              <w:rPr>
+                <w:sz w:val="22"/>
+              </w:rPr>
+              <w:t>Aplicar formatação profissional</w:t>
+            </w:r>
+          </w:p>
+          <w:p>
+            <w:pPr>
+              <w:spacing w:before="60" w:after="60"/>
+              <w:ind w:left="360"/>
+            </w:pPr>
+            <w:r>
+              <w:rPr>
+                <w:b/>
+                <w:i/>
+                <w:color w:val="004284"/>
+                <w:sz w:val="22"/>
+              </w:rPr>
+              <w:t xml:space="preserve">Contexto: </w:t>
+            </w:r>
+            <w:r>
+              <w:rPr>
+                <w:sz w:val="22"/>
+              </w:rPr>
+              <w:t>Cabeçalhos devem estar formatados: maiúsculas, fundo cinza, texto branco, bordas pretas</w:t>
+            </w:r>
+          </w:p>
+          <w:p>
+            <w:pPr>
+              <w:spacing w:before="60" w:after="60"/>
+              <w:ind w:left="360"/>
+            </w:pPr>
+            <w:r>
+              <w:rPr>
+                <w:b/>
+                <w:i/>
+                <w:color w:val="004284"/>
+                <w:sz w:val="22"/>
+              </w:rPr>
+              <w:t xml:space="preserve">Comando: </w:t>
+            </w:r>
+            <w:r>
+              <w:rPr>
+                <w:sz w:val="22"/>
+              </w:rPr>
+              <w:t>Qual formatação NÃO é mencionada?</w:t>
+            </w:r>
+          </w:p>
+          <w:p>
+            <w:pPr>
+              <w:spacing w:before="60" w:after="60"/>
+              <w:ind w:left="360"/>
+            </w:pPr>
+            <w:r>
+              <w:rPr>
+                <w:b/>
+                <w:i/>
+                <w:color w:val="004284"/>
+                <w:sz w:val="22"/>
+              </w:rPr>
+              <w:t>Alternativas:</w:t>
+            </w:r>
+          </w:p>
+          <w:p>
+            <w:pPr>
+              <w:spacing w:before="20" w:after="20"/>
+              <w:ind w:left="720"/>
+            </w:pPr>
+            <w:r>
+              <w:rPr>
+                <w:sz w:val="22"/>
+              </w:rPr>
+              <w:t>a) Maiúsculas</w:t>
+            </w:r>
+          </w:p>
+          <w:p>
+            <w:pPr>
+              <w:spacing w:before="20" w:after="20"/>
+              <w:ind w:left="720"/>
+            </w:pPr>
+            <w:r>
+              <w:rPr>
+                <w:sz w:val="22"/>
+              </w:rPr>
+              <w:t>b) Fundo cinza</w:t>
+            </w:r>
+          </w:p>
+          <w:p>
+            <w:pPr>
+              <w:spacing w:before="20" w:after="20"/>
+              <w:ind w:left="720"/>
+            </w:pPr>
+            <w:r>
+              <w:rPr>
+                <w:sz w:val="22"/>
+              </w:rPr>
+              <w:t>c) Texto branco</w:t>
+            </w:r>
+          </w:p>
+          <w:p>
+            <w:pPr>
+              <w:spacing w:before="20" w:after="20"/>
+              <w:ind w:left="720"/>
+            </w:pPr>
+            <w:r>
+              <w:rPr>
+                <w:sz w:val="22"/>
+              </w:rPr>
+              <w:t>d) Negrito e Itálico</w:t>
+            </w:r>
+          </w:p>
+          <w:p>
+            <w:pPr>
+              <w:spacing w:before="20" w:after="20"/>
+              <w:ind w:left="720"/>
+            </w:pPr>
+            <w:r>
+              <w:rPr>
+                <w:sz w:val="22"/>
+              </w:rPr>
+              <w:t>e) Bordas pretas</w:t>
+            </w:r>
+          </w:p>
+        </w:tc>
+      </w:tr>
+    </w:tbl>
+    <w:p/>
+    <w:tbl>
+      <w:tblPr>
+        <w:tblW w:type="auto" w:w="0"/>
+        <w:tblLayout w:type="fixed"/>
+        <w:tblLook w:firstColumn="1" w:firstRow="1" w:lastColumn="0" w:lastRow="0" w:noHBand="0" w:noVBand="1" w:val="04A0"/>
+        <w:tblBorders>
+          <w:top w:val="single" w:sz="8" w:space="0" w:color="000000"/>
+          <w:left w:val="single" w:sz="8" w:space="0" w:color="000000"/>
+          <w:bottom w:val="single" w:sz="8" w:space="0" w:color="000000"/>
+          <w:right w:val="single" w:sz="8" w:space="0" w:color="000000"/>
+          <w:insideH w:val="single" w:sz="8" w:space="0" w:color="000000"/>
+          <w:insideV w:val="single" w:sz="8" w:space="0" w:color="000000"/>
+        </w:tblBorders>
+      </w:tblPr>
+      <w:tblGrid>
+        <w:gridCol w:w="10080"/>
+      </w:tblGrid>
+      <w:tr>
+        <w:tc>
+          <w:tcPr>
+            <w:tcW w:type="dxa" w:w="10080"/>
+            <w:shd w:fill="FFFFFF"/>
+          </w:tcPr>
+          <w:p>
+            <w:pPr>
+              <w:spacing w:before="0" w:after="120"/>
+              <w:shd w:fill="004284"/>
+            </w:pPr>
+            <w:r/>
+            <w:r>
+              <w:rPr>
+                <w:b/>
+                <w:color w:val="FFFFFF"/>
+                <w:sz w:val="24"/>
+              </w:rPr>
+              <w:t>ITEM 12</w:t>
+            </w:r>
+          </w:p>
+          <w:p>
+            <w:pPr>
+              <w:spacing w:before="60" w:after="60"/>
+              <w:ind w:left="360"/>
+            </w:pPr>
+            <w:r>
+              <w:rPr>
+                <w:b/>
+                <w:i/>
+                <w:color w:val="004284"/>
+                <w:sz w:val="22"/>
+              </w:rPr>
+              <w:t xml:space="preserve">CAPACIDADE: </w:t>
+            </w:r>
+            <w:r>
+              <w:rPr>
+                <w:sz w:val="22"/>
+              </w:rPr>
+              <w:t>Integrar múltiplas funções em análise</w:t>
+            </w:r>
+          </w:p>
+          <w:p>
+            <w:pPr>
+              <w:spacing w:before="60" w:after="60"/>
+              <w:ind w:left="360"/>
+            </w:pPr>
+            <w:r>
+              <w:rPr>
+                <w:b/>
+                <w:i/>
+                <w:color w:val="004284"/>
+                <w:sz w:val="22"/>
+              </w:rPr>
+              <w:t xml:space="preserve">Contexto: </w:t>
+            </w:r>
+            <w:r>
+              <w:rPr>
+                <w:sz w:val="22"/>
+              </w:rPr>
+              <w:t>Tabela com 5 produtos, totais calculados, porcentagens, métricas (SOMA, MÁX, MIN, MÉD)</w:t>
+            </w:r>
+          </w:p>
+          <w:p>
+            <w:pPr>
+              <w:spacing w:before="60" w:after="60"/>
+              <w:ind w:left="360"/>
+            </w:pPr>
+            <w:r>
+              <w:rPr>
+                <w:b/>
+                <w:i/>
+                <w:color w:val="004284"/>
+                <w:sz w:val="22"/>
+              </w:rPr>
+              <w:t xml:space="preserve">Comando: </w:t>
+            </w:r>
+            <w:r>
+              <w:rPr>
+                <w:sz w:val="22"/>
+              </w:rPr>
+              <w:t>Qual sequência está CORRETA?</w:t>
+            </w:r>
+          </w:p>
+          <w:p>
+            <w:pPr>
+              <w:spacing w:before="60" w:after="60"/>
+              <w:ind w:left="360"/>
+            </w:pPr>
+            <w:r>
+              <w:rPr>
+                <w:b/>
+                <w:i/>
+                <w:color w:val="004284"/>
+                <w:sz w:val="22"/>
+              </w:rPr>
+              <w:t>Alternativas:</w:t>
+            </w:r>
+          </w:p>
+          <w:p>
+            <w:pPr>
+              <w:spacing w:before="20" w:after="20"/>
+              <w:ind w:left="720"/>
+            </w:pPr>
+            <w:r>
+              <w:rPr>
+                <w:sz w:val="22"/>
+              </w:rPr>
+              <w:t>a) Dados → Fórmulas → Formatação</w:t>
+            </w:r>
+          </w:p>
+          <w:p>
+            <w:pPr>
+              <w:spacing w:before="20" w:after="20"/>
+              <w:ind w:left="720"/>
+            </w:pPr>
+            <w:r>
+              <w:rPr>
+                <w:sz w:val="22"/>
+              </w:rPr>
+              <w:t>b) Formatação → Dados → Fórmulas</w:t>
+            </w:r>
+          </w:p>
+          <w:p>
+            <w:pPr>
+              <w:spacing w:before="20" w:after="20"/>
+              <w:ind w:left="720"/>
+            </w:pPr>
+            <w:r>
+              <w:rPr>
+                <w:sz w:val="22"/>
+              </w:rPr>
+              <w:t>c) Fórmulas → Dados → Formatação</w:t>
+            </w:r>
+          </w:p>
+          <w:p>
+            <w:pPr>
+              <w:spacing w:before="20" w:after="20"/>
+              <w:ind w:left="720"/>
+            </w:pPr>
+            <w:r>
+              <w:rPr>
+                <w:sz w:val="22"/>
+              </w:rPr>
+              <w:t>d) Cabeçalho → Dados → Tudo junto</w:t>
+            </w:r>
+          </w:p>
+          <w:p>
+            <w:pPr>
+              <w:spacing w:before="20" w:after="20"/>
+              <w:ind w:left="720"/>
+            </w:pPr>
+            <w:r>
+              <w:rPr>
+                <w:sz w:val="22"/>
+              </w:rPr>
+              <w:t>e) Não importa a ordem</w:t>
             </w:r>
           </w:p>
         </w:tc>

--- a/MATERIAIS/GESTAO_E_CONTROLE_MATERIAIS/ANALISE_DADOS_APLICADA_GESTAO/ATIVIDADES/AVALIACAO-02-CONCEITOS-FUNDAMENTOS-EXCEL.docx
+++ b/MATERIAIS/GESTAO_E_CONTROLE_MATERIAIS/ANALISE_DADOS_APLICADA_GESTAO/ATIVIDADES/AVALIACAO-02-CONCEITOS-FUNDAMENTOS-EXCEL.docx
@@ -88,7 +88,7 @@
               <w:t xml:space="preserve">Data: </w:t>
             </w:r>
             <w:r>
-              <w:t>preenchimento pelo docente</w:t>
+              <w:t>_____________________</w:t>
             </w:r>
           </w:p>
           <w:p>
@@ -100,7 +100,7 @@
               <w:t xml:space="preserve">Docente: </w:t>
             </w:r>
             <w:r>
-              <w:t>preenchimento pelo docente</w:t>
+              <w:t>_____________________</w:t>
             </w:r>
           </w:p>
           <w:p>
@@ -116,7 +116,7 @@
                 <w:i/>
                 <w:color w:val="004284"/>
               </w:rPr>
-              <w:t>ELETROMECÂNICA</w:t>
+              <w:t>Assistente em Processos de Gestão e Controle de Materiais</w:t>
             </w:r>
           </w:p>
           <w:p>
@@ -144,7 +144,7 @@
               <w:t xml:space="preserve">Turma: </w:t>
             </w:r>
             <w:r>
-              <w:t>preenchimento pelo docente</w:t>
+              <w:t>_____________________</w:t>
             </w:r>
           </w:p>
           <w:p>
@@ -156,7 +156,7 @@
               <w:t xml:space="preserve">Estudante: </w:t>
             </w:r>
             <w:r>
-              <w:t>preenchimento pelo estudante</w:t>
+              <w:t>_____________________</w:t>
             </w:r>
           </w:p>
         </w:tc>

--- a/MATERIAIS/GESTAO_E_CONTROLE_MATERIAIS/ANALISE_DADOS_APLICADA_GESTAO/ATIVIDADES/AVALIACAO-02-CONCEITOS-FUNDAMENTOS-EXCEL.docx
+++ b/MATERIAIS/GESTAO_E_CONTROLE_MATERIAIS/ANALISE_DADOS_APLICADA_GESTAO/ATIVIDADES/AVALIACAO-02-CONCEITOS-FUNDAMENTOS-EXCEL.docx
@@ -100,7 +100,11 @@
               <w:t xml:space="preserve">Docente: </w:t>
             </w:r>
             <w:r>
-              <w:t>_____________________</w:t>
+              <w:rPr>
+                <w:i/>
+                <w:color w:val="004284"/>
+              </w:rPr>
+              <w:t>GELVAZIO CAMARGO</w:t>
             </w:r>
           </w:p>
           <w:p>

--- a/MATERIAIS/GESTAO_E_CONTROLE_MATERIAIS/ANALISE_DADOS_APLICADA_GESTAO/ATIVIDADES/AVALIACAO-02-CONCEITOS-FUNDAMENTOS-EXCEL.docx
+++ b/MATERIAIS/GESTAO_E_CONTROLE_MATERIAIS/ANALISE_DADOS_APLICADA_GESTAO/ATIVIDADES/AVALIACAO-02-CONCEITOS-FUNDAMENTOS-EXCEL.docx
@@ -148,7 +148,11 @@
               <w:t xml:space="preserve">Turma: </w:t>
             </w:r>
             <w:r>
-              <w:t>_____________________</w:t>
+              <w:rPr>
+                <w:i/>
+                <w:color w:val="004284"/>
+              </w:rPr>
+              <w:t>AI AIAC 2026/2 V1</w:t>
             </w:r>
           </w:p>
           <w:p>

--- a/MATERIAIS/GESTAO_E_CONTROLE_MATERIAIS/ANALISE_DADOS_APLICADA_GESTAO/ATIVIDADES/AVALIACAO-02-CONCEITOS-FUNDAMENTOS-EXCEL.docx
+++ b/MATERIAIS/GESTAO_E_CONTROLE_MATERIAIS/ANALISE_DADOS_APLICADA_GESTAO/ATIVIDADES/AVALIACAO-02-CONCEITOS-FUNDAMENTOS-EXCEL.docx
@@ -203,14 +203,16 @@
         <w:tblW w:type="auto" w:w="0"/>
         <w:tblLayout w:type="fixed"/>
         <w:tblLook w:firstColumn="1" w:firstRow="1" w:lastColumn="0" w:lastRow="0" w:noHBand="0" w:noVBand="1" w:val="04A0"/>
+        <w:cantSplit/>
         <w:tblBorders>
-          <w:top w:val="single" w:sz="8" w:space="0" w:color="000000"/>
-          <w:left w:val="single" w:sz="8" w:space="0" w:color="000000"/>
-          <w:bottom w:val="single" w:sz="8" w:space="0" w:color="000000"/>
-          <w:right w:val="single" w:sz="8" w:space="0" w:color="000000"/>
-          <w:insideH w:val="single" w:sz="8" w:space="0" w:color="000000"/>
-          <w:insideV w:val="single" w:sz="8" w:space="0" w:color="000000"/>
+          <w:top w:val="single" w:sz="24" w:space="0" w:color="000000"/>
+          <w:left w:val="single" w:sz="24" w:space="0" w:color="000000"/>
+          <w:bottom w:val="single" w:sz="24" w:space="0" w:color="000000"/>
+          <w:right w:val="single" w:sz="24" w:space="0" w:color="000000"/>
+          <w:insideH w:val="single" w:sz="24" w:space="0" w:color="000000"/>
+          <w:insideV w:val="single" w:sz="24" w:space="0" w:color="000000"/>
         </w:tblBorders>
+        <w:cantSplit w:val="1"/>
       </w:tblPr>
       <w:tblGrid>
         <w:gridCol w:w="10080"/>
@@ -377,20 +379,26 @@
         </w:tc>
       </w:tr>
     </w:tbl>
-    <w:p/>
+    <w:p>
+      <w:pPr>
+        <w:spacing w:after="240"/>
+      </w:pPr>
+    </w:p>
     <w:tbl>
       <w:tblPr>
         <w:tblW w:type="auto" w:w="0"/>
         <w:tblLayout w:type="fixed"/>
         <w:tblLook w:firstColumn="1" w:firstRow="1" w:lastColumn="0" w:lastRow="0" w:noHBand="0" w:noVBand="1" w:val="04A0"/>
+        <w:cantSplit/>
         <w:tblBorders>
-          <w:top w:val="single" w:sz="8" w:space="0" w:color="000000"/>
-          <w:left w:val="single" w:sz="8" w:space="0" w:color="000000"/>
-          <w:bottom w:val="single" w:sz="8" w:space="0" w:color="000000"/>
-          <w:right w:val="single" w:sz="8" w:space="0" w:color="000000"/>
-          <w:insideH w:val="single" w:sz="8" w:space="0" w:color="000000"/>
-          <w:insideV w:val="single" w:sz="8" w:space="0" w:color="000000"/>
+          <w:top w:val="single" w:sz="24" w:space="0" w:color="000000"/>
+          <w:left w:val="single" w:sz="24" w:space="0" w:color="000000"/>
+          <w:bottom w:val="single" w:sz="24" w:space="0" w:color="000000"/>
+          <w:right w:val="single" w:sz="24" w:space="0" w:color="000000"/>
+          <w:insideH w:val="single" w:sz="24" w:space="0" w:color="000000"/>
+          <w:insideV w:val="single" w:sz="24" w:space="0" w:color="000000"/>
         </w:tblBorders>
+        <w:cantSplit w:val="1"/>
       </w:tblPr>
       <w:tblGrid>
         <w:gridCol w:w="10080"/>
@@ -557,20 +565,26 @@
         </w:tc>
       </w:tr>
     </w:tbl>
-    <w:p/>
+    <w:p>
+      <w:pPr>
+        <w:spacing w:after="240"/>
+      </w:pPr>
+    </w:p>
     <w:tbl>
       <w:tblPr>
         <w:tblW w:type="auto" w:w="0"/>
         <w:tblLayout w:type="fixed"/>
         <w:tblLook w:firstColumn="1" w:firstRow="1" w:lastColumn="0" w:lastRow="0" w:noHBand="0" w:noVBand="1" w:val="04A0"/>
+        <w:cantSplit/>
         <w:tblBorders>
-          <w:top w:val="single" w:sz="8" w:space="0" w:color="000000"/>
-          <w:left w:val="single" w:sz="8" w:space="0" w:color="000000"/>
-          <w:bottom w:val="single" w:sz="8" w:space="0" w:color="000000"/>
-          <w:right w:val="single" w:sz="8" w:space="0" w:color="000000"/>
-          <w:insideH w:val="single" w:sz="8" w:space="0" w:color="000000"/>
-          <w:insideV w:val="single" w:sz="8" w:space="0" w:color="000000"/>
+          <w:top w:val="single" w:sz="24" w:space="0" w:color="000000"/>
+          <w:left w:val="single" w:sz="24" w:space="0" w:color="000000"/>
+          <w:bottom w:val="single" w:sz="24" w:space="0" w:color="000000"/>
+          <w:right w:val="single" w:sz="24" w:space="0" w:color="000000"/>
+          <w:insideH w:val="single" w:sz="24" w:space="0" w:color="000000"/>
+          <w:insideV w:val="single" w:sz="24" w:space="0" w:color="000000"/>
         </w:tblBorders>
+        <w:cantSplit w:val="1"/>
       </w:tblPr>
       <w:tblGrid>
         <w:gridCol w:w="10080"/>
@@ -737,20 +751,26 @@
         </w:tc>
       </w:tr>
     </w:tbl>
-    <w:p/>
+    <w:p>
+      <w:pPr>
+        <w:spacing w:after="240"/>
+      </w:pPr>
+    </w:p>
     <w:tbl>
       <w:tblPr>
         <w:tblW w:type="auto" w:w="0"/>
         <w:tblLayout w:type="fixed"/>
         <w:tblLook w:firstColumn="1" w:firstRow="1" w:lastColumn="0" w:lastRow="0" w:noHBand="0" w:noVBand="1" w:val="04A0"/>
+        <w:cantSplit/>
         <w:tblBorders>
-          <w:top w:val="single" w:sz="8" w:space="0" w:color="000000"/>
-          <w:left w:val="single" w:sz="8" w:space="0" w:color="000000"/>
-          <w:bottom w:val="single" w:sz="8" w:space="0" w:color="000000"/>
-          <w:right w:val="single" w:sz="8" w:space="0" w:color="000000"/>
-          <w:insideH w:val="single" w:sz="8" w:space="0" w:color="000000"/>
-          <w:insideV w:val="single" w:sz="8" w:space="0" w:color="000000"/>
+          <w:top w:val="single" w:sz="24" w:space="0" w:color="000000"/>
+          <w:left w:val="single" w:sz="24" w:space="0" w:color="000000"/>
+          <w:bottom w:val="single" w:sz="24" w:space="0" w:color="000000"/>
+          <w:right w:val="single" w:sz="24" w:space="0" w:color="000000"/>
+          <w:insideH w:val="single" w:sz="24" w:space="0" w:color="000000"/>
+          <w:insideV w:val="single" w:sz="24" w:space="0" w:color="000000"/>
         </w:tblBorders>
+        <w:cantSplit w:val="1"/>
       </w:tblPr>
       <w:tblGrid>
         <w:gridCol w:w="10080"/>
@@ -917,20 +937,26 @@
         </w:tc>
       </w:tr>
     </w:tbl>
-    <w:p/>
+    <w:p>
+      <w:pPr>
+        <w:spacing w:after="240"/>
+      </w:pPr>
+    </w:p>
     <w:tbl>
       <w:tblPr>
         <w:tblW w:type="auto" w:w="0"/>
         <w:tblLayout w:type="fixed"/>
         <w:tblLook w:firstColumn="1" w:firstRow="1" w:lastColumn="0" w:lastRow="0" w:noHBand="0" w:noVBand="1" w:val="04A0"/>
+        <w:cantSplit/>
         <w:tblBorders>
-          <w:top w:val="single" w:sz="8" w:space="0" w:color="000000"/>
-          <w:left w:val="single" w:sz="8" w:space="0" w:color="000000"/>
-          <w:bottom w:val="single" w:sz="8" w:space="0" w:color="000000"/>
-          <w:right w:val="single" w:sz="8" w:space="0" w:color="000000"/>
-          <w:insideH w:val="single" w:sz="8" w:space="0" w:color="000000"/>
-          <w:insideV w:val="single" w:sz="8" w:space="0" w:color="000000"/>
+          <w:top w:val="single" w:sz="24" w:space="0" w:color="000000"/>
+          <w:left w:val="single" w:sz="24" w:space="0" w:color="000000"/>
+          <w:bottom w:val="single" w:sz="24" w:space="0" w:color="000000"/>
+          <w:right w:val="single" w:sz="24" w:space="0" w:color="000000"/>
+          <w:insideH w:val="single" w:sz="24" w:space="0" w:color="000000"/>
+          <w:insideV w:val="single" w:sz="24" w:space="0" w:color="000000"/>
         </w:tblBorders>
+        <w:cantSplit w:val="1"/>
       </w:tblPr>
       <w:tblGrid>
         <w:gridCol w:w="10080"/>
@@ -1097,20 +1123,26 @@
         </w:tc>
       </w:tr>
     </w:tbl>
-    <w:p/>
+    <w:p>
+      <w:pPr>
+        <w:spacing w:after="240"/>
+      </w:pPr>
+    </w:p>
     <w:tbl>
       <w:tblPr>
         <w:tblW w:type="auto" w:w="0"/>
         <w:tblLayout w:type="fixed"/>
         <w:tblLook w:firstColumn="1" w:firstRow="1" w:lastColumn="0" w:lastRow="0" w:noHBand="0" w:noVBand="1" w:val="04A0"/>
+        <w:cantSplit/>
         <w:tblBorders>
-          <w:top w:val="single" w:sz="8" w:space="0" w:color="000000"/>
-          <w:left w:val="single" w:sz="8" w:space="0" w:color="000000"/>
-          <w:bottom w:val="single" w:sz="8" w:space="0" w:color="000000"/>
-          <w:right w:val="single" w:sz="8" w:space="0" w:color="000000"/>
-          <w:insideH w:val="single" w:sz="8" w:space="0" w:color="000000"/>
-          <w:insideV w:val="single" w:sz="8" w:space="0" w:color="000000"/>
+          <w:top w:val="single" w:sz="24" w:space="0" w:color="000000"/>
+          <w:left w:val="single" w:sz="24" w:space="0" w:color="000000"/>
+          <w:bottom w:val="single" w:sz="24" w:space="0" w:color="000000"/>
+          <w:right w:val="single" w:sz="24" w:space="0" w:color="000000"/>
+          <w:insideH w:val="single" w:sz="24" w:space="0" w:color="000000"/>
+          <w:insideV w:val="single" w:sz="24" w:space="0" w:color="000000"/>
         </w:tblBorders>
+        <w:cantSplit w:val="1"/>
       </w:tblPr>
       <w:tblGrid>
         <w:gridCol w:w="10080"/>
@@ -1277,20 +1309,26 @@
         </w:tc>
       </w:tr>
     </w:tbl>
-    <w:p/>
+    <w:p>
+      <w:pPr>
+        <w:spacing w:after="240"/>
+      </w:pPr>
+    </w:p>
     <w:tbl>
       <w:tblPr>
         <w:tblW w:type="auto" w:w="0"/>
         <w:tblLayout w:type="fixed"/>
         <w:tblLook w:firstColumn="1" w:firstRow="1" w:lastColumn="0" w:lastRow="0" w:noHBand="0" w:noVBand="1" w:val="04A0"/>
+        <w:cantSplit/>
         <w:tblBorders>
-          <w:top w:val="single" w:sz="8" w:space="0" w:color="000000"/>
-          <w:left w:val="single" w:sz="8" w:space="0" w:color="000000"/>
-          <w:bottom w:val="single" w:sz="8" w:space="0" w:color="000000"/>
-          <w:right w:val="single" w:sz="8" w:space="0" w:color="000000"/>
-          <w:insideH w:val="single" w:sz="8" w:space="0" w:color="000000"/>
-          <w:insideV w:val="single" w:sz="8" w:space="0" w:color="000000"/>
+          <w:top w:val="single" w:sz="24" w:space="0" w:color="000000"/>
+          <w:left w:val="single" w:sz="24" w:space="0" w:color="000000"/>
+          <w:bottom w:val="single" w:sz="24" w:space="0" w:color="000000"/>
+          <w:right w:val="single" w:sz="24" w:space="0" w:color="000000"/>
+          <w:insideH w:val="single" w:sz="24" w:space="0" w:color="000000"/>
+          <w:insideV w:val="single" w:sz="24" w:space="0" w:color="000000"/>
         </w:tblBorders>
+        <w:cantSplit w:val="1"/>
       </w:tblPr>
       <w:tblGrid>
         <w:gridCol w:w="10080"/>
@@ -1457,20 +1495,26 @@
         </w:tc>
       </w:tr>
     </w:tbl>
-    <w:p/>
+    <w:p>
+      <w:pPr>
+        <w:spacing w:after="240"/>
+      </w:pPr>
+    </w:p>
     <w:tbl>
       <w:tblPr>
         <w:tblW w:type="auto" w:w="0"/>
         <w:tblLayout w:type="fixed"/>
         <w:tblLook w:firstColumn="1" w:firstRow="1" w:lastColumn="0" w:lastRow="0" w:noHBand="0" w:noVBand="1" w:val="04A0"/>
+        <w:cantSplit/>
         <w:tblBorders>
-          <w:top w:val="single" w:sz="8" w:space="0" w:color="000000"/>
-          <w:left w:val="single" w:sz="8" w:space="0" w:color="000000"/>
-          <w:bottom w:val="single" w:sz="8" w:space="0" w:color="000000"/>
-          <w:right w:val="single" w:sz="8" w:space="0" w:color="000000"/>
-          <w:insideH w:val="single" w:sz="8" w:space="0" w:color="000000"/>
-          <w:insideV w:val="single" w:sz="8" w:space="0" w:color="000000"/>
+          <w:top w:val="single" w:sz="24" w:space="0" w:color="000000"/>
+          <w:left w:val="single" w:sz="24" w:space="0" w:color="000000"/>
+          <w:bottom w:val="single" w:sz="24" w:space="0" w:color="000000"/>
+          <w:right w:val="single" w:sz="24" w:space="0" w:color="000000"/>
+          <w:insideH w:val="single" w:sz="24" w:space="0" w:color="000000"/>
+          <w:insideV w:val="single" w:sz="24" w:space="0" w:color="000000"/>
         </w:tblBorders>
+        <w:cantSplit w:val="1"/>
       </w:tblPr>
       <w:tblGrid>
         <w:gridCol w:w="10080"/>
@@ -1637,20 +1681,26 @@
         </w:tc>
       </w:tr>
     </w:tbl>
-    <w:p/>
+    <w:p>
+      <w:pPr>
+        <w:spacing w:after="240"/>
+      </w:pPr>
+    </w:p>
     <w:tbl>
       <w:tblPr>
         <w:tblW w:type="auto" w:w="0"/>
         <w:tblLayout w:type="fixed"/>
         <w:tblLook w:firstColumn="1" w:firstRow="1" w:lastColumn="0" w:lastRow="0" w:noHBand="0" w:noVBand="1" w:val="04A0"/>
+        <w:cantSplit/>
         <w:tblBorders>
-          <w:top w:val="single" w:sz="8" w:space="0" w:color="000000"/>
-          <w:left w:val="single" w:sz="8" w:space="0" w:color="000000"/>
-          <w:bottom w:val="single" w:sz="8" w:space="0" w:color="000000"/>
-          <w:right w:val="single" w:sz="8" w:space="0" w:color="000000"/>
-          <w:insideH w:val="single" w:sz="8" w:space="0" w:color="000000"/>
-          <w:insideV w:val="single" w:sz="8" w:space="0" w:color="000000"/>
+          <w:top w:val="single" w:sz="24" w:space="0" w:color="000000"/>
+          <w:left w:val="single" w:sz="24" w:space="0" w:color="000000"/>
+          <w:bottom w:val="single" w:sz="24" w:space="0" w:color="000000"/>
+          <w:right w:val="single" w:sz="24" w:space="0" w:color="000000"/>
+          <w:insideH w:val="single" w:sz="24" w:space="0" w:color="000000"/>
+          <w:insideV w:val="single" w:sz="24" w:space="0" w:color="000000"/>
         </w:tblBorders>
+        <w:cantSplit w:val="1"/>
       </w:tblPr>
       <w:tblGrid>
         <w:gridCol w:w="10080"/>
@@ -1817,20 +1867,26 @@
         </w:tc>
       </w:tr>
     </w:tbl>
-    <w:p/>
+    <w:p>
+      <w:pPr>
+        <w:spacing w:after="240"/>
+      </w:pPr>
+    </w:p>
     <w:tbl>
       <w:tblPr>
         <w:tblW w:type="auto" w:w="0"/>
         <w:tblLayout w:type="fixed"/>
         <w:tblLook w:firstColumn="1" w:firstRow="1" w:lastColumn="0" w:lastRow="0" w:noHBand="0" w:noVBand="1" w:val="04A0"/>
+        <w:cantSplit/>
         <w:tblBorders>
-          <w:top w:val="single" w:sz="8" w:space="0" w:color="000000"/>
-          <w:left w:val="single" w:sz="8" w:space="0" w:color="000000"/>
-          <w:bottom w:val="single" w:sz="8" w:space="0" w:color="000000"/>
-          <w:right w:val="single" w:sz="8" w:space="0" w:color="000000"/>
-          <w:insideH w:val="single" w:sz="8" w:space="0" w:color="000000"/>
-          <w:insideV w:val="single" w:sz="8" w:space="0" w:color="000000"/>
+          <w:top w:val="single" w:sz="24" w:space="0" w:color="000000"/>
+          <w:left w:val="single" w:sz="24" w:space="0" w:color="000000"/>
+          <w:bottom w:val="single" w:sz="24" w:space="0" w:color="000000"/>
+          <w:right w:val="single" w:sz="24" w:space="0" w:color="000000"/>
+          <w:insideH w:val="single" w:sz="24" w:space="0" w:color="000000"/>
+          <w:insideV w:val="single" w:sz="24" w:space="0" w:color="000000"/>
         </w:tblBorders>
+        <w:cantSplit w:val="1"/>
       </w:tblPr>
       <w:tblGrid>
         <w:gridCol w:w="10080"/>
@@ -1997,20 +2053,26 @@
         </w:tc>
       </w:tr>
     </w:tbl>
-    <w:p/>
+    <w:p>
+      <w:pPr>
+        <w:spacing w:after="240"/>
+      </w:pPr>
+    </w:p>
     <w:tbl>
       <w:tblPr>
         <w:tblW w:type="auto" w:w="0"/>
         <w:tblLayout w:type="fixed"/>
         <w:tblLook w:firstColumn="1" w:firstRow="1" w:lastColumn="0" w:lastRow="0" w:noHBand="0" w:noVBand="1" w:val="04A0"/>
+        <w:cantSplit/>
         <w:tblBorders>
-          <w:top w:val="single" w:sz="8" w:space="0" w:color="000000"/>
-          <w:left w:val="single" w:sz="8" w:space="0" w:color="000000"/>
-          <w:bottom w:val="single" w:sz="8" w:space="0" w:color="000000"/>
-          <w:right w:val="single" w:sz="8" w:space="0" w:color="000000"/>
-          <w:insideH w:val="single" w:sz="8" w:space="0" w:color="000000"/>
-          <w:insideV w:val="single" w:sz="8" w:space="0" w:color="000000"/>
+          <w:top w:val="single" w:sz="24" w:space="0" w:color="000000"/>
+          <w:left w:val="single" w:sz="24" w:space="0" w:color="000000"/>
+          <w:bottom w:val="single" w:sz="24" w:space="0" w:color="000000"/>
+          <w:right w:val="single" w:sz="24" w:space="0" w:color="000000"/>
+          <w:insideH w:val="single" w:sz="24" w:space="0" w:color="000000"/>
+          <w:insideV w:val="single" w:sz="24" w:space="0" w:color="000000"/>
         </w:tblBorders>
+        <w:cantSplit w:val="1"/>
       </w:tblPr>
       <w:tblGrid>
         <w:gridCol w:w="10080"/>
@@ -2177,20 +2239,26 @@
         </w:tc>
       </w:tr>
     </w:tbl>
-    <w:p/>
+    <w:p>
+      <w:pPr>
+        <w:spacing w:after="240"/>
+      </w:pPr>
+    </w:p>
     <w:tbl>
       <w:tblPr>
         <w:tblW w:type="auto" w:w="0"/>
         <w:tblLayout w:type="fixed"/>
         <w:tblLook w:firstColumn="1" w:firstRow="1" w:lastColumn="0" w:lastRow="0" w:noHBand="0" w:noVBand="1" w:val="04A0"/>
+        <w:cantSplit/>
         <w:tblBorders>
-          <w:top w:val="single" w:sz="8" w:space="0" w:color="000000"/>
-          <w:left w:val="single" w:sz="8" w:space="0" w:color="000000"/>
-          <w:bottom w:val="single" w:sz="8" w:space="0" w:color="000000"/>
-          <w:right w:val="single" w:sz="8" w:space="0" w:color="000000"/>
-          <w:insideH w:val="single" w:sz="8" w:space="0" w:color="000000"/>
-          <w:insideV w:val="single" w:sz="8" w:space="0" w:color="000000"/>
+          <w:top w:val="single" w:sz="24" w:space="0" w:color="000000"/>
+          <w:left w:val="single" w:sz="24" w:space="0" w:color="000000"/>
+          <w:bottom w:val="single" w:sz="24" w:space="0" w:color="000000"/>
+          <w:right w:val="single" w:sz="24" w:space="0" w:color="000000"/>
+          <w:insideH w:val="single" w:sz="24" w:space="0" w:color="000000"/>
+          <w:insideV w:val="single" w:sz="24" w:space="0" w:color="000000"/>
         </w:tblBorders>
+        <w:cantSplit w:val="1"/>
       </w:tblPr>
       <w:tblGrid>
         <w:gridCol w:w="10080"/>
@@ -2357,7 +2425,11 @@
         </w:tc>
       </w:tr>
     </w:tbl>
-    <w:p/>
+    <w:p>
+      <w:pPr>
+        <w:spacing w:after="240"/>
+      </w:pPr>
+    </w:p>
     <w:sectPr>
       <w:pgSz w:w="12240" w:h="15840"/>
       <w:pgMar w:top="720" w:right="1080" w:bottom="1440" w:left="1080" w:header="720" w:footer="720" w:gutter="0"/>

--- a/MATERIAIS/GESTAO_E_CONTROLE_MATERIAIS/ANALISE_DADOS_APLICADA_GESTAO/ATIVIDADES/AVALIACAO-02-CONCEITOS-FUNDAMENTOS-EXCEL.docx
+++ b/MATERIAIS/GESTAO_E_CONTROLE_MATERIAIS/ANALISE_DADOS_APLICADA_GESTAO/ATIVIDADES/AVALIACAO-02-CONCEITOS-FUNDAMENTOS-EXCEL.docx
@@ -20,10 +20,10 @@
             <w:vAlign w:val="center"/>
             <w:shd w:fill="FFFFFF"/>
             <w:tcBorders>
-              <w:top w:val="single" w:sz="8" w:space="0" w:color="000000"/>
-              <w:left w:val="single" w:sz="8" w:space="0" w:color="000000"/>
-              <w:bottom w:val="single" w:sz="8" w:space="0" w:color="000000"/>
-              <w:right w:val="single" w:sz="8" w:space="0" w:color="000000"/>
+              <w:top w:val="single" w:sz="24" w:space="0" w:color="000000"/>
+              <w:left w:val="single" w:sz="24" w:space="0" w:color="000000"/>
+              <w:bottom w:val="single" w:sz="24" w:space="0" w:color="000000"/>
+              <w:right w:val="single" w:sz="24" w:space="0" w:color="000000"/>
             </w:tcBorders>
           </w:tcPr>
           <w:p>
@@ -60,10 +60,10 @@
             <w:vAlign w:val="center"/>
             <w:shd w:fill="FFFFFF"/>
             <w:tcBorders>
-              <w:top w:val="single" w:sz="8" w:space="0" w:color="000000"/>
-              <w:left w:val="single" w:sz="8" w:space="0" w:color="000000"/>
-              <w:bottom w:val="single" w:sz="8" w:space="0" w:color="000000"/>
-              <w:right w:val="single" w:sz="8" w:space="0" w:color="000000"/>
+              <w:top w:val="single" w:sz="24" w:space="0" w:color="000000"/>
+              <w:left w:val="single" w:sz="24" w:space="0" w:color="000000"/>
+              <w:bottom w:val="single" w:sz="24" w:space="0" w:color="000000"/>
+              <w:right w:val="single" w:sz="24" w:space="0" w:color="000000"/>
             </w:tcBorders>
           </w:tcPr>
           <w:p>
@@ -174,10 +174,10 @@
             <w:vAlign w:val="center"/>
             <w:shd w:fill="FFFFFF"/>
             <w:tcBorders>
-              <w:top w:val="single" w:sz="8" w:space="0" w:color="000000"/>
-              <w:left w:val="single" w:sz="8" w:space="0" w:color="000000"/>
-              <w:bottom w:val="single" w:sz="8" w:space="0" w:color="000000"/>
-              <w:right w:val="single" w:sz="8" w:space="0" w:color="000000"/>
+              <w:top w:val="single" w:sz="24" w:space="0" w:color="000000"/>
+              <w:left w:val="single" w:sz="24" w:space="0" w:color="000000"/>
+              <w:bottom w:val="single" w:sz="24" w:space="0" w:color="000000"/>
+              <w:right w:val="single" w:sz="24" w:space="0" w:color="000000"/>
             </w:tcBorders>
           </w:tcPr>
           <w:p>
@@ -256,7 +256,7 @@
               <w:rPr>
                 <w:sz w:val="22"/>
               </w:rPr>
-              <w:t>Reconhecer endereçamento de células</w:t>
+              <w:t>Reconhecer endereçamento de células em estrutura tabular</w:t>
             </w:r>
           </w:p>
           <w:p>
@@ -277,7 +277,7 @@
               <w:rPr>
                 <w:sz w:val="22"/>
               </w:rPr>
-              <w:t>Planilha: A1=Produto, B1=Quantidade, C1=Preço, D1=Total</w:t>
+              <w:t>Uma loja de eletrônicos em Itajaí (Multitech Store) precisa criar um relatório mensal de vendas de janeiro de 2026. A gerente solicitou uma planilha para rastrear 5 produtos: Notebooks, Mice, Teclados, Monitores e Webcams. A estrutura deve ter: Linha 1 (cabeçalhos) = A1:Produto, B1:Quantidade, C1:Preço Unitário, D1:Total da Venda, E1:% do Total. Linha 2 em diante = dados de cada produto.</w:t>
             </w:r>
           </w:p>
           <w:p>
@@ -298,7 +298,7 @@
               <w:rPr>
                 <w:sz w:val="22"/>
               </w:rPr>
-              <w:t>Onde deve ir "Total de vendas do Notebook"?</w:t>
+              <w:t>Onde deve ser inserido o "Total da Venda" do Notebook (1º produto)?</w:t>
             </w:r>
           </w:p>
           <w:p>
@@ -325,7 +325,7 @@
               <w:rPr>
                 <w:sz w:val="22"/>
               </w:rPr>
-              <w:t>a) A2</w:t>
+              <w:t>a) A2 (coluna de produtos)</w:t>
             </w:r>
           </w:p>
           <w:p>
@@ -337,7 +337,7 @@
               <w:rPr>
                 <w:sz w:val="22"/>
               </w:rPr>
-              <w:t>b) D2</w:t>
+              <w:t>b) D2 (coluna de totais)</w:t>
             </w:r>
           </w:p>
           <w:p>
@@ -349,7 +349,7 @@
               <w:rPr>
                 <w:sz w:val="22"/>
               </w:rPr>
-              <w:t>c) E2</w:t>
+              <w:t>c) E2 (coluna de percentuais)</w:t>
             </w:r>
           </w:p>
           <w:p>
@@ -361,7 +361,7 @@
               <w:rPr>
                 <w:sz w:val="22"/>
               </w:rPr>
-              <w:t>d) C1</w:t>
+              <w:t>d) C2 (coluna de preços)</w:t>
             </w:r>
           </w:p>
           <w:p>
@@ -373,7 +373,7 @@
               <w:rPr>
                 <w:sz w:val="22"/>
               </w:rPr>
-              <w:t>e) B2</w:t>
+              <w:t>e) B2 (coluna de quantidade)</w:t>
             </w:r>
           </w:p>
         </w:tc>
@@ -442,7 +442,7 @@
               <w:rPr>
                 <w:sz w:val="22"/>
               </w:rPr>
-              <w:t>Identificar tipos de dados em células</w:t>
+              <w:t>Identificar tipos de dados em contexto empresarial</w:t>
             </w:r>
           </w:p>
           <w:p>
@@ -463,7 +463,7 @@
               <w:rPr>
                 <w:sz w:val="22"/>
               </w:rPr>
-              <w:t>A2="Notebook", B2=5, C2=3500, D2=?</w:t>
+              <w:t>Na planilha da Multitech: A2 contém "Notebook" (texto descritivo do produto), B2 contém 5 (quantidade - número inteiro que será multiplicado), C2 contém 3500 (preço unitário em reais - número que será multiplicado), D2 será preenchido com uma fórmula que CALCULA B2×C2.</w:t>
             </w:r>
           </w:p>
           <w:p>
@@ -484,7 +484,7 @@
               <w:rPr>
                 <w:sz w:val="22"/>
               </w:rPr>
-              <w:t>Qual célula contém NÚMERO que pode ser usado em cálculo?</w:t>
+              <w:t>Qual célula contém NÚMERO que PODE ser usado diretamente em cálculo matemático?</w:t>
             </w:r>
           </w:p>
           <w:p>
@@ -511,7 +511,7 @@
               <w:rPr>
                 <w:sz w:val="22"/>
               </w:rPr>
-              <w:t>a) A2 (Notebook)</w:t>
+              <w:t>a) A2 "Notebook" (texto, não pode calcular)</w:t>
             </w:r>
           </w:p>
           <w:p>
@@ -523,7 +523,7 @@
               <w:rPr>
                 <w:sz w:val="22"/>
               </w:rPr>
-              <w:t>b) B2 e C2 (números)</w:t>
+              <w:t>b) B2 e C2 (números que podem ser multiplicados)</w:t>
             </w:r>
           </w:p>
           <w:p>
@@ -535,7 +535,7 @@
               <w:rPr>
                 <w:sz w:val="22"/>
               </w:rPr>
-              <w:t>c) D2 (será calculada)</w:t>
+              <w:t>c) D2 (será calculada, não é número inicial)</w:t>
             </w:r>
           </w:p>
           <w:p>
@@ -547,7 +547,7 @@
               <w:rPr>
                 <w:sz w:val="22"/>
               </w:rPr>
-              <w:t>d) Nenhuma</w:t>
+              <w:t>d) Nenhuma célula</w:t>
             </w:r>
           </w:p>
           <w:p>
@@ -559,7 +559,7 @@
               <w:rPr>
                 <w:sz w:val="22"/>
               </w:rPr>
-              <w:t>e) Todas</w:t>
+              <w:t>e) Todas as células</w:t>
             </w:r>
           </w:p>
         </w:tc>
@@ -628,7 +628,7 @@
               <w:rPr>
                 <w:sz w:val="22"/>
               </w:rPr>
-              <w:t>Aplicar fórmula de multiplicação</w:t>
+              <w:t>Aplicar fórmula de multiplicação em cálculo de receita</w:t>
             </w:r>
           </w:p>
           <w:p>
@@ -649,7 +649,7 @@
               <w:rPr>
                 <w:sz w:val="22"/>
               </w:rPr>
-              <w:t>B2 = 5 (quantidade), C2 = 3500 (preço)</w:t>
+              <w:t>O Notebook tem: B2 = 5 unidades vendidas, C2 = R$ 3.500,00 por unidade. O valor total de vendas = Quantidade × Preço Unitário = 5 × 3.500 = R$ 17.500. Esta fórmula é a base de qualquer cálculo de receita em vendas.</w:t>
             </w:r>
           </w:p>
           <w:p>
@@ -670,7 +670,7 @@
               <w:rPr>
                 <w:sz w:val="22"/>
               </w:rPr>
-              <w:t>Qual fórmula calcula o total em D2?</w:t>
+              <w:t>Qual fórmula NO EXCEL calcula o "Total da Venda" em D2?</w:t>
             </w:r>
           </w:p>
           <w:p>
@@ -697,7 +697,7 @@
               <w:rPr>
                 <w:sz w:val="22"/>
               </w:rPr>
-              <w:t>a) =B2+C2</w:t>
+              <w:t>a) =B2+C2 (soma, incorreto)</w:t>
             </w:r>
           </w:p>
           <w:p>
@@ -709,7 +709,7 @@
               <w:rPr>
                 <w:sz w:val="22"/>
               </w:rPr>
-              <w:t>b) =B2*C2</w:t>
+              <w:t>b) =B2*C2 (multiplicação, correto)</w:t>
             </w:r>
           </w:p>
           <w:p>
@@ -721,7 +721,7 @@
               <w:rPr>
                 <w:sz w:val="22"/>
               </w:rPr>
-              <w:t>c) =B2/C2</w:t>
+              <w:t>c) =B2/C2 (divisão, incorreto)</w:t>
             </w:r>
           </w:p>
           <w:p>
@@ -733,7 +733,7 @@
               <w:rPr>
                 <w:sz w:val="22"/>
               </w:rPr>
-              <w:t>d) =C2-B2</w:t>
+              <w:t>d) =C2-B2 (subtração, incorreto)</w:t>
             </w:r>
           </w:p>
           <w:p>
@@ -745,7 +745,7 @@
               <w:rPr>
                 <w:sz w:val="22"/>
               </w:rPr>
-              <w:t>e) =SOMA(B2:C2)</w:t>
+              <w:t>e) =SOMA(B2:C2) (função soma, incorreto)</w:t>
             </w:r>
           </w:p>
         </w:tc>
@@ -814,7 +814,7 @@
               <w:rPr>
                 <w:sz w:val="22"/>
               </w:rPr>
-              <w:t>Diferenciar referência relativa de absoluta</w:t>
+              <w:t>Diferenciar referência relativa de absoluta em cálculos compartilhados</w:t>
             </w:r>
           </w:p>
           <w:p>
@@ -835,7 +835,7 @@
               <w:rPr>
                 <w:sz w:val="22"/>
               </w:rPr>
-              <w:t>Fórmula de % deve dividir cada total por D7. Ao copiar, D7 deve FICAR FIXO</w:t>
+              <w:t>Para calcular % do total: =D2/$D$7*100. O $D$7 é ABSOLUTO (não muda ao copiar) porque a célula D7 tem o TOTAL geral que serve de divisor para TODOS os produtos. Se não usar $D$7, ao copiar a fórmula para D3, D4, D5, D6, a referência mudaria incorretamente (D8, D9, D10, D11).</w:t>
             </w:r>
           </w:p>
           <w:p>
@@ -856,7 +856,7 @@
               <w:rPr>
                 <w:sz w:val="22"/>
               </w:rPr>
-              <w:t>Qual referência trava D7?</w:t>
+              <w:t>Qual é a referência ABSOLUTA correta para travar a célula D7?</w:t>
             </w:r>
           </w:p>
           <w:p>
@@ -883,7 +883,7 @@
               <w:rPr>
                 <w:sz w:val="22"/>
               </w:rPr>
-              <w:t>a) D7</w:t>
+              <w:t>a) D7 (referência relativa, mudaria ao copiar)</w:t>
             </w:r>
           </w:p>
           <w:p>
@@ -895,7 +895,7 @@
               <w:rPr>
                 <w:sz w:val="22"/>
               </w:rPr>
-              <w:t>b) $D7</w:t>
+              <w:t>b) $D7 (semicongelada - não usual)</w:t>
             </w:r>
           </w:p>
           <w:p>
@@ -907,7 +907,7 @@
               <w:rPr>
                 <w:sz w:val="22"/>
               </w:rPr>
-              <w:t>c) D$7</w:t>
+              <w:t>c) D$7 (semicongelada - não usual)</w:t>
             </w:r>
           </w:p>
           <w:p>
@@ -919,7 +919,7 @@
               <w:rPr>
                 <w:sz w:val="22"/>
               </w:rPr>
-              <w:t>d) $D$7</w:t>
+              <w:t>d) $D$7 (completamente absoluta - CORRETO)</w:t>
             </w:r>
           </w:p>
           <w:p>
@@ -931,7 +931,7 @@
               <w:rPr>
                 <w:sz w:val="22"/>
               </w:rPr>
-              <w:t>e) #D7</w:t>
+              <w:t>e) #D7 (sintaxe inválida)</w:t>
             </w:r>
           </w:p>
         </w:tc>
@@ -1000,7 +1000,7 @@
               <w:rPr>
                 <w:sz w:val="22"/>
               </w:rPr>
-              <w:t>Aplicar função SOMA</w:t>
+              <w:t>Aplicar função SOMA para total de vendas</w:t>
             </w:r>
           </w:p>
           <w:p>
@@ -1021,7 +1021,7 @@
               <w:rPr>
                 <w:sz w:val="22"/>
               </w:rPr>
-              <w:t>Totais: D2=17.500, D3=1.700, D4=2.250, D5=6.400, D6=3.000</w:t>
+              <w:t>Totais de venda de cada produto: D2=17.500 (Notebook), D3=1.700 (Mouse), D4=2.250 (Teclado), D5=6.400 (Monitor), D6=3.000 (Webcam). O total geral (D7) deve somar todos estes valores: 17.500+1.700+2.250+6.400+3.000 = 30.850 reais. Isso é feito com SOMA().</w:t>
             </w:r>
           </w:p>
           <w:p>
@@ -1042,7 +1042,7 @@
               <w:rPr>
                 <w:sz w:val="22"/>
               </w:rPr>
-              <w:t>Resultado de =SOMA(D2:D6) é:</w:t>
+              <w:t>Qual é o resultado de =SOMA(D2:D6)?</w:t>
             </w:r>
           </w:p>
           <w:p>
@@ -1069,7 +1069,7 @@
               <w:rPr>
                 <w:sz w:val="22"/>
               </w:rPr>
-              <w:t>a) 17.500</w:t>
+              <w:t>a) 17.500 (só o notebook)</w:t>
             </w:r>
           </w:p>
           <w:p>
@@ -1081,7 +1081,7 @@
               <w:rPr>
                 <w:sz w:val="22"/>
               </w:rPr>
-              <w:t>b) 6.170</w:t>
+              <w:t>b) 6.170 (média, incorreto)</w:t>
             </w:r>
           </w:p>
           <w:p>
@@ -1093,7 +1093,7 @@
               <w:rPr>
                 <w:sz w:val="22"/>
               </w:rPr>
-              <w:t>c) 30.850</w:t>
+              <w:t>c) 30.850 (soma total, correto)</w:t>
             </w:r>
           </w:p>
           <w:p>
@@ -1105,7 +1105,7 @@
               <w:rPr>
                 <w:sz w:val="22"/>
               </w:rPr>
-              <w:t>d) 1.700</w:t>
+              <w:t>d) 1.700 (só o mouse)</w:t>
             </w:r>
           </w:p>
           <w:p>
@@ -1117,7 +1117,7 @@
               <w:rPr>
                 <w:sz w:val="22"/>
               </w:rPr>
-              <w:t>e) 31.850</w:t>
+              <w:t>e) 31.850 (cálculo errado)</w:t>
             </w:r>
           </w:p>
         </w:tc>
@@ -1186,7 +1186,7 @@
               <w:rPr>
                 <w:sz w:val="22"/>
               </w:rPr>
-              <w:t>Utilizar função MÁXIMO</w:t>
+              <w:t>Utilizar função MÁXIMO para identificar maior venda</w:t>
             </w:r>
           </w:p>
           <w:p>
@@ -1207,7 +1207,7 @@
               <w:rPr>
                 <w:sz w:val="22"/>
               </w:rPr>
-              <w:t>Dados: 17.500, 1.700, 2.250, 6.400, 3.000</w:t>
+              <w:t>Qual produto teve a maior receita? Olhando os totais: Notebook R$ 17.500 &gt; Monitor R$ 6.400 &gt; Mouse R$ 1.700 &gt; Teclado R$ 2.250 &gt; Webcam R$ 3.000. A função MÁXIMO retorna automaticamente o valor mais alto: 17.500.</w:t>
             </w:r>
           </w:p>
           <w:p>
@@ -1228,7 +1228,7 @@
               <w:rPr>
                 <w:sz w:val="22"/>
               </w:rPr>
-              <w:t>=MÁXIMO(D2:D6) retorna:</w:t>
+              <w:t>=MÁXIMO(D2:D6) retorna qual valor?</w:t>
             </w:r>
           </w:p>
           <w:p>
@@ -1255,7 +1255,7 @@
               <w:rPr>
                 <w:sz w:val="22"/>
               </w:rPr>
-              <w:t>a) 1.700</w:t>
+              <w:t>a) 1.700 (menor venda)</w:t>
             </w:r>
           </w:p>
           <w:p>
@@ -1267,7 +1267,7 @@
               <w:rPr>
                 <w:sz w:val="22"/>
               </w:rPr>
-              <w:t>b) 3.000</w:t>
+              <w:t>b) 3.000 (venda média)</w:t>
             </w:r>
           </w:p>
           <w:p>
@@ -1279,7 +1279,7 @@
               <w:rPr>
                 <w:sz w:val="22"/>
               </w:rPr>
-              <w:t>c) 6.400</w:t>
+              <w:t>c) 6.400 (segunda maior)</w:t>
             </w:r>
           </w:p>
           <w:p>
@@ -1291,7 +1291,7 @@
               <w:rPr>
                 <w:sz w:val="22"/>
               </w:rPr>
-              <w:t>d) 17.500</w:t>
+              <w:t>d) 17.500 (maior venda, correto)</w:t>
             </w:r>
           </w:p>
           <w:p>
@@ -1303,7 +1303,7 @@
               <w:rPr>
                 <w:sz w:val="22"/>
               </w:rPr>
-              <w:t>e) 30.850</w:t>
+              <w:t>e) 30.850 (total geral)</w:t>
             </w:r>
           </w:p>
         </w:tc>
@@ -1372,7 +1372,7 @@
               <w:rPr>
                 <w:sz w:val="22"/>
               </w:rPr>
-              <w:t>Utilizar funções MÍNIMO e MÉDIA</w:t>
+              <w:t>Utilizar funções MÍNIMO e MÉDIA para análise</w:t>
             </w:r>
           </w:p>
           <w:p>
@@ -1393,7 +1393,7 @@
               <w:rPr>
                 <w:sz w:val="22"/>
               </w:rPr>
-              <w:t>Dados: 17.500, 1.700, 2.250, 6.400, 3.000</w:t>
+              <w:t>MÍNIMO = qual foi a menor receita individual? Webcam com R$ 1.700. MÉDIA = receita média por produto = R$ 30.850 ÷ 5 = R$ 6.170. Estas métricas ajudam o gerente a entender quais produtos vendem bem e quais precisam de ação de marketing.</w:t>
             </w:r>
           </w:p>
           <w:p>
@@ -1414,7 +1414,7 @@
               <w:rPr>
                 <w:sz w:val="22"/>
               </w:rPr>
-              <w:t>=MÍNIMO(D2:D6) e =MÉDIA(D2:D6) retornam:</w:t>
+              <w:t>=MÍNIMO(D2:D6) E =MÉDIA(D2:D6) retornam respectivamente:</w:t>
             </w:r>
           </w:p>
           <w:p>
@@ -1441,7 +1441,7 @@
               <w:rPr>
                 <w:sz w:val="22"/>
               </w:rPr>
-              <w:t>a) 1700 e 6170</w:t>
+              <w:t>a) 1.700 e 6.170 (correto)</w:t>
             </w:r>
           </w:p>
           <w:p>
@@ -1453,7 +1453,7 @@
               <w:rPr>
                 <w:sz w:val="22"/>
               </w:rPr>
-              <w:t>b) 17500 e 30850</w:t>
+              <w:t>b) 17.500 e 30.850 (incorreto)</w:t>
             </w:r>
           </w:p>
           <w:p>
@@ -1465,7 +1465,7 @@
               <w:rPr>
                 <w:sz w:val="22"/>
               </w:rPr>
-              <w:t>c) 1.700 e 6.170</w:t>
+              <w:t>c) 1.700 e 6.170 com formatação diferente</w:t>
             </w:r>
           </w:p>
           <w:p>
@@ -1477,7 +1477,7 @@
               <w:rPr>
                 <w:sz w:val="22"/>
               </w:rPr>
-              <w:t>d) 3.000 e 5.000</w:t>
+              <w:t>d) 3.000 e 5.000 (calculado errado)</w:t>
             </w:r>
           </w:p>
           <w:p>
@@ -1489,7 +1489,7 @@
               <w:rPr>
                 <w:sz w:val="22"/>
               </w:rPr>
-              <w:t>e) Erro</w:t>
+              <w:t>e) Erro (funções incompatíveis)</w:t>
             </w:r>
           </w:p>
         </w:tc>
@@ -1558,7 +1558,7 @@
               <w:rPr>
                 <w:sz w:val="22"/>
               </w:rPr>
-              <w:t>Calcular porcentagem com referência absoluta</w:t>
+              <w:t>Calcular percentual de participação no faturamento total</w:t>
             </w:r>
           </w:p>
           <w:p>
@@ -1579,7 +1579,7 @@
               <w:rPr>
                 <w:sz w:val="22"/>
               </w:rPr>
-              <w:t>Notebook = 17.500. Total = 30.850. Fórmula: =D2/$D$7*100</w:t>
+              <w:t>Notebook faturou R$ 17.500 de um total de R$ 30.850. Percentual = (17.500 ÷ 30.850) × 100 = 56,72%. Isso significa que Notebook representa 56,72% de TODA a receita do mês. Fórmula: =D2/$D$7*100</w:t>
             </w:r>
           </w:p>
           <w:p>
@@ -1600,7 +1600,7 @@
               <w:rPr>
                 <w:sz w:val="22"/>
               </w:rPr>
-              <w:t>Percentual do Notebook é:</w:t>
+              <w:t>Qual é o percentual do Notebook no faturamento total?</w:t>
             </w:r>
           </w:p>
           <w:p>
@@ -1627,7 +1627,7 @@
               <w:rPr>
                 <w:sz w:val="22"/>
               </w:rPr>
-              <w:t>a) 5,50%</w:t>
+              <w:t>a) 5,50% (mouse percentage)</w:t>
             </w:r>
           </w:p>
           <w:p>
@@ -1639,7 +1639,7 @@
               <w:rPr>
                 <w:sz w:val="22"/>
               </w:rPr>
-              <w:t>b) 20,74%</w:t>
+              <w:t>b) 20,74% (monitor percentage)</w:t>
             </w:r>
           </w:p>
           <w:p>
@@ -1651,7 +1651,7 @@
               <w:rPr>
                 <w:sz w:val="22"/>
               </w:rPr>
-              <w:t>c) 56,72%</w:t>
+              <w:t>c) 56,72% (notebook - correto)</w:t>
             </w:r>
           </w:p>
           <w:p>
@@ -1663,7 +1663,7 @@
               <w:rPr>
                 <w:sz w:val="22"/>
               </w:rPr>
-              <w:t>d) 9,72%</w:t>
+              <w:t>d) 9,72% (webcam percentage)</w:t>
             </w:r>
           </w:p>
           <w:p>
@@ -1675,7 +1675,7 @@
               <w:rPr>
                 <w:sz w:val="22"/>
               </w:rPr>
-              <w:t>e) 100%</w:t>
+              <w:t>e) 100% (total)</w:t>
             </w:r>
           </w:p>
         </w:tc>
@@ -1744,7 +1744,7 @@
               <w:rPr>
                 <w:sz w:val="22"/>
               </w:rPr>
-              <w:t>Reconhecer formatação de números</w:t>
+              <w:t>Aplicar formatação de moeda para apresentação profissional</w:t>
             </w:r>
           </w:p>
           <w:p>
@@ -1765,7 +1765,7 @@
               <w:rPr>
                 <w:sz w:val="22"/>
               </w:rPr>
-              <w:t>Valor 30.850 deve exibir como moeda brasileira com 2 decimais</w:t>
+              <w:t>Em planilhas financeiras, números devem ser formatados como MOEDA (R$ 17.500,00) em vez de número comum (17500). Isto melhora legibilidade e deixa profissional. Formato: categoria "Moeda", símbolo "R$", 2 casas decimais.</w:t>
             </w:r>
           </w:p>
           <w:p>
@@ -1786,7 +1786,7 @@
               <w:rPr>
                 <w:sz w:val="22"/>
               </w:rPr>
-              <w:t>Formato correto é:</w:t>
+              <w:t>Qual é o formato CORRETO para exibir R$ 17.500,00?</w:t>
             </w:r>
           </w:p>
           <w:p>
@@ -1813,7 +1813,7 @@
               <w:rPr>
                 <w:sz w:val="22"/>
               </w:rPr>
-              <w:t>a) 30.850</w:t>
+              <w:t>a) 17.500,00 (sem símbolo)</w:t>
             </w:r>
           </w:p>
           <w:p>
@@ -1825,7 +1825,7 @@
               <w:rPr>
                 <w:sz w:val="22"/>
               </w:rPr>
-              <w:t>b) $30.850,00</w:t>
+              <w:t>b) $17.500,00 (símbolo $ errado)</w:t>
             </w:r>
           </w:p>
           <w:p>
@@ -1837,7 +1837,7 @@
               <w:rPr>
                 <w:sz w:val="22"/>
               </w:rPr>
-              <w:t>c) R$ 30.850,00</w:t>
+              <w:t>c) R$ 17.500,00 (formato correto)</w:t>
             </w:r>
           </w:p>
           <w:p>
@@ -1849,7 +1849,7 @@
               <w:rPr>
                 <w:sz w:val="22"/>
               </w:rPr>
-              <w:t>d) 30850</w:t>
+              <w:t>d) R17.500 (símbolo malformado)</w:t>
             </w:r>
           </w:p>
           <w:p>
@@ -1861,7 +1861,7 @@
               <w:rPr>
                 <w:sz w:val="22"/>
               </w:rPr>
-              <w:t>e) 3E4</w:t>
+              <w:t>e) 17500 (sem formatação)</w:t>
             </w:r>
           </w:p>
         </w:tc>
@@ -1930,7 +1930,7 @@
               <w:rPr>
                 <w:sz w:val="22"/>
               </w:rPr>
-              <w:t>Copia fórmula com referências relativas</w:t>
+              <w:t>Entender cópia de fórmula com referências relativas</w:t>
             </w:r>
           </w:p>
           <w:p>
@@ -1951,7 +1951,7 @@
               <w:rPr>
                 <w:sz w:val="22"/>
               </w:rPr>
-              <w:t>D2=B2*C2. Ao copiar para D3, qual será a fórmula?</w:t>
+              <w:t>Fórmula em D2: =B2*C2. Ao copiar para D3, Excel AUTOMATICAMENTE ajusta para =B3*C3 (relativa). Ao copiar para D4, vira =B4*C4. Isto é CORRETO porque cada linha tem seus dados. Referências relativas são o padrão quando dados mudam por linha.</w:t>
             </w:r>
           </w:p>
           <w:p>
@@ -1972,7 +1972,7 @@
               <w:rPr>
                 <w:sz w:val="22"/>
               </w:rPr>
-              <w:t>D3 conterá:</w:t>
+              <w:t>Ao copiar a fórmula =B2*C2 de D2 para D3, qual será a nova fórmula?</w:t>
             </w:r>
           </w:p>
           <w:p>
@@ -1999,7 +1999,7 @@
               <w:rPr>
                 <w:sz w:val="22"/>
               </w:rPr>
-              <w:t>a) B2*C2 (igual)</w:t>
+              <w:t>a) =B2*C2 (fica igual - relativa não funciona)</w:t>
             </w:r>
           </w:p>
           <w:p>
@@ -2011,7 +2011,7 @@
               <w:rPr>
                 <w:sz w:val="22"/>
               </w:rPr>
-              <w:t>b) B3*C3 (atualiza)</w:t>
+              <w:t>b) =B3*C3 (ajusta automaticamente - correto)</w:t>
             </w:r>
           </w:p>
           <w:p>
@@ -2023,7 +2023,7 @@
               <w:rPr>
                 <w:sz w:val="22"/>
               </w:rPr>
-              <w:t>c) $B$2*$C$2</w:t>
+              <w:t>c) =$B$2*$C$2 (fixa tudo - não é cópia relativa)</w:t>
             </w:r>
           </w:p>
           <w:p>
@@ -2035,7 +2035,7 @@
               <w:rPr>
                 <w:sz w:val="22"/>
               </w:rPr>
-              <w:t>d) B2*C3</w:t>
+              <w:t>d) =B2*C3 (mistura - erro de lógica)</w:t>
             </w:r>
           </w:p>
           <w:p>
@@ -2047,7 +2047,7 @@
               <w:rPr>
                 <w:sz w:val="22"/>
               </w:rPr>
-              <w:t>e) Erro</w:t>
+              <w:t>e) Erro (fórmula não pode ser copiada)</w:t>
             </w:r>
           </w:p>
         </w:tc>
@@ -2116,7 +2116,7 @@
               <w:rPr>
                 <w:sz w:val="22"/>
               </w:rPr>
-              <w:t>Aplicar formatação profissional</w:t>
+              <w:t>Reconhecer formatação profissional de tabela</w:t>
             </w:r>
           </w:p>
           <w:p>
@@ -2137,7 +2137,7 @@
               <w:rPr>
                 <w:sz w:val="22"/>
               </w:rPr>
-              <w:t>Cabeçalhos devem estar formatados: maiúsculas, fundo cinza, texto branco, bordas pretas</w:t>
+              <w:t>Uma planilha profissional tem: cabeçalhos em MAIÚSCULA (PRODUTO, QUANTIDADE...), fundo cinza ou azul, texto branco ou escuro, bordas pretas bem definidas, alinhamento consistente (texto à esquerda, números à direita). Isto transmite credibilidade ao gerente ou cliente que recebe o relatório.</w:t>
             </w:r>
           </w:p>
           <w:p>
@@ -2158,7 +2158,7 @@
               <w:rPr>
                 <w:sz w:val="22"/>
               </w:rPr>
-              <w:t>Qual formatação NÃO é mencionada?</w:t>
+              <w:t>Qual formatação NÃO é mencionada como padrão profissional?</w:t>
             </w:r>
           </w:p>
           <w:p>
@@ -2185,7 +2185,7 @@
               <w:rPr>
                 <w:sz w:val="22"/>
               </w:rPr>
-              <w:t>a) Maiúsculas</w:t>
+              <w:t>a) Cabeçalhos em MAIÚSCULA</w:t>
             </w:r>
           </w:p>
           <w:p>
@@ -2197,7 +2197,7 @@
               <w:rPr>
                 <w:sz w:val="22"/>
               </w:rPr>
-              <w:t>b) Fundo cinza</w:t>
+              <w:t>b) Fundo cinza ou colorido</w:t>
             </w:r>
           </w:p>
           <w:p>
@@ -2209,7 +2209,7 @@
               <w:rPr>
                 <w:sz w:val="22"/>
               </w:rPr>
-              <w:t>c) Texto branco</w:t>
+              <w:t>c) Texto branco ou escuro</w:t>
             </w:r>
           </w:p>
           <w:p>
@@ -2221,7 +2221,7 @@
               <w:rPr>
                 <w:sz w:val="22"/>
               </w:rPr>
-              <w:t>d) Negrito e Itálico</w:t>
+              <w:t>d) Negrito E Itálico SIMULTÂNEO em todas as células</w:t>
             </w:r>
           </w:p>
           <w:p>
@@ -2233,7 +2233,7 @@
               <w:rPr>
                 <w:sz w:val="22"/>
               </w:rPr>
-              <w:t>e) Bordas pretas</w:t>
+              <w:t>e) Bordas pretas bem definidas</w:t>
             </w:r>
           </w:p>
         </w:tc>
@@ -2302,7 +2302,7 @@
               <w:rPr>
                 <w:sz w:val="22"/>
               </w:rPr>
-              <w:t>Integrar múltiplas funções em análise</w:t>
+              <w:t>Integrar múltiplas funções em análise de vendas</w:t>
             </w:r>
           </w:p>
           <w:p>
@@ -2323,7 +2323,7 @@
               <w:rPr>
                 <w:sz w:val="22"/>
               </w:rPr>
-              <w:t>Tabela com 5 produtos, totais calculados, porcentagens, métricas (SOMA, MÁX, MIN, MÉD)</w:t>
+              <w:t>Workflow correto: 1) Preparar dados (cabeçalhos, 5 produtos), 2) Inserir fórmulas de total por produto (×), 3) Somar total geral (SOMA), 4) Calcular percentuais de cada produto, 5) Criar tabela de métricas (MÁXIMO, MÍNIMO, MÉDIA), 6) Formatar tudo profissionalmente (cores, fontes, bordas). Esta sequência garante que dados são primeiro calculados, depois apresentados.</w:t>
             </w:r>
           </w:p>
           <w:p>
@@ -2344,7 +2344,7 @@
               <w:rPr>
                 <w:sz w:val="22"/>
               </w:rPr>
-              <w:t>Qual sequência está CORRETA?</w:t>
+              <w:t>Qual é a sequência CORRETA de trabalho no Excel?</w:t>
             </w:r>
           </w:p>
           <w:p>
@@ -2371,7 +2371,7 @@
               <w:rPr>
                 <w:sz w:val="22"/>
               </w:rPr>
-              <w:t>a) Dados → Fórmulas → Formatação</w:t>
+              <w:t>a) Formatação → Dados → Fórmulas (estético primeiro - errado)</w:t>
             </w:r>
           </w:p>
           <w:p>
@@ -2383,7 +2383,7 @@
               <w:rPr>
                 <w:sz w:val="22"/>
               </w:rPr>
-              <w:t>b) Formatação → Dados → Fórmulas</w:t>
+              <w:t>b) Dados → Fórmulas → Formatação (correto)</w:t>
             </w:r>
           </w:p>
           <w:p>
@@ -2395,7 +2395,7 @@
               <w:rPr>
                 <w:sz w:val="22"/>
               </w:rPr>
-              <w:t>c) Fórmulas → Dados → Formatação</w:t>
+              <w:t>c) Fórmulas → Dados → Formatação (fórmulas antes de dados - errado)</w:t>
             </w:r>
           </w:p>
           <w:p>
@@ -2407,7 +2407,7 @@
               <w:rPr>
                 <w:sz w:val="22"/>
               </w:rPr>
-              <w:t>d) Cabeçalho → Dados → Tudo junto</w:t>
+              <w:t>d) Tudo ao mesmo tempo (confuso e propenso a erros)</w:t>
             </w:r>
           </w:p>
           <w:p>
@@ -2419,7 +2419,7 @@
               <w:rPr>
                 <w:sz w:val="22"/>
               </w:rPr>
-              <w:t>e) Não importa a ordem</w:t>
+              <w:t>e) Não importa a ordem (mito popular)</w:t>
             </w:r>
           </w:p>
         </w:tc>

--- a/MATERIAIS/GESTAO_E_CONTROLE_MATERIAIS/ANALISE_DADOS_APLICADA_GESTAO/ATIVIDADES/AVALIACAO-02-CONCEITOS-FUNDAMENTOS-EXCEL.docx
+++ b/MATERIAIS/GESTAO_E_CONTROLE_MATERIAIS/ANALISE_DADOS_APLICADA_GESTAO/ATIVIDADES/AVALIACAO-02-CONCEITOS-FUNDAMENTOS-EXCEL.docx
@@ -20,10 +20,10 @@
             <w:vAlign w:val="center"/>
             <w:shd w:fill="FFFFFF"/>
             <w:tcBorders>
-              <w:top w:val="single" w:sz="24" w:space="0" w:color="000000"/>
-              <w:left w:val="single" w:sz="24" w:space="0" w:color="000000"/>
-              <w:bottom w:val="single" w:sz="24" w:space="0" w:color="000000"/>
-              <w:right w:val="single" w:sz="24" w:space="0" w:color="000000"/>
+              <w:top w:val="single" w:sz="12" w:space="0" w:color="000000"/>
+              <w:left w:val="single" w:sz="12" w:space="0" w:color="000000"/>
+              <w:bottom w:val="single" w:sz="12" w:space="0" w:color="000000"/>
+              <w:right w:val="single" w:sz="12" w:space="0" w:color="000000"/>
             </w:tcBorders>
           </w:tcPr>
           <w:p>
@@ -60,10 +60,10 @@
             <w:vAlign w:val="center"/>
             <w:shd w:fill="FFFFFF"/>
             <w:tcBorders>
-              <w:top w:val="single" w:sz="24" w:space="0" w:color="000000"/>
-              <w:left w:val="single" w:sz="24" w:space="0" w:color="000000"/>
-              <w:bottom w:val="single" w:sz="24" w:space="0" w:color="000000"/>
-              <w:right w:val="single" w:sz="24" w:space="0" w:color="000000"/>
+              <w:top w:val="single" w:sz="12" w:space="0" w:color="000000"/>
+              <w:left w:val="single" w:sz="12" w:space="0" w:color="000000"/>
+              <w:bottom w:val="single" w:sz="12" w:space="0" w:color="000000"/>
+              <w:right w:val="single" w:sz="12" w:space="0" w:color="000000"/>
             </w:tcBorders>
           </w:tcPr>
           <w:p>
@@ -174,10 +174,10 @@
             <w:vAlign w:val="center"/>
             <w:shd w:fill="FFFFFF"/>
             <w:tcBorders>
-              <w:top w:val="single" w:sz="24" w:space="0" w:color="000000"/>
-              <w:left w:val="single" w:sz="24" w:space="0" w:color="000000"/>
-              <w:bottom w:val="single" w:sz="24" w:space="0" w:color="000000"/>
-              <w:right w:val="single" w:sz="24" w:space="0" w:color="000000"/>
+              <w:top w:val="single" w:sz="12" w:space="0" w:color="000000"/>
+              <w:left w:val="single" w:sz="12" w:space="0" w:color="000000"/>
+              <w:bottom w:val="single" w:sz="12" w:space="0" w:color="000000"/>
+              <w:right w:val="single" w:sz="12" w:space="0" w:color="000000"/>
             </w:tcBorders>
           </w:tcPr>
           <w:p>

--- a/MATERIAIS/GESTAO_E_CONTROLE_MATERIAIS/ANALISE_DADOS_APLICADA_GESTAO/ATIVIDADES/AVALIACAO-02-CONCEITOS-FUNDAMENTOS-EXCEL.docx
+++ b/MATERIAIS/GESTAO_E_CONTROLE_MATERIAIS/ANALISE_DADOS_APLICADA_GESTAO/ATIVIDADES/AVALIACAO-02-CONCEITOS-FUNDAMENTOS-EXCEL.docx
@@ -20,11 +20,17 @@
             <w:vAlign w:val="center"/>
             <w:shd w:fill="FFFFFF"/>
             <w:tcBorders>
-              <w:top w:val="single" w:sz="12" w:space="0" w:color="000000"/>
-              <w:left w:val="single" w:sz="12" w:space="0" w:color="000000"/>
-              <w:bottom w:val="single" w:sz="12" w:space="0" w:color="000000"/>
-              <w:right w:val="single" w:sz="12" w:space="0" w:color="000000"/>
+              <w:top w:val="single" w:sz="6" w:space="0" w:color="000000"/>
+              <w:left w:val="single" w:sz="6" w:space="0" w:color="000000"/>
+              <w:bottom w:val="single" w:sz="6" w:space="0" w:color="000000"/>
+              <w:right w:val="single" w:sz="6" w:space="0" w:color="000000"/>
             </w:tcBorders>
+            <w:tcMar>
+              <w:top w:w="0" w:type="dxa"/>
+              <w:left w:w="0" w:type="dxa"/>
+              <w:bottom w:w="0" w:type="dxa"/>
+              <w:right w:w="0" w:type="dxa"/>
+            </w:tcMar>
           </w:tcPr>
           <w:p>
             <w:r/>
@@ -60,11 +66,17 @@
             <w:vAlign w:val="center"/>
             <w:shd w:fill="FFFFFF"/>
             <w:tcBorders>
-              <w:top w:val="single" w:sz="12" w:space="0" w:color="000000"/>
-              <w:left w:val="single" w:sz="12" w:space="0" w:color="000000"/>
-              <w:bottom w:val="single" w:sz="12" w:space="0" w:color="000000"/>
-              <w:right w:val="single" w:sz="12" w:space="0" w:color="000000"/>
+              <w:top w:val="single" w:sz="6" w:space="0" w:color="000000"/>
+              <w:left w:val="single" w:sz="6" w:space="0" w:color="000000"/>
+              <w:bottom w:val="single" w:sz="6" w:space="0" w:color="000000"/>
+              <w:right w:val="single" w:sz="6" w:space="0" w:color="000000"/>
             </w:tcBorders>
+            <w:tcMar>
+              <w:top w:w="0" w:type="dxa"/>
+              <w:left w:w="0" w:type="dxa"/>
+              <w:bottom w:w="0" w:type="dxa"/>
+              <w:right w:w="0" w:type="dxa"/>
+            </w:tcMar>
           </w:tcPr>
           <w:p>
             <w:pPr>
@@ -174,11 +186,17 @@
             <w:vAlign w:val="center"/>
             <w:shd w:fill="FFFFFF"/>
             <w:tcBorders>
-              <w:top w:val="single" w:sz="12" w:space="0" w:color="000000"/>
-              <w:left w:val="single" w:sz="12" w:space="0" w:color="000000"/>
-              <w:bottom w:val="single" w:sz="12" w:space="0" w:color="000000"/>
-              <w:right w:val="single" w:sz="12" w:space="0" w:color="000000"/>
+              <w:top w:val="single" w:sz="6" w:space="0" w:color="000000"/>
+              <w:left w:val="single" w:sz="6" w:space="0" w:color="000000"/>
+              <w:bottom w:val="single" w:sz="6" w:space="0" w:color="000000"/>
+              <w:right w:val="single" w:sz="6" w:space="0" w:color="000000"/>
             </w:tcBorders>
+            <w:tcMar>
+              <w:top w:w="0" w:type="dxa"/>
+              <w:left w:w="0" w:type="dxa"/>
+              <w:bottom w:w="0" w:type="dxa"/>
+              <w:right w:w="0" w:type="dxa"/>
+            </w:tcMar>
           </w:tcPr>
           <w:p>
             <w:pPr>
@@ -222,6 +240,12 @@
           <w:tcPr>
             <w:tcW w:type="dxa" w:w="10080"/>
             <w:shd w:fill="FFFFFF"/>
+            <w:tcMar>
+              <w:top w:w="0" w:type="dxa"/>
+              <w:left w:w="0" w:type="dxa"/>
+              <w:bottom w:w="0" w:type="dxa"/>
+              <w:right w:w="0" w:type="dxa"/>
+            </w:tcMar>
           </w:tcPr>
           <w:p>
             <w:pPr>
@@ -408,6 +432,12 @@
           <w:tcPr>
             <w:tcW w:type="dxa" w:w="10080"/>
             <w:shd w:fill="FFFFFF"/>
+            <w:tcMar>
+              <w:top w:w="0" w:type="dxa"/>
+              <w:left w:w="0" w:type="dxa"/>
+              <w:bottom w:w="0" w:type="dxa"/>
+              <w:right w:w="0" w:type="dxa"/>
+            </w:tcMar>
           </w:tcPr>
           <w:p>
             <w:pPr>
@@ -594,6 +624,12 @@
           <w:tcPr>
             <w:tcW w:type="dxa" w:w="10080"/>
             <w:shd w:fill="FFFFFF"/>
+            <w:tcMar>
+              <w:top w:w="0" w:type="dxa"/>
+              <w:left w:w="0" w:type="dxa"/>
+              <w:bottom w:w="0" w:type="dxa"/>
+              <w:right w:w="0" w:type="dxa"/>
+            </w:tcMar>
           </w:tcPr>
           <w:p>
             <w:pPr>
@@ -780,6 +816,12 @@
           <w:tcPr>
             <w:tcW w:type="dxa" w:w="10080"/>
             <w:shd w:fill="FFFFFF"/>
+            <w:tcMar>
+              <w:top w:w="0" w:type="dxa"/>
+              <w:left w:w="0" w:type="dxa"/>
+              <w:bottom w:w="0" w:type="dxa"/>
+              <w:right w:w="0" w:type="dxa"/>
+            </w:tcMar>
           </w:tcPr>
           <w:p>
             <w:pPr>
@@ -966,6 +1008,12 @@
           <w:tcPr>
             <w:tcW w:type="dxa" w:w="10080"/>
             <w:shd w:fill="FFFFFF"/>
+            <w:tcMar>
+              <w:top w:w="0" w:type="dxa"/>
+              <w:left w:w="0" w:type="dxa"/>
+              <w:bottom w:w="0" w:type="dxa"/>
+              <w:right w:w="0" w:type="dxa"/>
+            </w:tcMar>
           </w:tcPr>
           <w:p>
             <w:pPr>
@@ -1152,6 +1200,12 @@
           <w:tcPr>
             <w:tcW w:type="dxa" w:w="10080"/>
             <w:shd w:fill="FFFFFF"/>
+            <w:tcMar>
+              <w:top w:w="0" w:type="dxa"/>
+              <w:left w:w="0" w:type="dxa"/>
+              <w:bottom w:w="0" w:type="dxa"/>
+              <w:right w:w="0" w:type="dxa"/>
+            </w:tcMar>
           </w:tcPr>
           <w:p>
             <w:pPr>
@@ -1338,6 +1392,12 @@
           <w:tcPr>
             <w:tcW w:type="dxa" w:w="10080"/>
             <w:shd w:fill="FFFFFF"/>
+            <w:tcMar>
+              <w:top w:w="0" w:type="dxa"/>
+              <w:left w:w="0" w:type="dxa"/>
+              <w:bottom w:w="0" w:type="dxa"/>
+              <w:right w:w="0" w:type="dxa"/>
+            </w:tcMar>
           </w:tcPr>
           <w:p>
             <w:pPr>
@@ -1524,6 +1584,12 @@
           <w:tcPr>
             <w:tcW w:type="dxa" w:w="10080"/>
             <w:shd w:fill="FFFFFF"/>
+            <w:tcMar>
+              <w:top w:w="0" w:type="dxa"/>
+              <w:left w:w="0" w:type="dxa"/>
+              <w:bottom w:w="0" w:type="dxa"/>
+              <w:right w:w="0" w:type="dxa"/>
+            </w:tcMar>
           </w:tcPr>
           <w:p>
             <w:pPr>
@@ -1710,6 +1776,12 @@
           <w:tcPr>
             <w:tcW w:type="dxa" w:w="10080"/>
             <w:shd w:fill="FFFFFF"/>
+            <w:tcMar>
+              <w:top w:w="0" w:type="dxa"/>
+              <w:left w:w="0" w:type="dxa"/>
+              <w:bottom w:w="0" w:type="dxa"/>
+              <w:right w:w="0" w:type="dxa"/>
+            </w:tcMar>
           </w:tcPr>
           <w:p>
             <w:pPr>
@@ -1896,6 +1968,12 @@
           <w:tcPr>
             <w:tcW w:type="dxa" w:w="10080"/>
             <w:shd w:fill="FFFFFF"/>
+            <w:tcMar>
+              <w:top w:w="0" w:type="dxa"/>
+              <w:left w:w="0" w:type="dxa"/>
+              <w:bottom w:w="0" w:type="dxa"/>
+              <w:right w:w="0" w:type="dxa"/>
+            </w:tcMar>
           </w:tcPr>
           <w:p>
             <w:pPr>
@@ -2082,6 +2160,12 @@
           <w:tcPr>
             <w:tcW w:type="dxa" w:w="10080"/>
             <w:shd w:fill="FFFFFF"/>
+            <w:tcMar>
+              <w:top w:w="0" w:type="dxa"/>
+              <w:left w:w="0" w:type="dxa"/>
+              <w:bottom w:w="0" w:type="dxa"/>
+              <w:right w:w="0" w:type="dxa"/>
+            </w:tcMar>
           </w:tcPr>
           <w:p>
             <w:pPr>
@@ -2268,6 +2352,12 @@
           <w:tcPr>
             <w:tcW w:type="dxa" w:w="10080"/>
             <w:shd w:fill="FFFFFF"/>
+            <w:tcMar>
+              <w:top w:w="0" w:type="dxa"/>
+              <w:left w:w="0" w:type="dxa"/>
+              <w:bottom w:w="0" w:type="dxa"/>
+              <w:right w:w="0" w:type="dxa"/>
+            </w:tcMar>
           </w:tcPr>
           <w:p>
             <w:pPr>

--- a/MATERIAIS/GESTAO_E_CONTROLE_MATERIAIS/ANALISE_DADOS_APLICADA_GESTAO/ATIVIDADES/AVALIACAO-02-CONCEITOS-FUNDAMENTOS-EXCEL.docx
+++ b/MATERIAIS/GESTAO_E_CONTROLE_MATERIAIS/ANALISE_DADOS_APLICADA_GESTAO/ATIVIDADES/AVALIACAO-02-CONCEITOS-FUNDAMENTOS-EXCEL.docx
@@ -20,10 +20,10 @@
             <w:vAlign w:val="center"/>
             <w:shd w:fill="FFFFFF"/>
             <w:tcBorders>
-              <w:top w:val="single" w:sz="6" w:space="0" w:color="000000"/>
-              <w:left w:val="single" w:sz="6" w:space="0" w:color="000000"/>
-              <w:bottom w:val="single" w:sz="6" w:space="0" w:color="000000"/>
-              <w:right w:val="single" w:sz="6" w:space="0" w:color="000000"/>
+              <w:top w:val="single" w:sz="3" w:space="0" w:color="000000"/>
+              <w:left w:val="single" w:sz="3" w:space="0" w:color="000000"/>
+              <w:bottom w:val="single" w:sz="3" w:space="0" w:color="000000"/>
+              <w:right w:val="single" w:sz="3" w:space="0" w:color="000000"/>
             </w:tcBorders>
             <w:tcMar>
               <w:top w:w="0" w:type="dxa"/>
@@ -66,10 +66,10 @@
             <w:vAlign w:val="center"/>
             <w:shd w:fill="FFFFFF"/>
             <w:tcBorders>
-              <w:top w:val="single" w:sz="6" w:space="0" w:color="000000"/>
-              <w:left w:val="single" w:sz="6" w:space="0" w:color="000000"/>
-              <w:bottom w:val="single" w:sz="6" w:space="0" w:color="000000"/>
-              <w:right w:val="single" w:sz="6" w:space="0" w:color="000000"/>
+              <w:top w:val="single" w:sz="3" w:space="0" w:color="000000"/>
+              <w:left w:val="single" w:sz="3" w:space="0" w:color="000000"/>
+              <w:bottom w:val="single" w:sz="3" w:space="0" w:color="000000"/>
+              <w:right w:val="single" w:sz="3" w:space="0" w:color="000000"/>
             </w:tcBorders>
             <w:tcMar>
               <w:top w:w="0" w:type="dxa"/>
@@ -186,10 +186,10 @@
             <w:vAlign w:val="center"/>
             <w:shd w:fill="FFFFFF"/>
             <w:tcBorders>
-              <w:top w:val="single" w:sz="6" w:space="0" w:color="000000"/>
-              <w:left w:val="single" w:sz="6" w:space="0" w:color="000000"/>
-              <w:bottom w:val="single" w:sz="6" w:space="0" w:color="000000"/>
-              <w:right w:val="single" w:sz="6" w:space="0" w:color="000000"/>
+              <w:top w:val="single" w:sz="3" w:space="0" w:color="000000"/>
+              <w:left w:val="single" w:sz="3" w:space="0" w:color="000000"/>
+              <w:bottom w:val="single" w:sz="3" w:space="0" w:color="000000"/>
+              <w:right w:val="single" w:sz="3" w:space="0" w:color="000000"/>
             </w:tcBorders>
             <w:tcMar>
               <w:top w:w="0" w:type="dxa"/>

--- a/MATERIAIS/GESTAO_E_CONTROLE_MATERIAIS/ANALISE_DADOS_APLICADA_GESTAO/ATIVIDADES/AVALIACAO-02-CONCEITOS-FUNDAMENTOS-EXCEL.docx
+++ b/MATERIAIS/GESTAO_E_CONTROLE_MATERIAIS/ANALISE_DADOS_APLICADA_GESTAO/ATIVIDADES/AVALIACAO-02-CONCEITOS-FUNDAMENTOS-EXCEL.docx
@@ -223,12 +223,12 @@
         <w:tblLook w:firstColumn="1" w:firstRow="1" w:lastColumn="0" w:lastRow="0" w:noHBand="0" w:noVBand="1" w:val="04A0"/>
         <w:cantSplit/>
         <w:tblBorders>
-          <w:top w:val="single" w:sz="24" w:space="0" w:color="000000"/>
-          <w:left w:val="single" w:sz="24" w:space="0" w:color="000000"/>
-          <w:bottom w:val="single" w:sz="24" w:space="0" w:color="000000"/>
-          <w:right w:val="single" w:sz="24" w:space="0" w:color="000000"/>
-          <w:insideH w:val="single" w:sz="24" w:space="0" w:color="000000"/>
-          <w:insideV w:val="single" w:sz="24" w:space="0" w:color="000000"/>
+          <w:top w:val="single" w:sz="3" w:space="0" w:color="000000"/>
+          <w:left w:val="single" w:sz="3" w:space="0" w:color="000000"/>
+          <w:bottom w:val="single" w:sz="3" w:space="0" w:color="000000"/>
+          <w:right w:val="single" w:sz="3" w:space="0" w:color="000000"/>
+          <w:insideH w:val="single" w:sz="3" w:space="0" w:color="000000"/>
+          <w:insideV w:val="single" w:sz="3" w:space="0" w:color="000000"/>
         </w:tblBorders>
         <w:cantSplit w:val="1"/>
       </w:tblPr>
@@ -415,12 +415,12 @@
         <w:tblLook w:firstColumn="1" w:firstRow="1" w:lastColumn="0" w:lastRow="0" w:noHBand="0" w:noVBand="1" w:val="04A0"/>
         <w:cantSplit/>
         <w:tblBorders>
-          <w:top w:val="single" w:sz="24" w:space="0" w:color="000000"/>
-          <w:left w:val="single" w:sz="24" w:space="0" w:color="000000"/>
-          <w:bottom w:val="single" w:sz="24" w:space="0" w:color="000000"/>
-          <w:right w:val="single" w:sz="24" w:space="0" w:color="000000"/>
-          <w:insideH w:val="single" w:sz="24" w:space="0" w:color="000000"/>
-          <w:insideV w:val="single" w:sz="24" w:space="0" w:color="000000"/>
+          <w:top w:val="single" w:sz="3" w:space="0" w:color="000000"/>
+          <w:left w:val="single" w:sz="3" w:space="0" w:color="000000"/>
+          <w:bottom w:val="single" w:sz="3" w:space="0" w:color="000000"/>
+          <w:right w:val="single" w:sz="3" w:space="0" w:color="000000"/>
+          <w:insideH w:val="single" w:sz="3" w:space="0" w:color="000000"/>
+          <w:insideV w:val="single" w:sz="3" w:space="0" w:color="000000"/>
         </w:tblBorders>
         <w:cantSplit w:val="1"/>
       </w:tblPr>
@@ -607,12 +607,12 @@
         <w:tblLook w:firstColumn="1" w:firstRow="1" w:lastColumn="0" w:lastRow="0" w:noHBand="0" w:noVBand="1" w:val="04A0"/>
         <w:cantSplit/>
         <w:tblBorders>
-          <w:top w:val="single" w:sz="24" w:space="0" w:color="000000"/>
-          <w:left w:val="single" w:sz="24" w:space="0" w:color="000000"/>
-          <w:bottom w:val="single" w:sz="24" w:space="0" w:color="000000"/>
-          <w:right w:val="single" w:sz="24" w:space="0" w:color="000000"/>
-          <w:insideH w:val="single" w:sz="24" w:space="0" w:color="000000"/>
-          <w:insideV w:val="single" w:sz="24" w:space="0" w:color="000000"/>
+          <w:top w:val="single" w:sz="3" w:space="0" w:color="000000"/>
+          <w:left w:val="single" w:sz="3" w:space="0" w:color="000000"/>
+          <w:bottom w:val="single" w:sz="3" w:space="0" w:color="000000"/>
+          <w:right w:val="single" w:sz="3" w:space="0" w:color="000000"/>
+          <w:insideH w:val="single" w:sz="3" w:space="0" w:color="000000"/>
+          <w:insideV w:val="single" w:sz="3" w:space="0" w:color="000000"/>
         </w:tblBorders>
         <w:cantSplit w:val="1"/>
       </w:tblPr>
@@ -799,12 +799,12 @@
         <w:tblLook w:firstColumn="1" w:firstRow="1" w:lastColumn="0" w:lastRow="0" w:noHBand="0" w:noVBand="1" w:val="04A0"/>
         <w:cantSplit/>
         <w:tblBorders>
-          <w:top w:val="single" w:sz="24" w:space="0" w:color="000000"/>
-          <w:left w:val="single" w:sz="24" w:space="0" w:color="000000"/>
-          <w:bottom w:val="single" w:sz="24" w:space="0" w:color="000000"/>
-          <w:right w:val="single" w:sz="24" w:space="0" w:color="000000"/>
-          <w:insideH w:val="single" w:sz="24" w:space="0" w:color="000000"/>
-          <w:insideV w:val="single" w:sz="24" w:space="0" w:color="000000"/>
+          <w:top w:val="single" w:sz="3" w:space="0" w:color="000000"/>
+          <w:left w:val="single" w:sz="3" w:space="0" w:color="000000"/>
+          <w:bottom w:val="single" w:sz="3" w:space="0" w:color="000000"/>
+          <w:right w:val="single" w:sz="3" w:space="0" w:color="000000"/>
+          <w:insideH w:val="single" w:sz="3" w:space="0" w:color="000000"/>
+          <w:insideV w:val="single" w:sz="3" w:space="0" w:color="000000"/>
         </w:tblBorders>
         <w:cantSplit w:val="1"/>
       </w:tblPr>
@@ -991,12 +991,12 @@
         <w:tblLook w:firstColumn="1" w:firstRow="1" w:lastColumn="0" w:lastRow="0" w:noHBand="0" w:noVBand="1" w:val="04A0"/>
         <w:cantSplit/>
         <w:tblBorders>
-          <w:top w:val="single" w:sz="24" w:space="0" w:color="000000"/>
-          <w:left w:val="single" w:sz="24" w:space="0" w:color="000000"/>
-          <w:bottom w:val="single" w:sz="24" w:space="0" w:color="000000"/>
-          <w:right w:val="single" w:sz="24" w:space="0" w:color="000000"/>
-          <w:insideH w:val="single" w:sz="24" w:space="0" w:color="000000"/>
-          <w:insideV w:val="single" w:sz="24" w:space="0" w:color="000000"/>
+          <w:top w:val="single" w:sz="3" w:space="0" w:color="000000"/>
+          <w:left w:val="single" w:sz="3" w:space="0" w:color="000000"/>
+          <w:bottom w:val="single" w:sz="3" w:space="0" w:color="000000"/>
+          <w:right w:val="single" w:sz="3" w:space="0" w:color="000000"/>
+          <w:insideH w:val="single" w:sz="3" w:space="0" w:color="000000"/>
+          <w:insideV w:val="single" w:sz="3" w:space="0" w:color="000000"/>
         </w:tblBorders>
         <w:cantSplit w:val="1"/>
       </w:tblPr>
@@ -1183,12 +1183,12 @@
         <w:tblLook w:firstColumn="1" w:firstRow="1" w:lastColumn="0" w:lastRow="0" w:noHBand="0" w:noVBand="1" w:val="04A0"/>
         <w:cantSplit/>
         <w:tblBorders>
-          <w:top w:val="single" w:sz="24" w:space="0" w:color="000000"/>
-          <w:left w:val="single" w:sz="24" w:space="0" w:color="000000"/>
-          <w:bottom w:val="single" w:sz="24" w:space="0" w:color="000000"/>
-          <w:right w:val="single" w:sz="24" w:space="0" w:color="000000"/>
-          <w:insideH w:val="single" w:sz="24" w:space="0" w:color="000000"/>
-          <w:insideV w:val="single" w:sz="24" w:space="0" w:color="000000"/>
+          <w:top w:val="single" w:sz="3" w:space="0" w:color="000000"/>
+          <w:left w:val="single" w:sz="3" w:space="0" w:color="000000"/>
+          <w:bottom w:val="single" w:sz="3" w:space="0" w:color="000000"/>
+          <w:right w:val="single" w:sz="3" w:space="0" w:color="000000"/>
+          <w:insideH w:val="single" w:sz="3" w:space="0" w:color="000000"/>
+          <w:insideV w:val="single" w:sz="3" w:space="0" w:color="000000"/>
         </w:tblBorders>
         <w:cantSplit w:val="1"/>
       </w:tblPr>
@@ -1375,12 +1375,12 @@
         <w:tblLook w:firstColumn="1" w:firstRow="1" w:lastColumn="0" w:lastRow="0" w:noHBand="0" w:noVBand="1" w:val="04A0"/>
         <w:cantSplit/>
         <w:tblBorders>
-          <w:top w:val="single" w:sz="24" w:space="0" w:color="000000"/>
-          <w:left w:val="single" w:sz="24" w:space="0" w:color="000000"/>
-          <w:bottom w:val="single" w:sz="24" w:space="0" w:color="000000"/>
-          <w:right w:val="single" w:sz="24" w:space="0" w:color="000000"/>
-          <w:insideH w:val="single" w:sz="24" w:space="0" w:color="000000"/>
-          <w:insideV w:val="single" w:sz="24" w:space="0" w:color="000000"/>
+          <w:top w:val="single" w:sz="3" w:space="0" w:color="000000"/>
+          <w:left w:val="single" w:sz="3" w:space="0" w:color="000000"/>
+          <w:bottom w:val="single" w:sz="3" w:space="0" w:color="000000"/>
+          <w:right w:val="single" w:sz="3" w:space="0" w:color="000000"/>
+          <w:insideH w:val="single" w:sz="3" w:space="0" w:color="000000"/>
+          <w:insideV w:val="single" w:sz="3" w:space="0" w:color="000000"/>
         </w:tblBorders>
         <w:cantSplit w:val="1"/>
       </w:tblPr>
@@ -1567,12 +1567,12 @@
         <w:tblLook w:firstColumn="1" w:firstRow="1" w:lastColumn="0" w:lastRow="0" w:noHBand="0" w:noVBand="1" w:val="04A0"/>
         <w:cantSplit/>
         <w:tblBorders>
-          <w:top w:val="single" w:sz="24" w:space="0" w:color="000000"/>
-          <w:left w:val="single" w:sz="24" w:space="0" w:color="000000"/>
-          <w:bottom w:val="single" w:sz="24" w:space="0" w:color="000000"/>
-          <w:right w:val="single" w:sz="24" w:space="0" w:color="000000"/>
-          <w:insideH w:val="single" w:sz="24" w:space="0" w:color="000000"/>
-          <w:insideV w:val="single" w:sz="24" w:space="0" w:color="000000"/>
+          <w:top w:val="single" w:sz="3" w:space="0" w:color="000000"/>
+          <w:left w:val="single" w:sz="3" w:space="0" w:color="000000"/>
+          <w:bottom w:val="single" w:sz="3" w:space="0" w:color="000000"/>
+          <w:right w:val="single" w:sz="3" w:space="0" w:color="000000"/>
+          <w:insideH w:val="single" w:sz="3" w:space="0" w:color="000000"/>
+          <w:insideV w:val="single" w:sz="3" w:space="0" w:color="000000"/>
         </w:tblBorders>
         <w:cantSplit w:val="1"/>
       </w:tblPr>
@@ -1759,12 +1759,12 @@
         <w:tblLook w:firstColumn="1" w:firstRow="1" w:lastColumn="0" w:lastRow="0" w:noHBand="0" w:noVBand="1" w:val="04A0"/>
         <w:cantSplit/>
         <w:tblBorders>
-          <w:top w:val="single" w:sz="24" w:space="0" w:color="000000"/>
-          <w:left w:val="single" w:sz="24" w:space="0" w:color="000000"/>
-          <w:bottom w:val="single" w:sz="24" w:space="0" w:color="000000"/>
-          <w:right w:val="single" w:sz="24" w:space="0" w:color="000000"/>
-          <w:insideH w:val="single" w:sz="24" w:space="0" w:color="000000"/>
-          <w:insideV w:val="single" w:sz="24" w:space="0" w:color="000000"/>
+          <w:top w:val="single" w:sz="3" w:space="0" w:color="000000"/>
+          <w:left w:val="single" w:sz="3" w:space="0" w:color="000000"/>
+          <w:bottom w:val="single" w:sz="3" w:space="0" w:color="000000"/>
+          <w:right w:val="single" w:sz="3" w:space="0" w:color="000000"/>
+          <w:insideH w:val="single" w:sz="3" w:space="0" w:color="000000"/>
+          <w:insideV w:val="single" w:sz="3" w:space="0" w:color="000000"/>
         </w:tblBorders>
         <w:cantSplit w:val="1"/>
       </w:tblPr>
@@ -1951,12 +1951,12 @@
         <w:tblLook w:firstColumn="1" w:firstRow="1" w:lastColumn="0" w:lastRow="0" w:noHBand="0" w:noVBand="1" w:val="04A0"/>
         <w:cantSplit/>
         <w:tblBorders>
-          <w:top w:val="single" w:sz="24" w:space="0" w:color="000000"/>
-          <w:left w:val="single" w:sz="24" w:space="0" w:color="000000"/>
-          <w:bottom w:val="single" w:sz="24" w:space="0" w:color="000000"/>
-          <w:right w:val="single" w:sz="24" w:space="0" w:color="000000"/>
-          <w:insideH w:val="single" w:sz="24" w:space="0" w:color="000000"/>
-          <w:insideV w:val="single" w:sz="24" w:space="0" w:color="000000"/>
+          <w:top w:val="single" w:sz="3" w:space="0" w:color="000000"/>
+          <w:left w:val="single" w:sz="3" w:space="0" w:color="000000"/>
+          <w:bottom w:val="single" w:sz="3" w:space="0" w:color="000000"/>
+          <w:right w:val="single" w:sz="3" w:space="0" w:color="000000"/>
+          <w:insideH w:val="single" w:sz="3" w:space="0" w:color="000000"/>
+          <w:insideV w:val="single" w:sz="3" w:space="0" w:color="000000"/>
         </w:tblBorders>
         <w:cantSplit w:val="1"/>
       </w:tblPr>
@@ -2143,12 +2143,12 @@
         <w:tblLook w:firstColumn="1" w:firstRow="1" w:lastColumn="0" w:lastRow="0" w:noHBand="0" w:noVBand="1" w:val="04A0"/>
         <w:cantSplit/>
         <w:tblBorders>
-          <w:top w:val="single" w:sz="24" w:space="0" w:color="000000"/>
-          <w:left w:val="single" w:sz="24" w:space="0" w:color="000000"/>
-          <w:bottom w:val="single" w:sz="24" w:space="0" w:color="000000"/>
-          <w:right w:val="single" w:sz="24" w:space="0" w:color="000000"/>
-          <w:insideH w:val="single" w:sz="24" w:space="0" w:color="000000"/>
-          <w:insideV w:val="single" w:sz="24" w:space="0" w:color="000000"/>
+          <w:top w:val="single" w:sz="3" w:space="0" w:color="000000"/>
+          <w:left w:val="single" w:sz="3" w:space="0" w:color="000000"/>
+          <w:bottom w:val="single" w:sz="3" w:space="0" w:color="000000"/>
+          <w:right w:val="single" w:sz="3" w:space="0" w:color="000000"/>
+          <w:insideH w:val="single" w:sz="3" w:space="0" w:color="000000"/>
+          <w:insideV w:val="single" w:sz="3" w:space="0" w:color="000000"/>
         </w:tblBorders>
         <w:cantSplit w:val="1"/>
       </w:tblPr>
@@ -2335,12 +2335,12 @@
         <w:tblLook w:firstColumn="1" w:firstRow="1" w:lastColumn="0" w:lastRow="0" w:noHBand="0" w:noVBand="1" w:val="04A0"/>
         <w:cantSplit/>
         <w:tblBorders>
-          <w:top w:val="single" w:sz="24" w:space="0" w:color="000000"/>
-          <w:left w:val="single" w:sz="24" w:space="0" w:color="000000"/>
-          <w:bottom w:val="single" w:sz="24" w:space="0" w:color="000000"/>
-          <w:right w:val="single" w:sz="24" w:space="0" w:color="000000"/>
-          <w:insideH w:val="single" w:sz="24" w:space="0" w:color="000000"/>
-          <w:insideV w:val="single" w:sz="24" w:space="0" w:color="000000"/>
+          <w:top w:val="single" w:sz="3" w:space="0" w:color="000000"/>
+          <w:left w:val="single" w:sz="3" w:space="0" w:color="000000"/>
+          <w:bottom w:val="single" w:sz="3" w:space="0" w:color="000000"/>
+          <w:right w:val="single" w:sz="3" w:space="0" w:color="000000"/>
+          <w:insideH w:val="single" w:sz="3" w:space="0" w:color="000000"/>
+          <w:insideV w:val="single" w:sz="3" w:space="0" w:color="000000"/>
         </w:tblBorders>
         <w:cantSplit w:val="1"/>
       </w:tblPr>

--- a/MATERIAIS/GESTAO_E_CONTROLE_MATERIAIS/ANALISE_DADOS_APLICADA_GESTAO/ATIVIDADES/AVALIACAO-02-CONCEITOS-FUNDAMENTOS-EXCEL.docx
+++ b/MATERIAIS/GESTAO_E_CONTROLE_MATERIAIS/ANALISE_DADOS_APLICADA_GESTAO/ATIVIDADES/AVALIACAO-02-CONCEITOS-FUNDAMENTOS-EXCEL.docx
@@ -227,8 +227,6 @@
           <w:left w:val="single" w:sz="3" w:space="0" w:color="000000"/>
           <w:bottom w:val="single" w:sz="3" w:space="0" w:color="000000"/>
           <w:right w:val="single" w:sz="3" w:space="0" w:color="000000"/>
-          <w:insideH w:val="single" w:sz="3" w:space="0" w:color="000000"/>
-          <w:insideV w:val="single" w:sz="3" w:space="0" w:color="000000"/>
         </w:tblBorders>
         <w:cantSplit w:val="1"/>
       </w:tblPr>
@@ -419,8 +417,6 @@
           <w:left w:val="single" w:sz="3" w:space="0" w:color="000000"/>
           <w:bottom w:val="single" w:sz="3" w:space="0" w:color="000000"/>
           <w:right w:val="single" w:sz="3" w:space="0" w:color="000000"/>
-          <w:insideH w:val="single" w:sz="3" w:space="0" w:color="000000"/>
-          <w:insideV w:val="single" w:sz="3" w:space="0" w:color="000000"/>
         </w:tblBorders>
         <w:cantSplit w:val="1"/>
       </w:tblPr>
@@ -611,8 +607,6 @@
           <w:left w:val="single" w:sz="3" w:space="0" w:color="000000"/>
           <w:bottom w:val="single" w:sz="3" w:space="0" w:color="000000"/>
           <w:right w:val="single" w:sz="3" w:space="0" w:color="000000"/>
-          <w:insideH w:val="single" w:sz="3" w:space="0" w:color="000000"/>
-          <w:insideV w:val="single" w:sz="3" w:space="0" w:color="000000"/>
         </w:tblBorders>
         <w:cantSplit w:val="1"/>
       </w:tblPr>
@@ -803,8 +797,6 @@
           <w:left w:val="single" w:sz="3" w:space="0" w:color="000000"/>
           <w:bottom w:val="single" w:sz="3" w:space="0" w:color="000000"/>
           <w:right w:val="single" w:sz="3" w:space="0" w:color="000000"/>
-          <w:insideH w:val="single" w:sz="3" w:space="0" w:color="000000"/>
-          <w:insideV w:val="single" w:sz="3" w:space="0" w:color="000000"/>
         </w:tblBorders>
         <w:cantSplit w:val="1"/>
       </w:tblPr>
@@ -995,8 +987,6 @@
           <w:left w:val="single" w:sz="3" w:space="0" w:color="000000"/>
           <w:bottom w:val="single" w:sz="3" w:space="0" w:color="000000"/>
           <w:right w:val="single" w:sz="3" w:space="0" w:color="000000"/>
-          <w:insideH w:val="single" w:sz="3" w:space="0" w:color="000000"/>
-          <w:insideV w:val="single" w:sz="3" w:space="0" w:color="000000"/>
         </w:tblBorders>
         <w:cantSplit w:val="1"/>
       </w:tblPr>
@@ -1187,8 +1177,6 @@
           <w:left w:val="single" w:sz="3" w:space="0" w:color="000000"/>
           <w:bottom w:val="single" w:sz="3" w:space="0" w:color="000000"/>
           <w:right w:val="single" w:sz="3" w:space="0" w:color="000000"/>
-          <w:insideH w:val="single" w:sz="3" w:space="0" w:color="000000"/>
-          <w:insideV w:val="single" w:sz="3" w:space="0" w:color="000000"/>
         </w:tblBorders>
         <w:cantSplit w:val="1"/>
       </w:tblPr>
@@ -1379,8 +1367,6 @@
           <w:left w:val="single" w:sz="3" w:space="0" w:color="000000"/>
           <w:bottom w:val="single" w:sz="3" w:space="0" w:color="000000"/>
           <w:right w:val="single" w:sz="3" w:space="0" w:color="000000"/>
-          <w:insideH w:val="single" w:sz="3" w:space="0" w:color="000000"/>
-          <w:insideV w:val="single" w:sz="3" w:space="0" w:color="000000"/>
         </w:tblBorders>
         <w:cantSplit w:val="1"/>
       </w:tblPr>
@@ -1571,8 +1557,6 @@
           <w:left w:val="single" w:sz="3" w:space="0" w:color="000000"/>
           <w:bottom w:val="single" w:sz="3" w:space="0" w:color="000000"/>
           <w:right w:val="single" w:sz="3" w:space="0" w:color="000000"/>
-          <w:insideH w:val="single" w:sz="3" w:space="0" w:color="000000"/>
-          <w:insideV w:val="single" w:sz="3" w:space="0" w:color="000000"/>
         </w:tblBorders>
         <w:cantSplit w:val="1"/>
       </w:tblPr>
@@ -1763,8 +1747,6 @@
           <w:left w:val="single" w:sz="3" w:space="0" w:color="000000"/>
           <w:bottom w:val="single" w:sz="3" w:space="0" w:color="000000"/>
           <w:right w:val="single" w:sz="3" w:space="0" w:color="000000"/>
-          <w:insideH w:val="single" w:sz="3" w:space="0" w:color="000000"/>
-          <w:insideV w:val="single" w:sz="3" w:space="0" w:color="000000"/>
         </w:tblBorders>
         <w:cantSplit w:val="1"/>
       </w:tblPr>
@@ -1955,8 +1937,6 @@
           <w:left w:val="single" w:sz="3" w:space="0" w:color="000000"/>
           <w:bottom w:val="single" w:sz="3" w:space="0" w:color="000000"/>
           <w:right w:val="single" w:sz="3" w:space="0" w:color="000000"/>
-          <w:insideH w:val="single" w:sz="3" w:space="0" w:color="000000"/>
-          <w:insideV w:val="single" w:sz="3" w:space="0" w:color="000000"/>
         </w:tblBorders>
         <w:cantSplit w:val="1"/>
       </w:tblPr>
@@ -2147,8 +2127,6 @@
           <w:left w:val="single" w:sz="3" w:space="0" w:color="000000"/>
           <w:bottom w:val="single" w:sz="3" w:space="0" w:color="000000"/>
           <w:right w:val="single" w:sz="3" w:space="0" w:color="000000"/>
-          <w:insideH w:val="single" w:sz="3" w:space="0" w:color="000000"/>
-          <w:insideV w:val="single" w:sz="3" w:space="0" w:color="000000"/>
         </w:tblBorders>
         <w:cantSplit w:val="1"/>
       </w:tblPr>
@@ -2339,8 +2317,6 @@
           <w:left w:val="single" w:sz="3" w:space="0" w:color="000000"/>
           <w:bottom w:val="single" w:sz="3" w:space="0" w:color="000000"/>
           <w:right w:val="single" w:sz="3" w:space="0" w:color="000000"/>
-          <w:insideH w:val="single" w:sz="3" w:space="0" w:color="000000"/>
-          <w:insideV w:val="single" w:sz="3" w:space="0" w:color="000000"/>
         </w:tblBorders>
         <w:cantSplit w:val="1"/>
       </w:tblPr>

--- a/MATERIAIS/GESTAO_E_CONTROLE_MATERIAIS/ANALISE_DADOS_APLICADA_GESTAO/ATIVIDADES/AVALIACAO-02-CONCEITOS-FUNDAMENTOS-EXCEL.docx
+++ b/MATERIAIS/GESTAO_E_CONTROLE_MATERIAIS/ANALISE_DADOS_APLICADA_GESTAO/ATIVIDADES/AVALIACAO-02-CONCEITOS-FUNDAMENTOS-EXCEL.docx
@@ -222,13 +222,14 @@
         <w:tblLayout w:type="fixed"/>
         <w:tblLook w:firstColumn="1" w:firstRow="1" w:lastColumn="0" w:lastRow="0" w:noHBand="0" w:noVBand="1" w:val="04A0"/>
         <w:cantSplit/>
+        <w:cantSplit w:val="1"/>
         <w:tblBorders>
           <w:top w:val="single" w:sz="3" w:space="0" w:color="000000"/>
           <w:left w:val="single" w:sz="3" w:space="0" w:color="000000"/>
           <w:bottom w:val="single" w:sz="3" w:space="0" w:color="000000"/>
           <w:right w:val="single" w:sz="3" w:space="0" w:color="000000"/>
+          <w:insideH w:val="single" w:sz="3" w:space="0" w:color="000000"/>
         </w:tblBorders>
-        <w:cantSplit w:val="1"/>
       </w:tblPr>
       <w:tblGrid>
         <w:gridCol w:w="10080"/>
@@ -412,13 +413,14 @@
         <w:tblLayout w:type="fixed"/>
         <w:tblLook w:firstColumn="1" w:firstRow="1" w:lastColumn="0" w:lastRow="0" w:noHBand="0" w:noVBand="1" w:val="04A0"/>
         <w:cantSplit/>
+        <w:cantSplit w:val="1"/>
         <w:tblBorders>
           <w:top w:val="single" w:sz="3" w:space="0" w:color="000000"/>
           <w:left w:val="single" w:sz="3" w:space="0" w:color="000000"/>
           <w:bottom w:val="single" w:sz="3" w:space="0" w:color="000000"/>
           <w:right w:val="single" w:sz="3" w:space="0" w:color="000000"/>
+          <w:insideH w:val="single" w:sz="3" w:space="0" w:color="000000"/>
         </w:tblBorders>
-        <w:cantSplit w:val="1"/>
       </w:tblPr>
       <w:tblGrid>
         <w:gridCol w:w="10080"/>
@@ -602,13 +604,14 @@
         <w:tblLayout w:type="fixed"/>
         <w:tblLook w:firstColumn="1" w:firstRow="1" w:lastColumn="0" w:lastRow="0" w:noHBand="0" w:noVBand="1" w:val="04A0"/>
         <w:cantSplit/>
+        <w:cantSplit w:val="1"/>
         <w:tblBorders>
           <w:top w:val="single" w:sz="3" w:space="0" w:color="000000"/>
           <w:left w:val="single" w:sz="3" w:space="0" w:color="000000"/>
           <w:bottom w:val="single" w:sz="3" w:space="0" w:color="000000"/>
           <w:right w:val="single" w:sz="3" w:space="0" w:color="000000"/>
+          <w:insideH w:val="single" w:sz="3" w:space="0" w:color="000000"/>
         </w:tblBorders>
-        <w:cantSplit w:val="1"/>
       </w:tblPr>
       <w:tblGrid>
         <w:gridCol w:w="10080"/>
@@ -792,13 +795,14 @@
         <w:tblLayout w:type="fixed"/>
         <w:tblLook w:firstColumn="1" w:firstRow="1" w:lastColumn="0" w:lastRow="0" w:noHBand="0" w:noVBand="1" w:val="04A0"/>
         <w:cantSplit/>
+        <w:cantSplit w:val="1"/>
         <w:tblBorders>
           <w:top w:val="single" w:sz="3" w:space="0" w:color="000000"/>
           <w:left w:val="single" w:sz="3" w:space="0" w:color="000000"/>
           <w:bottom w:val="single" w:sz="3" w:space="0" w:color="000000"/>
           <w:right w:val="single" w:sz="3" w:space="0" w:color="000000"/>
+          <w:insideH w:val="single" w:sz="3" w:space="0" w:color="000000"/>
         </w:tblBorders>
-        <w:cantSplit w:val="1"/>
       </w:tblPr>
       <w:tblGrid>
         <w:gridCol w:w="10080"/>
@@ -982,13 +986,14 @@
         <w:tblLayout w:type="fixed"/>
         <w:tblLook w:firstColumn="1" w:firstRow="1" w:lastColumn="0" w:lastRow="0" w:noHBand="0" w:noVBand="1" w:val="04A0"/>
         <w:cantSplit/>
+        <w:cantSplit w:val="1"/>
         <w:tblBorders>
           <w:top w:val="single" w:sz="3" w:space="0" w:color="000000"/>
           <w:left w:val="single" w:sz="3" w:space="0" w:color="000000"/>
           <w:bottom w:val="single" w:sz="3" w:space="0" w:color="000000"/>
           <w:right w:val="single" w:sz="3" w:space="0" w:color="000000"/>
+          <w:insideH w:val="single" w:sz="3" w:space="0" w:color="000000"/>
         </w:tblBorders>
-        <w:cantSplit w:val="1"/>
       </w:tblPr>
       <w:tblGrid>
         <w:gridCol w:w="10080"/>
@@ -1172,13 +1177,14 @@
         <w:tblLayout w:type="fixed"/>
         <w:tblLook w:firstColumn="1" w:firstRow="1" w:lastColumn="0" w:lastRow="0" w:noHBand="0" w:noVBand="1" w:val="04A0"/>
         <w:cantSplit/>
+        <w:cantSplit w:val="1"/>
         <w:tblBorders>
           <w:top w:val="single" w:sz="3" w:space="0" w:color="000000"/>
           <w:left w:val="single" w:sz="3" w:space="0" w:color="000000"/>
           <w:bottom w:val="single" w:sz="3" w:space="0" w:color="000000"/>
           <w:right w:val="single" w:sz="3" w:space="0" w:color="000000"/>
+          <w:insideH w:val="single" w:sz="3" w:space="0" w:color="000000"/>
         </w:tblBorders>
-        <w:cantSplit w:val="1"/>
       </w:tblPr>
       <w:tblGrid>
         <w:gridCol w:w="10080"/>
@@ -1362,13 +1368,14 @@
         <w:tblLayout w:type="fixed"/>
         <w:tblLook w:firstColumn="1" w:firstRow="1" w:lastColumn="0" w:lastRow="0" w:noHBand="0" w:noVBand="1" w:val="04A0"/>
         <w:cantSplit/>
+        <w:cantSplit w:val="1"/>
         <w:tblBorders>
           <w:top w:val="single" w:sz="3" w:space="0" w:color="000000"/>
           <w:left w:val="single" w:sz="3" w:space="0" w:color="000000"/>
           <w:bottom w:val="single" w:sz="3" w:space="0" w:color="000000"/>
           <w:right w:val="single" w:sz="3" w:space="0" w:color="000000"/>
+          <w:insideH w:val="single" w:sz="3" w:space="0" w:color="000000"/>
         </w:tblBorders>
-        <w:cantSplit w:val="1"/>
       </w:tblPr>
       <w:tblGrid>
         <w:gridCol w:w="10080"/>
@@ -1552,13 +1559,14 @@
         <w:tblLayout w:type="fixed"/>
         <w:tblLook w:firstColumn="1" w:firstRow="1" w:lastColumn="0" w:lastRow="0" w:noHBand="0" w:noVBand="1" w:val="04A0"/>
         <w:cantSplit/>
+        <w:cantSplit w:val="1"/>
         <w:tblBorders>
           <w:top w:val="single" w:sz="3" w:space="0" w:color="000000"/>
           <w:left w:val="single" w:sz="3" w:space="0" w:color="000000"/>
           <w:bottom w:val="single" w:sz="3" w:space="0" w:color="000000"/>
           <w:right w:val="single" w:sz="3" w:space="0" w:color="000000"/>
+          <w:insideH w:val="single" w:sz="3" w:space="0" w:color="000000"/>
         </w:tblBorders>
-        <w:cantSplit w:val="1"/>
       </w:tblPr>
       <w:tblGrid>
         <w:gridCol w:w="10080"/>
@@ -1742,13 +1750,14 @@
         <w:tblLayout w:type="fixed"/>
         <w:tblLook w:firstColumn="1" w:firstRow="1" w:lastColumn="0" w:lastRow="0" w:noHBand="0" w:noVBand="1" w:val="04A0"/>
         <w:cantSplit/>
+        <w:cantSplit w:val="1"/>
         <w:tblBorders>
           <w:top w:val="single" w:sz="3" w:space="0" w:color="000000"/>
           <w:left w:val="single" w:sz="3" w:space="0" w:color="000000"/>
           <w:bottom w:val="single" w:sz="3" w:space="0" w:color="000000"/>
           <w:right w:val="single" w:sz="3" w:space="0" w:color="000000"/>
+          <w:insideH w:val="single" w:sz="3" w:space="0" w:color="000000"/>
         </w:tblBorders>
-        <w:cantSplit w:val="1"/>
       </w:tblPr>
       <w:tblGrid>
         <w:gridCol w:w="10080"/>
@@ -1932,13 +1941,14 @@
         <w:tblLayout w:type="fixed"/>
         <w:tblLook w:firstColumn="1" w:firstRow="1" w:lastColumn="0" w:lastRow="0" w:noHBand="0" w:noVBand="1" w:val="04A0"/>
         <w:cantSplit/>
+        <w:cantSplit w:val="1"/>
         <w:tblBorders>
           <w:top w:val="single" w:sz="3" w:space="0" w:color="000000"/>
           <w:left w:val="single" w:sz="3" w:space="0" w:color="000000"/>
           <w:bottom w:val="single" w:sz="3" w:space="0" w:color="000000"/>
           <w:right w:val="single" w:sz="3" w:space="0" w:color="000000"/>
+          <w:insideH w:val="single" w:sz="3" w:space="0" w:color="000000"/>
         </w:tblBorders>
-        <w:cantSplit w:val="1"/>
       </w:tblPr>
       <w:tblGrid>
         <w:gridCol w:w="10080"/>
@@ -2122,13 +2132,14 @@
         <w:tblLayout w:type="fixed"/>
         <w:tblLook w:firstColumn="1" w:firstRow="1" w:lastColumn="0" w:lastRow="0" w:noHBand="0" w:noVBand="1" w:val="04A0"/>
         <w:cantSplit/>
+        <w:cantSplit w:val="1"/>
         <w:tblBorders>
           <w:top w:val="single" w:sz="3" w:space="0" w:color="000000"/>
           <w:left w:val="single" w:sz="3" w:space="0" w:color="000000"/>
           <w:bottom w:val="single" w:sz="3" w:space="0" w:color="000000"/>
           <w:right w:val="single" w:sz="3" w:space="0" w:color="000000"/>
+          <w:insideH w:val="single" w:sz="3" w:space="0" w:color="000000"/>
         </w:tblBorders>
-        <w:cantSplit w:val="1"/>
       </w:tblPr>
       <w:tblGrid>
         <w:gridCol w:w="10080"/>
@@ -2312,13 +2323,14 @@
         <w:tblLayout w:type="fixed"/>
         <w:tblLook w:firstColumn="1" w:firstRow="1" w:lastColumn="0" w:lastRow="0" w:noHBand="0" w:noVBand="1" w:val="04A0"/>
         <w:cantSplit/>
+        <w:cantSplit w:val="1"/>
         <w:tblBorders>
           <w:top w:val="single" w:sz="3" w:space="0" w:color="000000"/>
           <w:left w:val="single" w:sz="3" w:space="0" w:color="000000"/>
           <w:bottom w:val="single" w:sz="3" w:space="0" w:color="000000"/>
           <w:right w:val="single" w:sz="3" w:space="0" w:color="000000"/>
+          <w:insideH w:val="single" w:sz="3" w:space="0" w:color="000000"/>
         </w:tblBorders>
-        <w:cantSplit w:val="1"/>
       </w:tblPr>
       <w:tblGrid>
         <w:gridCol w:w="10080"/>

--- a/MATERIAIS/GESTAO_E_CONTROLE_MATERIAIS/ANALISE_DADOS_APLICADA_GESTAO/ATIVIDADES/AVALIACAO-02-CONCEITOS-FUNDAMENTOS-EXCEL.docx
+++ b/MATERIAIS/GESTAO_E_CONTROLE_MATERIAIS/ANALISE_DADOS_APLICADA_GESTAO/ATIVIDADES/AVALIACAO-02-CONCEITOS-FUNDAMENTOS-EXCEL.docx
@@ -7,6 +7,12 @@
         <w:tblW w:type="auto" w:w="0"/>
         <w:tblLayout w:type="fixed"/>
         <w:tblLook w:firstColumn="1" w:firstRow="1" w:lastColumn="0" w:lastRow="0" w:noHBand="0" w:noVBand="1" w:val="04A0"/>
+        <w:tblBorders>
+          <w:top w:val="single" w:sz="3" w:space="0" w:color="000000"/>
+          <w:left w:val="single" w:sz="3" w:space="0" w:color="000000"/>
+          <w:bottom w:val="single" w:sz="3" w:space="0" w:color="000000"/>
+          <w:right w:val="single" w:sz="3" w:space="0" w:color="000000"/>
+        </w:tblBorders>
       </w:tblPr>
       <w:tblGrid>
         <w:gridCol w:w="3360"/>
@@ -228,7 +234,6 @@
           <w:left w:val="single" w:sz="3" w:space="0" w:color="000000"/>
           <w:bottom w:val="single" w:sz="3" w:space="0" w:color="000000"/>
           <w:right w:val="single" w:sz="3" w:space="0" w:color="000000"/>
-          <w:insideH w:val="single" w:sz="3" w:space="0" w:color="000000"/>
         </w:tblBorders>
       </w:tblPr>
       <w:tblGrid>
@@ -419,7 +424,6 @@
           <w:left w:val="single" w:sz="3" w:space="0" w:color="000000"/>
           <w:bottom w:val="single" w:sz="3" w:space="0" w:color="000000"/>
           <w:right w:val="single" w:sz="3" w:space="0" w:color="000000"/>
-          <w:insideH w:val="single" w:sz="3" w:space="0" w:color="000000"/>
         </w:tblBorders>
       </w:tblPr>
       <w:tblGrid>
@@ -610,7 +614,6 @@
           <w:left w:val="single" w:sz="3" w:space="0" w:color="000000"/>
           <w:bottom w:val="single" w:sz="3" w:space="0" w:color="000000"/>
           <w:right w:val="single" w:sz="3" w:space="0" w:color="000000"/>
-          <w:insideH w:val="single" w:sz="3" w:space="0" w:color="000000"/>
         </w:tblBorders>
       </w:tblPr>
       <w:tblGrid>
@@ -801,7 +804,6 @@
           <w:left w:val="single" w:sz="3" w:space="0" w:color="000000"/>
           <w:bottom w:val="single" w:sz="3" w:space="0" w:color="000000"/>
           <w:right w:val="single" w:sz="3" w:space="0" w:color="000000"/>
-          <w:insideH w:val="single" w:sz="3" w:space="0" w:color="000000"/>
         </w:tblBorders>
       </w:tblPr>
       <w:tblGrid>
@@ -992,7 +994,6 @@
           <w:left w:val="single" w:sz="3" w:space="0" w:color="000000"/>
           <w:bottom w:val="single" w:sz="3" w:space="0" w:color="000000"/>
           <w:right w:val="single" w:sz="3" w:space="0" w:color="000000"/>
-          <w:insideH w:val="single" w:sz="3" w:space="0" w:color="000000"/>
         </w:tblBorders>
       </w:tblPr>
       <w:tblGrid>
@@ -1183,7 +1184,6 @@
           <w:left w:val="single" w:sz="3" w:space="0" w:color="000000"/>
           <w:bottom w:val="single" w:sz="3" w:space="0" w:color="000000"/>
           <w:right w:val="single" w:sz="3" w:space="0" w:color="000000"/>
-          <w:insideH w:val="single" w:sz="3" w:space="0" w:color="000000"/>
         </w:tblBorders>
       </w:tblPr>
       <w:tblGrid>
@@ -1374,7 +1374,6 @@
           <w:left w:val="single" w:sz="3" w:space="0" w:color="000000"/>
           <w:bottom w:val="single" w:sz="3" w:space="0" w:color="000000"/>
           <w:right w:val="single" w:sz="3" w:space="0" w:color="000000"/>
-          <w:insideH w:val="single" w:sz="3" w:space="0" w:color="000000"/>
         </w:tblBorders>
       </w:tblPr>
       <w:tblGrid>
@@ -1565,7 +1564,6 @@
           <w:left w:val="single" w:sz="3" w:space="0" w:color="000000"/>
           <w:bottom w:val="single" w:sz="3" w:space="0" w:color="000000"/>
           <w:right w:val="single" w:sz="3" w:space="0" w:color="000000"/>
-          <w:insideH w:val="single" w:sz="3" w:space="0" w:color="000000"/>
         </w:tblBorders>
       </w:tblPr>
       <w:tblGrid>
@@ -1756,7 +1754,6 @@
           <w:left w:val="single" w:sz="3" w:space="0" w:color="000000"/>
           <w:bottom w:val="single" w:sz="3" w:space="0" w:color="000000"/>
           <w:right w:val="single" w:sz="3" w:space="0" w:color="000000"/>
-          <w:insideH w:val="single" w:sz="3" w:space="0" w:color="000000"/>
         </w:tblBorders>
       </w:tblPr>
       <w:tblGrid>
@@ -1947,7 +1944,6 @@
           <w:left w:val="single" w:sz="3" w:space="0" w:color="000000"/>
           <w:bottom w:val="single" w:sz="3" w:space="0" w:color="000000"/>
           <w:right w:val="single" w:sz="3" w:space="0" w:color="000000"/>
-          <w:insideH w:val="single" w:sz="3" w:space="0" w:color="000000"/>
         </w:tblBorders>
       </w:tblPr>
       <w:tblGrid>
@@ -2138,7 +2134,6 @@
           <w:left w:val="single" w:sz="3" w:space="0" w:color="000000"/>
           <w:bottom w:val="single" w:sz="3" w:space="0" w:color="000000"/>
           <w:right w:val="single" w:sz="3" w:space="0" w:color="000000"/>
-          <w:insideH w:val="single" w:sz="3" w:space="0" w:color="000000"/>
         </w:tblBorders>
       </w:tblPr>
       <w:tblGrid>
@@ -2329,7 +2324,6 @@
           <w:left w:val="single" w:sz="3" w:space="0" w:color="000000"/>
           <w:bottom w:val="single" w:sz="3" w:space="0" w:color="000000"/>
           <w:right w:val="single" w:sz="3" w:space="0" w:color="000000"/>
-          <w:insideH w:val="single" w:sz="3" w:space="0" w:color="000000"/>
         </w:tblBorders>
       </w:tblPr>
       <w:tblGrid>

--- a/MATERIAIS/GESTAO_E_CONTROLE_MATERIAIS/ANALISE_DADOS_APLICADA_GESTAO/ATIVIDADES/AVALIACAO-02-CONCEITOS-FUNDAMENTOS-EXCEL.docx
+++ b/MATERIAIS/GESTAO_E_CONTROLE_MATERIAIS/ANALISE_DADOS_APLICADA_GESTAO/ATIVIDADES/AVALIACAO-02-CONCEITOS-FUNDAMENTOS-EXCEL.docx
@@ -234,6 +234,7 @@
           <w:left w:val="single" w:sz="3" w:space="0" w:color="000000"/>
           <w:bottom w:val="single" w:sz="3" w:space="0" w:color="000000"/>
           <w:right w:val="single" w:sz="3" w:space="0" w:color="000000"/>
+          <w:insideH w:val="single" w:sz="3" w:space="0" w:color="000000"/>
         </w:tblBorders>
       </w:tblPr>
       <w:tblGrid>
@@ -424,6 +425,7 @@
           <w:left w:val="single" w:sz="3" w:space="0" w:color="000000"/>
           <w:bottom w:val="single" w:sz="3" w:space="0" w:color="000000"/>
           <w:right w:val="single" w:sz="3" w:space="0" w:color="000000"/>
+          <w:insideH w:val="single" w:sz="3" w:space="0" w:color="000000"/>
         </w:tblBorders>
       </w:tblPr>
       <w:tblGrid>
@@ -614,6 +616,7 @@
           <w:left w:val="single" w:sz="3" w:space="0" w:color="000000"/>
           <w:bottom w:val="single" w:sz="3" w:space="0" w:color="000000"/>
           <w:right w:val="single" w:sz="3" w:space="0" w:color="000000"/>
+          <w:insideH w:val="single" w:sz="3" w:space="0" w:color="000000"/>
         </w:tblBorders>
       </w:tblPr>
       <w:tblGrid>
@@ -804,6 +807,7 @@
           <w:left w:val="single" w:sz="3" w:space="0" w:color="000000"/>
           <w:bottom w:val="single" w:sz="3" w:space="0" w:color="000000"/>
           <w:right w:val="single" w:sz="3" w:space="0" w:color="000000"/>
+          <w:insideH w:val="single" w:sz="3" w:space="0" w:color="000000"/>
         </w:tblBorders>
       </w:tblPr>
       <w:tblGrid>
@@ -994,6 +998,7 @@
           <w:left w:val="single" w:sz="3" w:space="0" w:color="000000"/>
           <w:bottom w:val="single" w:sz="3" w:space="0" w:color="000000"/>
           <w:right w:val="single" w:sz="3" w:space="0" w:color="000000"/>
+          <w:insideH w:val="single" w:sz="3" w:space="0" w:color="000000"/>
         </w:tblBorders>
       </w:tblPr>
       <w:tblGrid>
@@ -1184,6 +1189,7 @@
           <w:left w:val="single" w:sz="3" w:space="0" w:color="000000"/>
           <w:bottom w:val="single" w:sz="3" w:space="0" w:color="000000"/>
           <w:right w:val="single" w:sz="3" w:space="0" w:color="000000"/>
+          <w:insideH w:val="single" w:sz="3" w:space="0" w:color="000000"/>
         </w:tblBorders>
       </w:tblPr>
       <w:tblGrid>
@@ -1374,6 +1380,7 @@
           <w:left w:val="single" w:sz="3" w:space="0" w:color="000000"/>
           <w:bottom w:val="single" w:sz="3" w:space="0" w:color="000000"/>
           <w:right w:val="single" w:sz="3" w:space="0" w:color="000000"/>
+          <w:insideH w:val="single" w:sz="3" w:space="0" w:color="000000"/>
         </w:tblBorders>
       </w:tblPr>
       <w:tblGrid>
@@ -1564,6 +1571,7 @@
           <w:left w:val="single" w:sz="3" w:space="0" w:color="000000"/>
           <w:bottom w:val="single" w:sz="3" w:space="0" w:color="000000"/>
           <w:right w:val="single" w:sz="3" w:space="0" w:color="000000"/>
+          <w:insideH w:val="single" w:sz="3" w:space="0" w:color="000000"/>
         </w:tblBorders>
       </w:tblPr>
       <w:tblGrid>
@@ -1754,6 +1762,7 @@
           <w:left w:val="single" w:sz="3" w:space="0" w:color="000000"/>
           <w:bottom w:val="single" w:sz="3" w:space="0" w:color="000000"/>
           <w:right w:val="single" w:sz="3" w:space="0" w:color="000000"/>
+          <w:insideH w:val="single" w:sz="3" w:space="0" w:color="000000"/>
         </w:tblBorders>
       </w:tblPr>
       <w:tblGrid>
@@ -1944,6 +1953,7 @@
           <w:left w:val="single" w:sz="3" w:space="0" w:color="000000"/>
           <w:bottom w:val="single" w:sz="3" w:space="0" w:color="000000"/>
           <w:right w:val="single" w:sz="3" w:space="0" w:color="000000"/>
+          <w:insideH w:val="single" w:sz="3" w:space="0" w:color="000000"/>
         </w:tblBorders>
       </w:tblPr>
       <w:tblGrid>
@@ -2134,6 +2144,7 @@
           <w:left w:val="single" w:sz="3" w:space="0" w:color="000000"/>
           <w:bottom w:val="single" w:sz="3" w:space="0" w:color="000000"/>
           <w:right w:val="single" w:sz="3" w:space="0" w:color="000000"/>
+          <w:insideH w:val="single" w:sz="3" w:space="0" w:color="000000"/>
         </w:tblBorders>
       </w:tblPr>
       <w:tblGrid>
@@ -2324,6 +2335,7 @@
           <w:left w:val="single" w:sz="3" w:space="0" w:color="000000"/>
           <w:bottom w:val="single" w:sz="3" w:space="0" w:color="000000"/>
           <w:right w:val="single" w:sz="3" w:space="0" w:color="000000"/>
+          <w:insideH w:val="single" w:sz="3" w:space="0" w:color="000000"/>
         </w:tblBorders>
       </w:tblPr>
       <w:tblGrid>

--- a/MATERIAIS/GESTAO_E_CONTROLE_MATERIAIS/ANALISE_DADOS_APLICADA_GESTAO/ATIVIDADES/AVALIACAO-02-CONCEITOS-FUNDAMENTOS-EXCEL.docx
+++ b/MATERIAIS/GESTAO_E_CONTROLE_MATERIAIS/ANALISE_DADOS_APLICADA_GESTAO/ATIVIDADES/AVALIACAO-02-CONCEITOS-FUNDAMENTOS-EXCEL.docx
@@ -251,6 +251,9 @@
               <w:bottom w:w="0" w:type="dxa"/>
               <w:right w:w="0" w:type="dxa"/>
             </w:tcMar>
+            <w:tcBorders>
+              <w:bottom w:val="single" w:sz="3" w:space="0" w:color="000000"/>
+            </w:tcBorders>
           </w:tcPr>
           <w:p>
             <w:pPr>
@@ -442,6 +445,9 @@
               <w:bottom w:w="0" w:type="dxa"/>
               <w:right w:w="0" w:type="dxa"/>
             </w:tcMar>
+            <w:tcBorders>
+              <w:bottom w:val="single" w:sz="3" w:space="0" w:color="000000"/>
+            </w:tcBorders>
           </w:tcPr>
           <w:p>
             <w:pPr>
@@ -633,6 +639,9 @@
               <w:bottom w:w="0" w:type="dxa"/>
               <w:right w:w="0" w:type="dxa"/>
             </w:tcMar>
+            <w:tcBorders>
+              <w:bottom w:val="single" w:sz="3" w:space="0" w:color="000000"/>
+            </w:tcBorders>
           </w:tcPr>
           <w:p>
             <w:pPr>
@@ -824,6 +833,9 @@
               <w:bottom w:w="0" w:type="dxa"/>
               <w:right w:w="0" w:type="dxa"/>
             </w:tcMar>
+            <w:tcBorders>
+              <w:bottom w:val="single" w:sz="3" w:space="0" w:color="000000"/>
+            </w:tcBorders>
           </w:tcPr>
           <w:p>
             <w:pPr>
@@ -1015,6 +1027,9 @@
               <w:bottom w:w="0" w:type="dxa"/>
               <w:right w:w="0" w:type="dxa"/>
             </w:tcMar>
+            <w:tcBorders>
+              <w:bottom w:val="single" w:sz="3" w:space="0" w:color="000000"/>
+            </w:tcBorders>
           </w:tcPr>
           <w:p>
             <w:pPr>
@@ -1206,6 +1221,9 @@
               <w:bottom w:w="0" w:type="dxa"/>
               <w:right w:w="0" w:type="dxa"/>
             </w:tcMar>
+            <w:tcBorders>
+              <w:bottom w:val="single" w:sz="3" w:space="0" w:color="000000"/>
+            </w:tcBorders>
           </w:tcPr>
           <w:p>
             <w:pPr>
@@ -1397,6 +1415,9 @@
               <w:bottom w:w="0" w:type="dxa"/>
               <w:right w:w="0" w:type="dxa"/>
             </w:tcMar>
+            <w:tcBorders>
+              <w:bottom w:val="single" w:sz="3" w:space="0" w:color="000000"/>
+            </w:tcBorders>
           </w:tcPr>
           <w:p>
             <w:pPr>
@@ -1588,6 +1609,9 @@
               <w:bottom w:w="0" w:type="dxa"/>
               <w:right w:w="0" w:type="dxa"/>
             </w:tcMar>
+            <w:tcBorders>
+              <w:bottom w:val="single" w:sz="3" w:space="0" w:color="000000"/>
+            </w:tcBorders>
           </w:tcPr>
           <w:p>
             <w:pPr>
@@ -1779,6 +1803,9 @@
               <w:bottom w:w="0" w:type="dxa"/>
               <w:right w:w="0" w:type="dxa"/>
             </w:tcMar>
+            <w:tcBorders>
+              <w:bottom w:val="single" w:sz="3" w:space="0" w:color="000000"/>
+            </w:tcBorders>
           </w:tcPr>
           <w:p>
             <w:pPr>
@@ -1970,6 +1997,9 @@
               <w:bottom w:w="0" w:type="dxa"/>
               <w:right w:w="0" w:type="dxa"/>
             </w:tcMar>
+            <w:tcBorders>
+              <w:bottom w:val="single" w:sz="3" w:space="0" w:color="000000"/>
+            </w:tcBorders>
           </w:tcPr>
           <w:p>
             <w:pPr>
@@ -2161,6 +2191,9 @@
               <w:bottom w:w="0" w:type="dxa"/>
               <w:right w:w="0" w:type="dxa"/>
             </w:tcMar>
+            <w:tcBorders>
+              <w:bottom w:val="single" w:sz="3" w:space="0" w:color="000000"/>
+            </w:tcBorders>
           </w:tcPr>
           <w:p>
             <w:pPr>
@@ -2352,6 +2385,9 @@
               <w:bottom w:w="0" w:type="dxa"/>
               <w:right w:w="0" w:type="dxa"/>
             </w:tcMar>
+            <w:tcBorders>
+              <w:bottom w:val="single" w:sz="3" w:space="0" w:color="000000"/>
+            </w:tcBorders>
           </w:tcPr>
           <w:p>
             <w:pPr>
